--- a/docs/AURIX_TC3XX_UCB_Guide.docx
+++ b/docs/AURIX_TC3XX_UCB_Guide.docx
@@ -8704,6 +8704,9929 @@
           <w:szCs w:val="22"/>
         </w:rPr>
         <w:t xml:space="preserve">IsConfirmed = n 且 IsValid = n 的 BMHD 不影响芯片启动（被忽略）</w:t>
+      </w:r>
+    </w:p>
+    <w:p>
+      <w:pPr>
+        <w:spacing w:after="200" w:before="360"/>
+      </w:pPr>
+      <w:r>
+        <w:rPr>
+          <w:rFonts w:ascii="微软雅黑" w:cs="微软雅黑" w:eastAsia="微软雅黑" w:hAnsi="微软雅黑"/>
+          <w:b/>
+          <w:bCs/>
+          <w:color w:val="1F3864"/>
+          <w:sz w:val="36"/>
+          <w:szCs w:val="36"/>
+        </w:rPr>
+        <w:t xml:space="preserve">10. Memtool UCB 各 Tab 页配置项详解</w:t>
+      </w:r>
+    </w:p>
+    <w:p>
+      <w:pPr>
+        <w:spacing w:after="100" w:line="320"/>
+        <w:jc w:val="both"/>
+      </w:pPr>
+      <w:r>
+        <w:rPr>
+          <w:rFonts w:ascii="宋体" w:cs="宋体" w:eastAsia="宋体" w:hAnsi="宋体"/>
+          <w:sz w:val="22"/>
+          <w:szCs w:val="22"/>
+        </w:rPr>
+        <w:t xml:space="preserve">本章基于实际板卡 TC334（TC33x A step）通过 Memtool TC3 UCB Handler 读取到的真实配置数据，对每个 Tab 页的字段进行逐项详细解释。每个 UCB Tab 页通常分为左右两个区域：左侧 Current Status 显示当前芯片中读取到的实际值；右侧 New 配置面板用于设置即将写入的新值。</w:t>
+      </w:r>
+    </w:p>
+    <w:p>
+      <w:pPr>
+        <w:spacing w:after="160" w:before="280"/>
+      </w:pPr>
+      <w:r>
+        <w:rPr>
+          <w:rFonts w:ascii="微软雅黑" w:cs="微软雅黑" w:eastAsia="微软雅黑" w:hAnsi="微软雅黑"/>
+          <w:b/>
+          <w:bCs/>
+          <w:color w:val="2E74B5"/>
+          <w:sz w:val="28"/>
+          <w:szCs w:val="28"/>
+        </w:rPr>
+        <w:t xml:space="preserve">10.1 UCB_BMHD0 ~ UCB_BMHD3（Boot Mode Header 0-3）</w:t>
+      </w:r>
+    </w:p>
+    <w:p>
+      <w:pPr>
+        <w:spacing w:after="100" w:line="320"/>
+        <w:jc w:val="both"/>
+      </w:pPr>
+      <w:r>
+        <w:rPr>
+          <w:rFonts w:ascii="宋体" w:cs="宋体" w:eastAsia="宋体" w:hAnsi="宋体"/>
+          <w:sz w:val="22"/>
+          <w:szCs w:val="22"/>
+        </w:rPr>
+        <w:t xml:space="preserve">本板上 4 个 BMHD Tab 页显示的配置完全相同（统一默认配置）。下面以单个 BMHD 为例进行字段解析。</w:t>
+      </w:r>
+    </w:p>
+    <w:p>
+      <w:pPr>
+        <w:spacing w:after="120" w:before="200"/>
+      </w:pPr>
+      <w:r>
+        <w:rPr>
+          <w:rFonts w:ascii="微软雅黑" w:cs="微软雅黑" w:eastAsia="微软雅黑" w:hAnsi="微软雅黑"/>
+          <w:b/>
+          <w:bCs/>
+          <w:color w:val="2E74B5"/>
+          <w:sz w:val="24"/>
+          <w:szCs w:val="24"/>
+        </w:rPr>
+        <w:t xml:space="preserve">左侧 Current Status 字段解析</w:t>
+      </w:r>
+    </w:p>
+    <w:tbl>
+      <w:tblPr>
+        <w:tblW w:type="pct" w:w="100%"/>
+        <w:tblBorders>
+          <w:top w:val="single" w:color="8FAADC" w:sz="4"/>
+          <w:left w:val="single" w:color="8FAADC" w:sz="4"/>
+          <w:bottom w:val="single" w:color="8FAADC" w:sz="4"/>
+          <w:right w:val="single" w:color="8FAADC" w:sz="4"/>
+          <w:insideH w:val="single" w:color="8FAADC" w:sz="4"/>
+          <w:insideV w:val="single" w:color="8FAADC" w:sz="4"/>
+        </w:tblBorders>
+      </w:tblPr>
+      <w:tblGrid>
+        <w:gridCol w:w="100"/>
+        <w:gridCol w:w="100"/>
+        <w:gridCol w:w="100"/>
+      </w:tblGrid>
+      <w:tr>
+        <w:trPr>
+          <w:tblHeader/>
+        </w:trPr>
+        <w:tc>
+          <w:tcPr>
+            <w:tcW w:type="pct" w:w="22%"/>
+            <w:shd w:fill="1F3864" w:val="clear"/>
+          </w:tcPr>
+          <w:p>
+            <w:pPr>
+              <w:jc w:val="center"/>
+            </w:pPr>
+            <w:r>
+              <w:rPr>
+                <w:rFonts w:ascii="微软雅黑" w:cs="微软雅黑" w:eastAsia="微软雅黑" w:hAnsi="微软雅黑"/>
+                <w:b/>
+                <w:bCs/>
+                <w:color w:val="FFFFFF"/>
+                <w:sz w:val="22"/>
+                <w:szCs w:val="22"/>
+              </w:rPr>
+              <w:t xml:space="preserve">字段</w:t>
+            </w:r>
+          </w:p>
+        </w:tc>
+        <w:tc>
+          <w:tcPr>
+            <w:tcW w:type="pct" w:w="22%"/>
+            <w:shd w:fill="1F3864" w:val="clear"/>
+          </w:tcPr>
+          <w:p>
+            <w:pPr>
+              <w:jc w:val="center"/>
+            </w:pPr>
+            <w:r>
+              <w:rPr>
+                <w:rFonts w:ascii="微软雅黑" w:cs="微软雅黑" w:eastAsia="微软雅黑" w:hAnsi="微软雅黑"/>
+                <w:b/>
+                <w:bCs/>
+                <w:color w:val="FFFFFF"/>
+                <w:sz w:val="22"/>
+                <w:szCs w:val="22"/>
+              </w:rPr>
+              <w:t xml:space="preserve">当前值</w:t>
+            </w:r>
+          </w:p>
+        </w:tc>
+        <w:tc>
+          <w:tcPr>
+            <w:tcW w:type="pct" w:w="56%"/>
+            <w:shd w:fill="1F3864" w:val="clear"/>
+          </w:tcPr>
+          <w:p>
+            <w:pPr>
+              <w:jc w:val="center"/>
+            </w:pPr>
+            <w:r>
+              <w:rPr>
+                <w:rFonts w:ascii="微软雅黑" w:cs="微软雅黑" w:eastAsia="微软雅黑" w:hAnsi="微软雅黑"/>
+                <w:b/>
+                <w:bCs/>
+                <w:color w:val="FFFFFF"/>
+                <w:sz w:val="22"/>
+                <w:szCs w:val="22"/>
+              </w:rPr>
+              <w:t xml:space="preserve">含义</w:t>
+            </w:r>
+          </w:p>
+        </w:tc>
+      </w:tr>
+      <w:tr>
+        <w:tc>
+          <w:tcPr>
+            <w:tcW w:type="pct" w:w="22%"/>
+          </w:tcPr>
+          <w:p>
+            <w:pPr>
+              <w:jc w:val="center"/>
+            </w:pPr>
+            <w:r>
+              <w:rPr>
+                <w:rFonts w:ascii="Consolas" w:cs="Consolas" w:eastAsia="Consolas" w:hAnsi="Consolas"/>
+                <w:b w:val="false"/>
+                <w:bCs w:val="false"/>
+                <w:sz w:val="20"/>
+                <w:szCs w:val="20"/>
+              </w:rPr>
+              <w:t xml:space="preserve">DMU_HF_CONFIRM0</w:t>
+            </w:r>
+          </w:p>
+        </w:tc>
+        <w:tc>
+          <w:tcPr>
+            <w:tcW w:type="pct" w:w="22%"/>
+          </w:tcPr>
+          <w:p>
+            <w:pPr>
+              <w:jc w:val="center"/>
+            </w:pPr>
+            <w:r>
+              <w:rPr>
+                <w:rFonts w:ascii="Consolas" w:cs="Consolas" w:eastAsia="Consolas" w:hAnsi="Consolas"/>
+                <w:b w:val="false"/>
+                <w:bCs w:val="false"/>
+                <w:sz w:val="20"/>
+                <w:szCs w:val="20"/>
+              </w:rPr>
+              <w:t xml:space="preserve">0x8200AA55</w:t>
+            </w:r>
+          </w:p>
+        </w:tc>
+        <w:tc>
+          <w:tcPr>
+            <w:tcW w:type="pct" w:w="56%"/>
+          </w:tcPr>
+          <w:p>
+            <w:pPr>
+              <w:jc w:val="left"/>
+            </w:pPr>
+            <w:r>
+              <w:rPr>
+                <w:rFonts w:ascii="宋体" w:cs="宋体" w:eastAsia="宋体" w:hAnsi="宋体"/>
+                <w:b w:val="false"/>
+                <w:bCs w:val="false"/>
+                <w:sz w:val="20"/>
+                <w:szCs w:val="20"/>
+              </w:rPr>
+              <w:t xml:space="preserve">DMU 确认寄存器值，表示 BMHD 已编程（注意：这不是 UCB sector 的 CONFIRMATION code，而是 DMU 硬件寄存器的确认状态）</w:t>
+            </w:r>
+          </w:p>
+        </w:tc>
+      </w:tr>
+      <w:tr>
+        <w:tc>
+          <w:tcPr>
+            <w:tcW w:type="pct" w:w="22%"/>
+            <w:shd w:fill="F2F6FC" w:val="clear"/>
+          </w:tcPr>
+          <w:p>
+            <w:pPr>
+              <w:jc w:val="center"/>
+            </w:pPr>
+            <w:r>
+              <w:rPr>
+                <w:rFonts w:ascii="Consolas" w:cs="Consolas" w:eastAsia="Consolas" w:hAnsi="Consolas"/>
+                <w:b w:val="false"/>
+                <w:bCs w:val="false"/>
+                <w:sz w:val="20"/>
+                <w:szCs w:val="20"/>
+              </w:rPr>
+              <w:t xml:space="preserve">BMI.PINDIS</w:t>
+            </w:r>
+          </w:p>
+        </w:tc>
+        <w:tc>
+          <w:tcPr>
+            <w:tcW w:type="pct" w:w="22%"/>
+            <w:shd w:fill="F2F6FC" w:val="clear"/>
+          </w:tcPr>
+          <w:p>
+            <w:pPr>
+              <w:jc w:val="center"/>
+            </w:pPr>
+            <w:r>
+              <w:rPr>
+                <w:rFonts w:ascii="Consolas" w:cs="Consolas" w:eastAsia="Consolas" w:hAnsi="Consolas"/>
+                <w:b w:val="false"/>
+                <w:bCs w:val="false"/>
+                <w:sz w:val="20"/>
+                <w:szCs w:val="20"/>
+              </w:rPr>
+              <w:t xml:space="preserve">0</w:t>
+            </w:r>
+          </w:p>
+        </w:tc>
+        <w:tc>
+          <w:tcPr>
+            <w:tcW w:type="pct" w:w="56%"/>
+            <w:shd w:fill="F2F6FC" w:val="clear"/>
+          </w:tcPr>
+          <w:p>
+            <w:pPr>
+              <w:jc w:val="left"/>
+            </w:pPr>
+            <w:r>
+              <w:rPr>
+                <w:rFonts w:ascii="宋体" w:cs="宋体" w:eastAsia="宋体" w:hAnsi="宋体"/>
+                <w:b w:val="false"/>
+                <w:bCs w:val="false"/>
+                <w:sz w:val="20"/>
+                <w:szCs w:val="20"/>
+              </w:rPr>
+              <w:t xml:space="preserve">Pin Disable = 0：允许通过外部引脚选择启动模式</w:t>
+            </w:r>
+          </w:p>
+        </w:tc>
+      </w:tr>
+      <w:tr>
+        <w:tc>
+          <w:tcPr>
+            <w:tcW w:type="pct" w:w="22%"/>
+          </w:tcPr>
+          <w:p>
+            <w:pPr>
+              <w:jc w:val="center"/>
+            </w:pPr>
+            <w:r>
+              <w:rPr>
+                <w:rFonts w:ascii="Consolas" w:cs="Consolas" w:eastAsia="Consolas" w:hAnsi="Consolas"/>
+                <w:b w:val="false"/>
+                <w:bCs w:val="false"/>
+                <w:sz w:val="20"/>
+                <w:szCs w:val="20"/>
+              </w:rPr>
+              <w:t xml:space="preserve">BMI.HWCFG</w:t>
+            </w:r>
+          </w:p>
+        </w:tc>
+        <w:tc>
+          <w:tcPr>
+            <w:tcW w:type="pct" w:w="22%"/>
+          </w:tcPr>
+          <w:p>
+            <w:pPr>
+              <w:jc w:val="center"/>
+            </w:pPr>
+            <w:r>
+              <w:rPr>
+                <w:rFonts w:ascii="Consolas" w:cs="Consolas" w:eastAsia="Consolas" w:hAnsi="Consolas"/>
+                <w:b w:val="false"/>
+                <w:bCs w:val="false"/>
+                <w:sz w:val="20"/>
+                <w:szCs w:val="20"/>
+              </w:rPr>
+              <w:t xml:space="preserve">7</w:t>
+            </w:r>
+          </w:p>
+        </w:tc>
+        <w:tc>
+          <w:tcPr>
+            <w:tcW w:type="pct" w:w="56%"/>
+          </w:tcPr>
+          <w:p>
+            <w:pPr>
+              <w:jc w:val="left"/>
+            </w:pPr>
+            <w:r>
+              <w:rPr>
+                <w:rFonts w:ascii="宋体" w:cs="宋体" w:eastAsia="宋体" w:hAnsi="宋体"/>
+                <w:b w:val="false"/>
+                <w:bCs w:val="false"/>
+                <w:sz w:val="20"/>
+                <w:szCs w:val="20"/>
+              </w:rPr>
+              <w:t xml:space="preserve">硬件配置值 = 7：Internal start from Flash（从内部 Flash 启动）</w:t>
+            </w:r>
+          </w:p>
+        </w:tc>
+      </w:tr>
+      <w:tr>
+        <w:tc>
+          <w:tcPr>
+            <w:tcW w:type="pct" w:w="22%"/>
+            <w:shd w:fill="F2F6FC" w:val="clear"/>
+          </w:tcPr>
+          <w:p>
+            <w:pPr>
+              <w:jc w:val="center"/>
+            </w:pPr>
+            <w:r>
+              <w:rPr>
+                <w:rFonts w:ascii="Consolas" w:cs="Consolas" w:eastAsia="Consolas" w:hAnsi="Consolas"/>
+                <w:b w:val="false"/>
+                <w:bCs w:val="false"/>
+                <w:sz w:val="20"/>
+                <w:szCs w:val="20"/>
+              </w:rPr>
+              <w:t xml:space="preserve">BMI.LSENA0</w:t>
+            </w:r>
+          </w:p>
+        </w:tc>
+        <w:tc>
+          <w:tcPr>
+            <w:tcW w:type="pct" w:w="22%"/>
+            <w:shd w:fill="F2F6FC" w:val="clear"/>
+          </w:tcPr>
+          <w:p>
+            <w:pPr>
+              <w:jc w:val="center"/>
+            </w:pPr>
+            <w:r>
+              <w:rPr>
+                <w:rFonts w:ascii="Consolas" w:cs="Consolas" w:eastAsia="Consolas" w:hAnsi="Consolas"/>
+                <w:b w:val="false"/>
+                <w:bCs w:val="false"/>
+                <w:sz w:val="20"/>
+                <w:szCs w:val="20"/>
+              </w:rPr>
+              <w:t xml:space="preserve">1</w:t>
+            </w:r>
+          </w:p>
+        </w:tc>
+        <w:tc>
+          <w:tcPr>
+            <w:tcW w:type="pct" w:w="56%"/>
+            <w:shd w:fill="F2F6FC" w:val="clear"/>
+          </w:tcPr>
+          <w:p>
+            <w:pPr>
+              <w:jc w:val="left"/>
+            </w:pPr>
+            <w:r>
+              <w:rPr>
+                <w:rFonts w:ascii="宋体" w:cs="宋体" w:eastAsia="宋体" w:hAnsi="宋体"/>
+                <w:b w:val="false"/>
+                <w:bCs w:val="false"/>
+                <w:sz w:val="20"/>
+                <w:szCs w:val="20"/>
+              </w:rPr>
+              <w:t xml:space="preserve">Lockstep Enable 0 = 1：CPU0 锁步监控已使能</w:t>
+            </w:r>
+          </w:p>
+        </w:tc>
+      </w:tr>
+      <w:tr>
+        <w:tc>
+          <w:tcPr>
+            <w:tcW w:type="pct" w:w="22%"/>
+          </w:tcPr>
+          <w:p>
+            <w:pPr>
+              <w:jc w:val="center"/>
+            </w:pPr>
+            <w:r>
+              <w:rPr>
+                <w:rFonts w:ascii="Consolas" w:cs="Consolas" w:eastAsia="Consolas" w:hAnsi="Consolas"/>
+                <w:b w:val="false"/>
+                <w:bCs w:val="false"/>
+                <w:sz w:val="20"/>
+                <w:szCs w:val="20"/>
+              </w:rPr>
+              <w:t xml:space="preserve">BMI.LBISTENA</w:t>
+            </w:r>
+          </w:p>
+        </w:tc>
+        <w:tc>
+          <w:tcPr>
+            <w:tcW w:type="pct" w:w="22%"/>
+          </w:tcPr>
+          <w:p>
+            <w:pPr>
+              <w:jc w:val="center"/>
+            </w:pPr>
+            <w:r>
+              <w:rPr>
+                <w:rFonts w:ascii="Consolas" w:cs="Consolas" w:eastAsia="Consolas" w:hAnsi="Consolas"/>
+                <w:b w:val="false"/>
+                <w:bCs w:val="false"/>
+                <w:sz w:val="20"/>
+                <w:szCs w:val="20"/>
+              </w:rPr>
+              <w:t xml:space="preserve">0</w:t>
+            </w:r>
+          </w:p>
+        </w:tc>
+        <w:tc>
+          <w:tcPr>
+            <w:tcW w:type="pct" w:w="56%"/>
+          </w:tcPr>
+          <w:p>
+            <w:pPr>
+              <w:jc w:val="left"/>
+            </w:pPr>
+            <w:r>
+              <w:rPr>
+                <w:rFonts w:ascii="宋体" w:cs="宋体" w:eastAsia="宋体" w:hAnsi="宋体"/>
+                <w:b w:val="false"/>
+                <w:bCs w:val="false"/>
+                <w:sz w:val="20"/>
+                <w:szCs w:val="20"/>
+              </w:rPr>
+              <w:t xml:space="preserve">LBIST Enable = 0：逻辑内建自测试未使能</w:t>
+            </w:r>
+          </w:p>
+        </w:tc>
+      </w:tr>
+      <w:tr>
+        <w:tc>
+          <w:tcPr>
+            <w:tcW w:type="pct" w:w="22%"/>
+            <w:shd w:fill="F2F6FC" w:val="clear"/>
+          </w:tcPr>
+          <w:p>
+            <w:pPr>
+              <w:jc w:val="center"/>
+            </w:pPr>
+            <w:r>
+              <w:rPr>
+                <w:rFonts w:ascii="Consolas" w:cs="Consolas" w:eastAsia="Consolas" w:hAnsi="Consolas"/>
+                <w:b w:val="false"/>
+                <w:bCs w:val="false"/>
+                <w:sz w:val="20"/>
+                <w:szCs w:val="20"/>
+              </w:rPr>
+              <w:t xml:space="preserve">BMI.CHSWENA</w:t>
+            </w:r>
+          </w:p>
+        </w:tc>
+        <w:tc>
+          <w:tcPr>
+            <w:tcW w:type="pct" w:w="22%"/>
+            <w:shd w:fill="F2F6FC" w:val="clear"/>
+          </w:tcPr>
+          <w:p>
+            <w:pPr>
+              <w:jc w:val="center"/>
+            </w:pPr>
+            <w:r>
+              <w:rPr>
+                <w:rFonts w:ascii="Consolas" w:cs="Consolas" w:eastAsia="Consolas" w:hAnsi="Consolas"/>
+                <w:b w:val="false"/>
+                <w:bCs w:val="false"/>
+                <w:sz w:val="20"/>
+                <w:szCs w:val="20"/>
+              </w:rPr>
+              <w:t xml:space="preserve">0</w:t>
+            </w:r>
+          </w:p>
+        </w:tc>
+        <w:tc>
+          <w:tcPr>
+            <w:tcW w:type="pct" w:w="56%"/>
+            <w:shd w:fill="F2F6FC" w:val="clear"/>
+          </w:tcPr>
+          <w:p>
+            <w:pPr>
+              <w:jc w:val="left"/>
+            </w:pPr>
+            <w:r>
+              <w:rPr>
+                <w:rFonts w:ascii="宋体" w:cs="宋体" w:eastAsia="宋体" w:hAnsi="宋体"/>
+                <w:b w:val="false"/>
+                <w:bCs w:val="false"/>
+                <w:sz w:val="20"/>
+                <w:szCs w:val="20"/>
+              </w:rPr>
+              <w:t xml:space="preserve">CHSW Enable = 0：Core Hardware Software Watchdog 未使能</w:t>
+            </w:r>
+          </w:p>
+        </w:tc>
+      </w:tr>
+      <w:tr>
+        <w:tc>
+          <w:tcPr>
+            <w:tcW w:type="pct" w:w="22%"/>
+          </w:tcPr>
+          <w:p>
+            <w:pPr>
+              <w:jc w:val="center"/>
+            </w:pPr>
+            <w:r>
+              <w:rPr>
+                <w:rFonts w:ascii="Consolas" w:cs="Consolas" w:eastAsia="Consolas" w:hAnsi="Consolas"/>
+                <w:b w:val="false"/>
+                <w:bCs w:val="false"/>
+                <w:sz w:val="20"/>
+                <w:szCs w:val="20"/>
+              </w:rPr>
+              <w:t xml:space="preserve">IsConfirmed</w:t>
+            </w:r>
+          </w:p>
+        </w:tc>
+        <w:tc>
+          <w:tcPr>
+            <w:tcW w:type="pct" w:w="22%"/>
+          </w:tcPr>
+          <w:p>
+            <w:pPr>
+              <w:jc w:val="center"/>
+            </w:pPr>
+            <w:r>
+              <w:rPr>
+                <w:rFonts w:ascii="Consolas" w:cs="Consolas" w:eastAsia="Consolas" w:hAnsi="Consolas"/>
+                <w:b w:val="false"/>
+                <w:bCs w:val="false"/>
+                <w:sz w:val="20"/>
+                <w:szCs w:val="20"/>
+              </w:rPr>
+              <w:t xml:space="preserve">n</w:t>
+            </w:r>
+          </w:p>
+        </w:tc>
+        <w:tc>
+          <w:tcPr>
+            <w:tcW w:type="pct" w:w="56%"/>
+          </w:tcPr>
+          <w:p>
+            <w:pPr>
+              <w:jc w:val="left"/>
+            </w:pPr>
+            <w:r>
+              <w:rPr>
+                <w:rFonts w:ascii="宋体" w:cs="宋体" w:eastAsia="宋体" w:hAnsi="宋体"/>
+                <w:b w:val="false"/>
+                <w:bCs w:val="false"/>
+                <w:sz w:val="20"/>
+                <w:szCs w:val="20"/>
+              </w:rPr>
+              <w:t xml:space="preserve">该 BMHD 未被 CONFIRMED（可重新擦写）</w:t>
+            </w:r>
+          </w:p>
+        </w:tc>
+      </w:tr>
+      <w:tr>
+        <w:tc>
+          <w:tcPr>
+            <w:tcW w:type="pct" w:w="22%"/>
+            <w:shd w:fill="F2F6FC" w:val="clear"/>
+          </w:tcPr>
+          <w:p>
+            <w:pPr>
+              <w:jc w:val="center"/>
+            </w:pPr>
+            <w:r>
+              <w:rPr>
+                <w:rFonts w:ascii="Consolas" w:cs="Consolas" w:eastAsia="Consolas" w:hAnsi="Consolas"/>
+                <w:b w:val="false"/>
+                <w:bCs w:val="false"/>
+                <w:sz w:val="20"/>
+                <w:szCs w:val="20"/>
+              </w:rPr>
+              <w:t xml:space="preserve">ProtDis</w:t>
+            </w:r>
+          </w:p>
+        </w:tc>
+        <w:tc>
+          <w:tcPr>
+            <w:tcW w:type="pct" w:w="22%"/>
+            <w:shd w:fill="F2F6FC" w:val="clear"/>
+          </w:tcPr>
+          <w:p>
+            <w:pPr>
+              <w:jc w:val="center"/>
+            </w:pPr>
+            <w:r>
+              <w:rPr>
+                <w:rFonts w:ascii="Consolas" w:cs="Consolas" w:eastAsia="Consolas" w:hAnsi="Consolas"/>
+                <w:b w:val="false"/>
+                <w:bCs w:val="false"/>
+                <w:sz w:val="20"/>
+                <w:szCs w:val="20"/>
+              </w:rPr>
+              <w:t xml:space="preserve">n</w:t>
+            </w:r>
+          </w:p>
+        </w:tc>
+        <w:tc>
+          <w:tcPr>
+            <w:tcW w:type="pct" w:w="56%"/>
+            <w:shd w:fill="F2F6FC" w:val="clear"/>
+          </w:tcPr>
+          <w:p>
+            <w:pPr>
+              <w:jc w:val="left"/>
+            </w:pPr>
+            <w:r>
+              <w:rPr>
+                <w:rFonts w:ascii="宋体" w:cs="宋体" w:eastAsia="宋体" w:hAnsi="宋体"/>
+                <w:b w:val="false"/>
+                <w:bCs w:val="false"/>
+                <w:sz w:val="20"/>
+                <w:szCs w:val="20"/>
+              </w:rPr>
+              <w:t xml:space="preserve">保护未被禁用（Protection Disable = No）</w:t>
+            </w:r>
+          </w:p>
+        </w:tc>
+      </w:tr>
+      <w:tr>
+        <w:tc>
+          <w:tcPr>
+            <w:tcW w:type="pct" w:w="22%"/>
+          </w:tcPr>
+          <w:p>
+            <w:pPr>
+              <w:jc w:val="center"/>
+            </w:pPr>
+            <w:r>
+              <w:rPr>
+                <w:rFonts w:ascii="Consolas" w:cs="Consolas" w:eastAsia="Consolas" w:hAnsi="Consolas"/>
+                <w:b w:val="false"/>
+                <w:bCs w:val="false"/>
+                <w:sz w:val="20"/>
+                <w:szCs w:val="20"/>
+              </w:rPr>
+              <w:t xml:space="preserve">STAD</w:t>
+            </w:r>
+          </w:p>
+        </w:tc>
+        <w:tc>
+          <w:tcPr>
+            <w:tcW w:type="pct" w:w="22%"/>
+          </w:tcPr>
+          <w:p>
+            <w:pPr>
+              <w:jc w:val="center"/>
+            </w:pPr>
+            <w:r>
+              <w:rPr>
+                <w:rFonts w:ascii="Consolas" w:cs="Consolas" w:eastAsia="Consolas" w:hAnsi="Consolas"/>
+                <w:b w:val="false"/>
+                <w:bCs w:val="false"/>
+                <w:sz w:val="20"/>
+                <w:szCs w:val="20"/>
+              </w:rPr>
+              <w:t xml:space="preserve">0xA0000000</w:t>
+            </w:r>
+          </w:p>
+        </w:tc>
+        <w:tc>
+          <w:tcPr>
+            <w:tcW w:type="pct" w:w="56%"/>
+          </w:tcPr>
+          <w:p>
+            <w:pPr>
+              <w:jc w:val="left"/>
+            </w:pPr>
+            <w:r>
+              <w:rPr>
+                <w:rFonts w:ascii="宋体" w:cs="宋体" w:eastAsia="宋体" w:hAnsi="宋体"/>
+                <w:b w:val="false"/>
+                <w:bCs w:val="false"/>
+                <w:sz w:val="20"/>
+                <w:szCs w:val="20"/>
+              </w:rPr>
+              <w:t xml:space="preserve">启动地址 = 0xA0000000（PFlash Bank0 起始地址，CPU 从此处开始执行代码）</w:t>
+            </w:r>
+          </w:p>
+        </w:tc>
+      </w:tr>
+      <w:tr>
+        <w:tc>
+          <w:tcPr>
+            <w:tcW w:type="pct" w:w="22%"/>
+            <w:shd w:fill="F2F6FC" w:val="clear"/>
+          </w:tcPr>
+          <w:p>
+            <w:pPr>
+              <w:jc w:val="center"/>
+            </w:pPr>
+            <w:r>
+              <w:rPr>
+                <w:rFonts w:ascii="Consolas" w:cs="Consolas" w:eastAsia="Consolas" w:hAnsi="Consolas"/>
+                <w:b w:val="false"/>
+                <w:bCs w:val="false"/>
+                <w:sz w:val="20"/>
+                <w:szCs w:val="20"/>
+              </w:rPr>
+              <w:t xml:space="preserve">OptionMask</w:t>
+            </w:r>
+          </w:p>
+        </w:tc>
+        <w:tc>
+          <w:tcPr>
+            <w:tcW w:type="pct" w:w="22%"/>
+            <w:shd w:fill="F2F6FC" w:val="clear"/>
+          </w:tcPr>
+          <w:p>
+            <w:pPr>
+              <w:jc w:val="center"/>
+            </w:pPr>
+            <w:r>
+              <w:rPr>
+                <w:rFonts w:ascii="Consolas" w:cs="Consolas" w:eastAsia="Consolas" w:hAnsi="Consolas"/>
+                <w:b w:val="false"/>
+                <w:bCs w:val="false"/>
+                <w:sz w:val="20"/>
+                <w:szCs w:val="20"/>
+              </w:rPr>
+              <w:t xml:space="preserve">0x0000000E</w:t>
+            </w:r>
+          </w:p>
+        </w:tc>
+        <w:tc>
+          <w:tcPr>
+            <w:tcW w:type="pct" w:w="56%"/>
+            <w:shd w:fill="F2F6FC" w:val="clear"/>
+          </w:tcPr>
+          <w:p>
+            <w:pPr>
+              <w:jc w:val="left"/>
+            </w:pPr>
+            <w:r>
+              <w:rPr>
+                <w:rFonts w:ascii="宋体" w:cs="宋体" w:eastAsia="宋体" w:hAnsi="宋体"/>
+                <w:b w:val="false"/>
+                <w:bCs w:val="false"/>
+                <w:sz w:val="20"/>
+                <w:szCs w:val="20"/>
+              </w:rPr>
+              <w:t xml:space="preserve">选项掩码，标记哪些 BMI 位域有效（bit1=HWCFG, bit2=LSENA0, bit3=LBISTENA）</w:t>
+            </w:r>
+          </w:p>
+        </w:tc>
+      </w:tr>
+      <w:tr>
+        <w:tc>
+          <w:tcPr>
+            <w:tcW w:type="pct" w:w="22%"/>
+          </w:tcPr>
+          <w:p>
+            <w:pPr>
+              <w:jc w:val="center"/>
+            </w:pPr>
+            <w:r>
+              <w:rPr>
+                <w:rFonts w:ascii="Consolas" w:cs="Consolas" w:eastAsia="Consolas" w:hAnsi="Consolas"/>
+                <w:b w:val="false"/>
+                <w:bCs w:val="false"/>
+                <w:sz w:val="20"/>
+                <w:szCs w:val="20"/>
+              </w:rPr>
+              <w:t xml:space="preserve">IsValid</w:t>
+            </w:r>
+          </w:p>
+        </w:tc>
+        <w:tc>
+          <w:tcPr>
+            <w:tcW w:type="pct" w:w="22%"/>
+          </w:tcPr>
+          <w:p>
+            <w:pPr>
+              <w:jc w:val="center"/>
+            </w:pPr>
+            <w:r>
+              <w:rPr>
+                <w:rFonts w:ascii="Consolas" w:cs="Consolas" w:eastAsia="Consolas" w:hAnsi="Consolas"/>
+                <w:b w:val="false"/>
+                <w:bCs w:val="false"/>
+                <w:sz w:val="20"/>
+                <w:szCs w:val="20"/>
+              </w:rPr>
+              <w:t xml:space="preserve">y</w:t>
+            </w:r>
+          </w:p>
+        </w:tc>
+        <w:tc>
+          <w:tcPr>
+            <w:tcW w:type="pct" w:w="56%"/>
+          </w:tcPr>
+          <w:p>
+            <w:pPr>
+              <w:jc w:val="left"/>
+            </w:pPr>
+            <w:r>
+              <w:rPr>
+                <w:rFonts w:ascii="宋体" w:cs="宋体" w:eastAsia="宋体" w:hAnsi="宋体"/>
+                <w:b w:val="false"/>
+                <w:bCs w:val="false"/>
+                <w:sz w:val="20"/>
+                <w:szCs w:val="20"/>
+              </w:rPr>
+              <w:t xml:space="preserve">BMHD 数据有效（CRC 校验通过，且数据格式正确）</w:t>
+            </w:r>
+          </w:p>
+        </w:tc>
+      </w:tr>
+    </w:tbl>
+    <w:p>
+      <w:pPr>
+        <w:spacing w:after="100" w:line="320"/>
+        <w:jc w:val="both"/>
+      </w:pPr>
+      <w:r>
+        <w:rPr>
+          <w:rFonts w:ascii="宋体" w:cs="宋体" w:eastAsia="宋体" w:hAnsi="宋体"/>
+          <w:sz w:val="22"/>
+          <w:szCs w:val="22"/>
+        </w:rPr>
+        <w:t xml:space="preserve"> </w:t>
+      </w:r>
+    </w:p>
+    <w:p>
+      <w:pPr>
+        <w:spacing w:after="120" w:before="200"/>
+      </w:pPr>
+      <w:r>
+        <w:rPr>
+          <w:rFonts w:ascii="微软雅黑" w:cs="微软雅黑" w:eastAsia="微软雅黑" w:hAnsi="微软雅黑"/>
+          <w:b/>
+          <w:bCs/>
+          <w:color w:val="2E74B5"/>
+          <w:sz w:val="24"/>
+          <w:szCs w:val="24"/>
+        </w:rPr>
+        <w:t xml:space="preserve">右侧 New 配置面板解析</w:t>
+      </w:r>
+    </w:p>
+    <w:tbl>
+      <w:tblPr>
+        <w:tblW w:type="pct" w:w="100%"/>
+        <w:tblBorders>
+          <w:top w:val="single" w:color="8FAADC" w:sz="4"/>
+          <w:left w:val="single" w:color="8FAADC" w:sz="4"/>
+          <w:bottom w:val="single" w:color="8FAADC" w:sz="4"/>
+          <w:right w:val="single" w:color="8FAADC" w:sz="4"/>
+          <w:insideH w:val="single" w:color="8FAADC" w:sz="4"/>
+          <w:insideV w:val="single" w:color="8FAADC" w:sz="4"/>
+        </w:tblBorders>
+      </w:tblPr>
+      <w:tblGrid>
+        <w:gridCol w:w="100"/>
+        <w:gridCol w:w="100"/>
+        <w:gridCol w:w="100"/>
+      </w:tblGrid>
+      <w:tr>
+        <w:trPr>
+          <w:tblHeader/>
+        </w:trPr>
+        <w:tc>
+          <w:tcPr>
+            <w:tcW w:type="pct" w:w="38%"/>
+            <w:shd w:fill="1F3864" w:val="clear"/>
+          </w:tcPr>
+          <w:p>
+            <w:pPr>
+              <w:jc w:val="center"/>
+            </w:pPr>
+            <w:r>
+              <w:rPr>
+                <w:rFonts w:ascii="微软雅黑" w:cs="微软雅黑" w:eastAsia="微软雅黑" w:hAnsi="微软雅黑"/>
+                <w:b/>
+                <w:bCs/>
+                <w:color w:val="FFFFFF"/>
+                <w:sz w:val="22"/>
+                <w:szCs w:val="22"/>
+              </w:rPr>
+              <w:t xml:space="preserve">配置项</w:t>
+            </w:r>
+          </w:p>
+        </w:tc>
+        <w:tc>
+          <w:tcPr>
+            <w:tcW w:type="pct" w:w="24%"/>
+            <w:shd w:fill="1F3864" w:val="clear"/>
+          </w:tcPr>
+          <w:p>
+            <w:pPr>
+              <w:jc w:val="center"/>
+            </w:pPr>
+            <w:r>
+              <w:rPr>
+                <w:rFonts w:ascii="微软雅黑" w:cs="微软雅黑" w:eastAsia="微软雅黑" w:hAnsi="微软雅黑"/>
+                <w:b/>
+                <w:bCs/>
+                <w:color w:val="FFFFFF"/>
+                <w:sz w:val="22"/>
+                <w:szCs w:val="22"/>
+              </w:rPr>
+              <w:t xml:space="preserve">当前设定</w:t>
+            </w:r>
+          </w:p>
+        </w:tc>
+        <w:tc>
+          <w:tcPr>
+            <w:tcW w:type="pct" w:w="38%"/>
+            <w:shd w:fill="1F3864" w:val="clear"/>
+          </w:tcPr>
+          <w:p>
+            <w:pPr>
+              <w:jc w:val="center"/>
+            </w:pPr>
+            <w:r>
+              <w:rPr>
+                <w:rFonts w:ascii="微软雅黑" w:cs="微软雅黑" w:eastAsia="微软雅黑" w:hAnsi="微软雅黑"/>
+                <w:b/>
+                <w:bCs/>
+                <w:color w:val="FFFFFF"/>
+                <w:sz w:val="22"/>
+                <w:szCs w:val="22"/>
+              </w:rPr>
+              <w:t xml:space="preserve">含义</w:t>
+            </w:r>
+          </w:p>
+        </w:tc>
+      </w:tr>
+      <w:tr>
+        <w:tc>
+          <w:tcPr>
+            <w:tcW w:type="pct" w:w="38%"/>
+          </w:tcPr>
+          <w:p>
+            <w:pPr>
+              <w:jc w:val="center"/>
+            </w:pPr>
+            <w:r>
+              <w:rPr>
+                <w:rFonts w:ascii="Consolas" w:cs="Consolas" w:eastAsia="Consolas" w:hAnsi="Consolas"/>
+                <w:b w:val="false"/>
+                <w:bCs w:val="false"/>
+                <w:sz w:val="20"/>
+                <w:szCs w:val="20"/>
+              </w:rPr>
+              <w:t xml:space="preserve">Mode selection by HWCFG pins is disable</w:t>
+            </w:r>
+          </w:p>
+        </w:tc>
+        <w:tc>
+          <w:tcPr>
+            <w:tcW w:type="pct" w:w="24%"/>
+          </w:tcPr>
+          <w:p>
+            <w:pPr>
+              <w:jc w:val="center"/>
+            </w:pPr>
+            <w:r>
+              <w:rPr>
+                <w:rFonts w:ascii="Consolas" w:cs="Consolas" w:eastAsia="Consolas" w:hAnsi="Consolas"/>
+                <w:b w:val="false"/>
+                <w:bCs w:val="false"/>
+                <w:sz w:val="20"/>
+                <w:szCs w:val="20"/>
+              </w:rPr>
+              <w:t xml:space="preserve">未勾选</w:t>
+            </w:r>
+          </w:p>
+        </w:tc>
+        <w:tc>
+          <w:tcPr>
+            <w:tcW w:type="pct" w:w="38%"/>
+          </w:tcPr>
+          <w:p>
+            <w:pPr>
+              <w:jc w:val="left"/>
+            </w:pPr>
+            <w:r>
+              <w:rPr>
+                <w:rFonts w:ascii="宋体" w:cs="宋体" w:eastAsia="宋体" w:hAnsi="宋体"/>
+                <w:b w:val="false"/>
+                <w:bCs w:val="false"/>
+                <w:sz w:val="20"/>
+                <w:szCs w:val="20"/>
+              </w:rPr>
+              <w:t xml:space="preserve">不禁用硬件引脚启动模式选择（= 允许通过 HWCFG 引脚选择启动模式）</w:t>
+            </w:r>
+          </w:p>
+        </w:tc>
+      </w:tr>
+      <w:tr>
+        <w:tc>
+          <w:tcPr>
+            <w:tcW w:type="pct" w:w="38%"/>
+            <w:shd w:fill="F2F6FC" w:val="clear"/>
+          </w:tcPr>
+          <w:p>
+            <w:pPr>
+              <w:jc w:val="center"/>
+            </w:pPr>
+            <w:r>
+              <w:rPr>
+                <w:rFonts w:ascii="Consolas" w:cs="Consolas" w:eastAsia="Consolas" w:hAnsi="Consolas"/>
+                <w:b w:val="false"/>
+                <w:bCs w:val="false"/>
+                <w:sz w:val="20"/>
+                <w:szCs w:val="20"/>
+              </w:rPr>
+              <w:t xml:space="preserve">HWCFG</w:t>
+            </w:r>
+          </w:p>
+        </w:tc>
+        <w:tc>
+          <w:tcPr>
+            <w:tcW w:type="pct" w:w="24%"/>
+            <w:shd w:fill="F2F6FC" w:val="clear"/>
+          </w:tcPr>
+          <w:p>
+            <w:pPr>
+              <w:jc w:val="center"/>
+            </w:pPr>
+            <w:r>
+              <w:rPr>
+                <w:rFonts w:ascii="Consolas" w:cs="Consolas" w:eastAsia="Consolas" w:hAnsi="Consolas"/>
+                <w:b w:val="false"/>
+                <w:bCs w:val="false"/>
+                <w:sz w:val="20"/>
+                <w:szCs w:val="20"/>
+              </w:rPr>
+              <w:t xml:space="preserve">Internal start from Flash</w:t>
+            </w:r>
+          </w:p>
+        </w:tc>
+        <w:tc>
+          <w:tcPr>
+            <w:tcW w:type="pct" w:w="38%"/>
+            <w:shd w:fill="F2F6FC" w:val="clear"/>
+          </w:tcPr>
+          <w:p>
+            <w:pPr>
+              <w:jc w:val="left"/>
+            </w:pPr>
+            <w:r>
+              <w:rPr>
+                <w:rFonts w:ascii="宋体" w:cs="宋体" w:eastAsia="宋体" w:hAnsi="宋体"/>
+                <w:b w:val="false"/>
+                <w:bCs w:val="false"/>
+                <w:sz w:val="20"/>
+                <w:szCs w:val="20"/>
+              </w:rPr>
+              <w:t xml:space="preserve">从内部 PFlash 启动（值 = 7），其他选项包括：Internal start from SRAM、Boot from CAN/ASC 等</w:t>
+            </w:r>
+          </w:p>
+        </w:tc>
+      </w:tr>
+      <w:tr>
+        <w:tc>
+          <w:tcPr>
+            <w:tcW w:type="pct" w:w="38%"/>
+          </w:tcPr>
+          <w:p>
+            <w:pPr>
+              <w:jc w:val="center"/>
+            </w:pPr>
+            <w:r>
+              <w:rPr>
+                <w:rFonts w:ascii="Consolas" w:cs="Consolas" w:eastAsia="Consolas" w:hAnsi="Consolas"/>
+                <w:b w:val="false"/>
+                <w:bCs w:val="false"/>
+                <w:sz w:val="20"/>
+                <w:szCs w:val="20"/>
+              </w:rPr>
+              <w:t xml:space="preserve">Lockstep monitoring for CPU0</w:t>
+            </w:r>
+          </w:p>
+        </w:tc>
+        <w:tc>
+          <w:tcPr>
+            <w:tcW w:type="pct" w:w="24%"/>
+          </w:tcPr>
+          <w:p>
+            <w:pPr>
+              <w:jc w:val="center"/>
+            </w:pPr>
+            <w:r>
+              <w:rPr>
+                <w:rFonts w:ascii="Consolas" w:cs="Consolas" w:eastAsia="Consolas" w:hAnsi="Consolas"/>
+                <w:b w:val="false"/>
+                <w:bCs w:val="false"/>
+                <w:sz w:val="20"/>
+                <w:szCs w:val="20"/>
+              </w:rPr>
+              <w:t xml:space="preserve">已勾选</w:t>
+            </w:r>
+          </w:p>
+        </w:tc>
+        <w:tc>
+          <w:tcPr>
+            <w:tcW w:type="pct" w:w="38%"/>
+          </w:tcPr>
+          <w:p>
+            <w:pPr>
+              <w:jc w:val="left"/>
+            </w:pPr>
+            <w:r>
+              <w:rPr>
+                <w:rFonts w:ascii="宋体" w:cs="宋体" w:eastAsia="宋体" w:hAnsi="宋体"/>
+                <w:b w:val="false"/>
+                <w:bCs w:val="false"/>
+                <w:sz w:val="20"/>
+                <w:szCs w:val="20"/>
+              </w:rPr>
+              <w:t xml:space="preserve">CPU0 双核锁步监控使能（两个 CPU 核心执行相同指令，比较结果不一致则触发告警）</w:t>
+            </w:r>
+          </w:p>
+        </w:tc>
+      </w:tr>
+      <w:tr>
+        <w:tc>
+          <w:tcPr>
+            <w:tcW w:type="pct" w:w="38%"/>
+            <w:shd w:fill="F2F6FC" w:val="clear"/>
+          </w:tcPr>
+          <w:p>
+            <w:pPr>
+              <w:jc w:val="center"/>
+            </w:pPr>
+            <w:r>
+              <w:rPr>
+                <w:rFonts w:ascii="Consolas" w:cs="Consolas" w:eastAsia="Consolas" w:hAnsi="Consolas"/>
+                <w:b w:val="false"/>
+                <w:bCs w:val="false"/>
+                <w:sz w:val="20"/>
+                <w:szCs w:val="20"/>
+              </w:rPr>
+              <w:t xml:space="preserve">Lockstep monitoring for CPU1-3</w:t>
+            </w:r>
+          </w:p>
+        </w:tc>
+        <w:tc>
+          <w:tcPr>
+            <w:tcW w:type="pct" w:w="24%"/>
+            <w:shd w:fill="F2F6FC" w:val="clear"/>
+          </w:tcPr>
+          <w:p>
+            <w:pPr>
+              <w:jc w:val="center"/>
+            </w:pPr>
+            <w:r>
+              <w:rPr>
+                <w:rFonts w:ascii="Consolas" w:cs="Consolas" w:eastAsia="Consolas" w:hAnsi="Consolas"/>
+                <w:b w:val="false"/>
+                <w:bCs w:val="false"/>
+                <w:sz w:val="20"/>
+                <w:szCs w:val="20"/>
+              </w:rPr>
+              <w:t xml:space="preserve">未勾选</w:t>
+            </w:r>
+          </w:p>
+        </w:tc>
+        <w:tc>
+          <w:tcPr>
+            <w:tcW w:type="pct" w:w="38%"/>
+            <w:shd w:fill="F2F6FC" w:val="clear"/>
+          </w:tcPr>
+          <w:p>
+            <w:pPr>
+              <w:jc w:val="left"/>
+            </w:pPr>
+            <w:r>
+              <w:rPr>
+                <w:rFonts w:ascii="宋体" w:cs="宋体" w:eastAsia="宋体" w:hAnsi="宋体"/>
+                <w:b w:val="false"/>
+                <w:bCs w:val="false"/>
+                <w:sz w:val="20"/>
+                <w:szCs w:val="20"/>
+              </w:rPr>
+              <w:t xml:space="preserve">CPU1-3 锁步监控未使能（TC334 只有 1 个 CPU 核心）</w:t>
+            </w:r>
+          </w:p>
+        </w:tc>
+      </w:tr>
+      <w:tr>
+        <w:tc>
+          <w:tcPr>
+            <w:tcW w:type="pct" w:w="38%"/>
+          </w:tcPr>
+          <w:p>
+            <w:pPr>
+              <w:jc w:val="center"/>
+            </w:pPr>
+            <w:r>
+              <w:rPr>
+                <w:rFonts w:ascii="Consolas" w:cs="Consolas" w:eastAsia="Consolas" w:hAnsi="Consolas"/>
+                <w:b w:val="false"/>
+                <w:bCs w:val="false"/>
+                <w:sz w:val="20"/>
+                <w:szCs w:val="20"/>
+              </w:rPr>
+              <w:t xml:space="preserve">LBIST execution start by SSW</w:t>
+            </w:r>
+          </w:p>
+        </w:tc>
+        <w:tc>
+          <w:tcPr>
+            <w:tcW w:type="pct" w:w="24%"/>
+          </w:tcPr>
+          <w:p>
+            <w:pPr>
+              <w:jc w:val="center"/>
+            </w:pPr>
+            <w:r>
+              <w:rPr>
+                <w:rFonts w:ascii="Consolas" w:cs="Consolas" w:eastAsia="Consolas" w:hAnsi="Consolas"/>
+                <w:b w:val="false"/>
+                <w:bCs w:val="false"/>
+                <w:sz w:val="20"/>
+                <w:szCs w:val="20"/>
+              </w:rPr>
+              <w:t xml:space="preserve">未勾选</w:t>
+            </w:r>
+          </w:p>
+        </w:tc>
+        <w:tc>
+          <w:tcPr>
+            <w:tcW w:type="pct" w:w="38%"/>
+          </w:tcPr>
+          <w:p>
+            <w:pPr>
+              <w:jc w:val="left"/>
+            </w:pPr>
+            <w:r>
+              <w:rPr>
+                <w:rFonts w:ascii="宋体" w:cs="宋体" w:eastAsia="宋体" w:hAnsi="宋体"/>
+                <w:b w:val="false"/>
+                <w:bCs w:val="false"/>
+                <w:sz w:val="20"/>
+                <w:szCs w:val="20"/>
+              </w:rPr>
+              <w:t xml:space="preserve">启动软件（SSW）启动时不执行逻辑内建自测试</w:t>
+            </w:r>
+          </w:p>
+        </w:tc>
+      </w:tr>
+      <w:tr>
+        <w:tc>
+          <w:tcPr>
+            <w:tcW w:type="pct" w:w="38%"/>
+            <w:shd w:fill="F2F6FC" w:val="clear"/>
+          </w:tcPr>
+          <w:p>
+            <w:pPr>
+              <w:jc w:val="center"/>
+            </w:pPr>
+            <w:r>
+              <w:rPr>
+                <w:rFonts w:ascii="Consolas" w:cs="Consolas" w:eastAsia="Consolas" w:hAnsi="Consolas"/>
+                <w:b w:val="false"/>
+                <w:bCs w:val="false"/>
+                <w:sz w:val="20"/>
+                <w:szCs w:val="20"/>
+              </w:rPr>
+              <w:t xml:space="preserve">CHSW execution after SSW is disabled</w:t>
+            </w:r>
+          </w:p>
+        </w:tc>
+        <w:tc>
+          <w:tcPr>
+            <w:tcW w:type="pct" w:w="24%"/>
+            <w:shd w:fill="F2F6FC" w:val="clear"/>
+          </w:tcPr>
+          <w:p>
+            <w:pPr>
+              <w:jc w:val="center"/>
+            </w:pPr>
+            <w:r>
+              <w:rPr>
+                <w:rFonts w:ascii="Consolas" w:cs="Consolas" w:eastAsia="Consolas" w:hAnsi="Consolas"/>
+                <w:b w:val="false"/>
+                <w:bCs w:val="false"/>
+                <w:sz w:val="20"/>
+                <w:szCs w:val="20"/>
+              </w:rPr>
+              <w:t xml:space="preserve">未勾选</w:t>
+            </w:r>
+          </w:p>
+        </w:tc>
+        <w:tc>
+          <w:tcPr>
+            <w:tcW w:type="pct" w:w="38%"/>
+            <w:shd w:fill="F2F6FC" w:val="clear"/>
+          </w:tcPr>
+          <w:p>
+            <w:pPr>
+              <w:jc w:val="left"/>
+            </w:pPr>
+            <w:r>
+              <w:rPr>
+                <w:rFonts w:ascii="宋体" w:cs="宋体" w:eastAsia="宋体" w:hAnsi="宋体"/>
+                <w:b w:val="false"/>
+                <w:bCs w:val="false"/>
+                <w:sz w:val="20"/>
+                <w:szCs w:val="20"/>
+              </w:rPr>
+              <w:t xml:space="preserve">SSW 执行后 CHSW 检查未禁用</w:t>
+            </w:r>
+          </w:p>
+        </w:tc>
+      </w:tr>
+      <w:tr>
+        <w:tc>
+          <w:tcPr>
+            <w:tcW w:type="pct" w:w="38%"/>
+          </w:tcPr>
+          <w:p>
+            <w:pPr>
+              <w:jc w:val="center"/>
+            </w:pPr>
+            <w:r>
+              <w:rPr>
+                <w:rFonts w:ascii="Consolas" w:cs="Consolas" w:eastAsia="Consolas" w:hAnsi="Consolas"/>
+                <w:b w:val="false"/>
+                <w:bCs w:val="false"/>
+                <w:sz w:val="20"/>
+                <w:szCs w:val="20"/>
+              </w:rPr>
+              <w:t xml:space="preserve">Start address / ABM header</w:t>
+            </w:r>
+          </w:p>
+        </w:tc>
+        <w:tc>
+          <w:tcPr>
+            <w:tcW w:type="pct" w:w="24%"/>
+          </w:tcPr>
+          <w:p>
+            <w:pPr>
+              <w:jc w:val="center"/>
+            </w:pPr>
+            <w:r>
+              <w:rPr>
+                <w:rFonts w:ascii="Consolas" w:cs="Consolas" w:eastAsia="Consolas" w:hAnsi="Consolas"/>
+                <w:b w:val="false"/>
+                <w:bCs w:val="false"/>
+                <w:sz w:val="20"/>
+                <w:szCs w:val="20"/>
+              </w:rPr>
+              <w:t xml:space="preserve">0xA0000000</w:t>
+            </w:r>
+          </w:p>
+        </w:tc>
+        <w:tc>
+          <w:tcPr>
+            <w:tcW w:type="pct" w:w="38%"/>
+          </w:tcPr>
+          <w:p>
+            <w:pPr>
+              <w:jc w:val="left"/>
+            </w:pPr>
+            <w:r>
+              <w:rPr>
+                <w:rFonts w:ascii="宋体" w:cs="宋体" w:eastAsia="宋体" w:hAnsi="宋体"/>
+                <w:b w:val="false"/>
+                <w:bCs w:val="false"/>
+                <w:sz w:val="20"/>
+                <w:szCs w:val="20"/>
+              </w:rPr>
+              <w:t xml:space="preserve">应用程序启动地址 = PFlash Bank0 起始（0xA0000000），这是 CPU 复位后跳转的第一条指令地址</w:t>
+            </w:r>
+          </w:p>
+        </w:tc>
+      </w:tr>
+      <w:tr>
+        <w:tc>
+          <w:tcPr>
+            <w:tcW w:type="pct" w:w="38%"/>
+            <w:shd w:fill="F2F6FC" w:val="clear"/>
+          </w:tcPr>
+          <w:p>
+            <w:pPr>
+              <w:jc w:val="center"/>
+            </w:pPr>
+            <w:r>
+              <w:rPr>
+                <w:rFonts w:ascii="Consolas" w:cs="Consolas" w:eastAsia="Consolas" w:hAnsi="Consolas"/>
+                <w:b w:val="false"/>
+                <w:bCs w:val="false"/>
+                <w:sz w:val="20"/>
+                <w:szCs w:val="20"/>
+              </w:rPr>
+              <w:t xml:space="preserve">BMI</w:t>
+            </w:r>
+          </w:p>
+        </w:tc>
+        <w:tc>
+          <w:tcPr>
+            <w:tcW w:type="pct" w:w="24%"/>
+            <w:shd w:fill="F2F6FC" w:val="clear"/>
+          </w:tcPr>
+          <w:p>
+            <w:pPr>
+              <w:jc w:val="center"/>
+            </w:pPr>
+            <w:r>
+              <w:rPr>
+                <w:rFonts w:ascii="Consolas" w:cs="Consolas" w:eastAsia="Consolas" w:hAnsi="Consolas"/>
+                <w:b w:val="false"/>
+                <w:bCs w:val="false"/>
+                <w:sz w:val="20"/>
+                <w:szCs w:val="20"/>
+              </w:rPr>
+              <w:t xml:space="preserve">0x001E</w:t>
+            </w:r>
+          </w:p>
+        </w:tc>
+        <w:tc>
+          <w:tcPr>
+            <w:tcW w:type="pct" w:w="38%"/>
+            <w:shd w:fill="F2F6FC" w:val="clear"/>
+          </w:tcPr>
+          <w:p>
+            <w:pPr>
+              <w:jc w:val="left"/>
+            </w:pPr>
+            <w:r>
+              <w:rPr>
+                <w:rFonts w:ascii="宋体" w:cs="宋体" w:eastAsia="宋体" w:hAnsi="宋体"/>
+                <w:b w:val="false"/>
+                <w:bCs w:val="false"/>
+                <w:sz w:val="20"/>
+                <w:szCs w:val="20"/>
+              </w:rPr>
+              <w:t xml:space="preserve">Boot Mode Index 完整值，编码了上述所有 BMI 位域的组合</w:t>
+            </w:r>
+          </w:p>
+        </w:tc>
+      </w:tr>
+    </w:tbl>
+    <w:p>
+      <w:pPr>
+        <w:spacing w:after="100" w:line="320"/>
+        <w:jc w:val="both"/>
+      </w:pPr>
+      <w:r>
+        <w:rPr>
+          <w:rFonts w:ascii="宋体" w:cs="宋体" w:eastAsia="宋体" w:hAnsi="宋体"/>
+          <w:sz w:val="22"/>
+          <w:szCs w:val="22"/>
+        </w:rPr>
+        <w:t xml:space="preserve"> </w:t>
+      </w:r>
+    </w:p>
+    <w:p>
+      <w:pPr>
+        <w:spacing w:after="120" w:before="200"/>
+      </w:pPr>
+      <w:r>
+        <w:rPr>
+          <w:rFonts w:ascii="微软雅黑" w:cs="微软雅黑" w:eastAsia="微软雅黑" w:hAnsi="微软雅黑"/>
+          <w:b/>
+          <w:bCs/>
+          <w:color w:val="2E74B5"/>
+          <w:sz w:val="24"/>
+          <w:szCs w:val="24"/>
+        </w:rPr>
+        <w:t xml:space="preserve">BMI 值 0x001E 位域拆解</w:t>
+      </w:r>
+    </w:p>
+    <w:tbl>
+      <w:tblPr>
+        <w:tblW w:type="pct" w:w="100%"/>
+        <w:tblBorders>
+          <w:top w:val="single" w:color="8FAADC" w:sz="4"/>
+          <w:left w:val="single" w:color="8FAADC" w:sz="4"/>
+          <w:bottom w:val="single" w:color="8FAADC" w:sz="4"/>
+          <w:right w:val="single" w:color="8FAADC" w:sz="4"/>
+          <w:insideH w:val="single" w:color="8FAADC" w:sz="4"/>
+          <w:insideV w:val="single" w:color="8FAADC" w:sz="4"/>
+        </w:tblBorders>
+      </w:tblPr>
+      <w:tblGrid>
+        <w:gridCol w:w="100"/>
+        <w:gridCol w:w="100"/>
+        <w:gridCol w:w="100"/>
+        <w:gridCol w:w="100"/>
+      </w:tblGrid>
+      <w:tr>
+        <w:trPr>
+          <w:tblHeader/>
+        </w:trPr>
+        <w:tc>
+          <w:tcPr>
+            <w:tcW w:type="pct" w:w="10%"/>
+            <w:shd w:fill="1F3864" w:val="clear"/>
+          </w:tcPr>
+          <w:p>
+            <w:pPr>
+              <w:jc w:val="center"/>
+            </w:pPr>
+            <w:r>
+              <w:rPr>
+                <w:rFonts w:ascii="微软雅黑" w:cs="微软雅黑" w:eastAsia="微软雅黑" w:hAnsi="微软雅黑"/>
+                <w:b/>
+                <w:bCs/>
+                <w:color w:val="FFFFFF"/>
+                <w:sz w:val="22"/>
+                <w:szCs w:val="22"/>
+              </w:rPr>
+              <w:t xml:space="preserve">Bit</w:t>
+            </w:r>
+          </w:p>
+        </w:tc>
+        <w:tc>
+          <w:tcPr>
+            <w:tcW w:type="pct" w:w="18%"/>
+            <w:shd w:fill="1F3864" w:val="clear"/>
+          </w:tcPr>
+          <w:p>
+            <w:pPr>
+              <w:jc w:val="center"/>
+            </w:pPr>
+            <w:r>
+              <w:rPr>
+                <w:rFonts w:ascii="微软雅黑" w:cs="微软雅黑" w:eastAsia="微软雅黑" w:hAnsi="微软雅黑"/>
+                <w:b/>
+                <w:bCs/>
+                <w:color w:val="FFFFFF"/>
+                <w:sz w:val="22"/>
+                <w:szCs w:val="22"/>
+              </w:rPr>
+              <w:t xml:space="preserve">字段</w:t>
+            </w:r>
+          </w:p>
+        </w:tc>
+        <w:tc>
+          <w:tcPr>
+            <w:tcW w:type="pct" w:w="12%"/>
+            <w:shd w:fill="1F3864" w:val="clear"/>
+          </w:tcPr>
+          <w:p>
+            <w:pPr>
+              <w:jc w:val="center"/>
+            </w:pPr>
+            <w:r>
+              <w:rPr>
+                <w:rFonts w:ascii="微软雅黑" w:cs="微软雅黑" w:eastAsia="微软雅黑" w:hAnsi="微软雅黑"/>
+                <w:b/>
+                <w:bCs/>
+                <w:color w:val="FFFFFF"/>
+                <w:sz w:val="22"/>
+                <w:szCs w:val="22"/>
+              </w:rPr>
+              <w:t xml:space="preserve">值</w:t>
+            </w:r>
+          </w:p>
+        </w:tc>
+        <w:tc>
+          <w:tcPr>
+            <w:tcW w:type="pct" w:w="60%"/>
+            <w:shd w:fill="1F3864" w:val="clear"/>
+          </w:tcPr>
+          <w:p>
+            <w:pPr>
+              <w:jc w:val="center"/>
+            </w:pPr>
+            <w:r>
+              <w:rPr>
+                <w:rFonts w:ascii="微软雅黑" w:cs="微软雅黑" w:eastAsia="微软雅黑" w:hAnsi="微软雅黑"/>
+                <w:b/>
+                <w:bCs/>
+                <w:color w:val="FFFFFF"/>
+                <w:sz w:val="22"/>
+                <w:szCs w:val="22"/>
+              </w:rPr>
+              <w:t xml:space="preserve">含义</w:t>
+            </w:r>
+          </w:p>
+        </w:tc>
+      </w:tr>
+      <w:tr>
+        <w:tc>
+          <w:tcPr>
+            <w:tcW w:type="pct" w:w="10%"/>
+          </w:tcPr>
+          <w:p>
+            <w:pPr>
+              <w:jc w:val="center"/>
+            </w:pPr>
+            <w:r>
+              <w:rPr>
+                <w:rFonts w:ascii="Consolas" w:cs="Consolas" w:eastAsia="Consolas" w:hAnsi="Consolas"/>
+                <w:b w:val="false"/>
+                <w:bCs w:val="false"/>
+                <w:sz w:val="20"/>
+                <w:szCs w:val="20"/>
+              </w:rPr>
+              <w:t xml:space="preserve">[0]</w:t>
+            </w:r>
+          </w:p>
+        </w:tc>
+        <w:tc>
+          <w:tcPr>
+            <w:tcW w:type="pct" w:w="18%"/>
+          </w:tcPr>
+          <w:p>
+            <w:pPr>
+              <w:jc w:val="center"/>
+            </w:pPr>
+            <w:r>
+              <w:rPr>
+                <w:rFonts w:ascii="Consolas" w:cs="Consolas" w:eastAsia="Consolas" w:hAnsi="Consolas"/>
+                <w:b w:val="false"/>
+                <w:bCs w:val="false"/>
+                <w:sz w:val="20"/>
+                <w:szCs w:val="20"/>
+              </w:rPr>
+              <w:t xml:space="preserve">PINDIS</w:t>
+            </w:r>
+          </w:p>
+        </w:tc>
+        <w:tc>
+          <w:tcPr>
+            <w:tcW w:type="pct" w:w="12%"/>
+          </w:tcPr>
+          <w:p>
+            <w:pPr>
+              <w:jc w:val="left"/>
+            </w:pPr>
+            <w:r>
+              <w:rPr>
+                <w:rFonts w:ascii="宋体" w:cs="宋体" w:eastAsia="宋体" w:hAnsi="宋体"/>
+                <w:b w:val="false"/>
+                <w:bCs w:val="false"/>
+                <w:sz w:val="20"/>
+                <w:szCs w:val="20"/>
+              </w:rPr>
+              <w:t xml:space="preserve">0</w:t>
+            </w:r>
+          </w:p>
+        </w:tc>
+        <w:tc>
+          <w:tcPr>
+            <w:tcW w:type="pct" w:w="60%"/>
+          </w:tcPr>
+          <w:p>
+            <w:pPr>
+              <w:jc w:val="left"/>
+            </w:pPr>
+            <w:r>
+              <w:rPr>
+                <w:rFonts w:ascii="宋体" w:cs="宋体" w:eastAsia="宋体" w:hAnsi="宋体"/>
+                <w:b w:val="false"/>
+                <w:bCs w:val="false"/>
+                <w:sz w:val="20"/>
+                <w:szCs w:val="20"/>
+              </w:rPr>
+              <w:t xml:space="preserve">引脚启动模式选择未禁用</w:t>
+            </w:r>
+          </w:p>
+        </w:tc>
+      </w:tr>
+      <w:tr>
+        <w:tc>
+          <w:tcPr>
+            <w:tcW w:type="pct" w:w="10%"/>
+            <w:shd w:fill="F2F6FC" w:val="clear"/>
+          </w:tcPr>
+          <w:p>
+            <w:pPr>
+              <w:jc w:val="center"/>
+            </w:pPr>
+            <w:r>
+              <w:rPr>
+                <w:rFonts w:ascii="Consolas" w:cs="Consolas" w:eastAsia="Consolas" w:hAnsi="Consolas"/>
+                <w:b w:val="false"/>
+                <w:bCs w:val="false"/>
+                <w:sz w:val="20"/>
+                <w:szCs w:val="20"/>
+              </w:rPr>
+              <w:t xml:space="preserve">[3:1]</w:t>
+            </w:r>
+          </w:p>
+        </w:tc>
+        <w:tc>
+          <w:tcPr>
+            <w:tcW w:type="pct" w:w="18%"/>
+            <w:shd w:fill="F2F6FC" w:val="clear"/>
+          </w:tcPr>
+          <w:p>
+            <w:pPr>
+              <w:jc w:val="center"/>
+            </w:pPr>
+            <w:r>
+              <w:rPr>
+                <w:rFonts w:ascii="Consolas" w:cs="Consolas" w:eastAsia="Consolas" w:hAnsi="Consolas"/>
+                <w:b w:val="false"/>
+                <w:bCs w:val="false"/>
+                <w:sz w:val="20"/>
+                <w:szCs w:val="20"/>
+              </w:rPr>
+              <w:t xml:space="preserve">HWCFG</w:t>
+            </w:r>
+          </w:p>
+        </w:tc>
+        <w:tc>
+          <w:tcPr>
+            <w:tcW w:type="pct" w:w="12%"/>
+            <w:shd w:fill="F2F6FC" w:val="clear"/>
+          </w:tcPr>
+          <w:p>
+            <w:pPr>
+              <w:jc w:val="left"/>
+            </w:pPr>
+            <w:r>
+              <w:rPr>
+                <w:rFonts w:ascii="宋体" w:cs="宋体" w:eastAsia="宋体" w:hAnsi="宋体"/>
+                <w:b w:val="false"/>
+                <w:bCs w:val="false"/>
+                <w:sz w:val="20"/>
+                <w:szCs w:val="20"/>
+              </w:rPr>
+              <w:t xml:space="preserve">7 (0b111)</w:t>
+            </w:r>
+          </w:p>
+        </w:tc>
+        <w:tc>
+          <w:tcPr>
+            <w:tcW w:type="pct" w:w="60%"/>
+            <w:shd w:fill="F2F6FC" w:val="clear"/>
+          </w:tcPr>
+          <w:p>
+            <w:pPr>
+              <w:jc w:val="left"/>
+            </w:pPr>
+            <w:r>
+              <w:rPr>
+                <w:rFonts w:ascii="宋体" w:cs="宋体" w:eastAsia="宋体" w:hAnsi="宋体"/>
+                <w:b w:val="false"/>
+                <w:bCs w:val="false"/>
+                <w:sz w:val="20"/>
+                <w:szCs w:val="20"/>
+              </w:rPr>
+              <w:t xml:space="preserve">Internal start from Flash</w:t>
+            </w:r>
+          </w:p>
+        </w:tc>
+      </w:tr>
+      <w:tr>
+        <w:tc>
+          <w:tcPr>
+            <w:tcW w:type="pct" w:w="10%"/>
+          </w:tcPr>
+          <w:p>
+            <w:pPr>
+              <w:jc w:val="center"/>
+            </w:pPr>
+            <w:r>
+              <w:rPr>
+                <w:rFonts w:ascii="Consolas" w:cs="Consolas" w:eastAsia="Consolas" w:hAnsi="Consolas"/>
+                <w:b w:val="false"/>
+                <w:bCs w:val="false"/>
+                <w:sz w:val="20"/>
+                <w:szCs w:val="20"/>
+              </w:rPr>
+              <w:t xml:space="preserve">[4]</w:t>
+            </w:r>
+          </w:p>
+        </w:tc>
+        <w:tc>
+          <w:tcPr>
+            <w:tcW w:type="pct" w:w="18%"/>
+          </w:tcPr>
+          <w:p>
+            <w:pPr>
+              <w:jc w:val="center"/>
+            </w:pPr>
+            <w:r>
+              <w:rPr>
+                <w:rFonts w:ascii="Consolas" w:cs="Consolas" w:eastAsia="Consolas" w:hAnsi="Consolas"/>
+                <w:b w:val="false"/>
+                <w:bCs w:val="false"/>
+                <w:sz w:val="20"/>
+                <w:szCs w:val="20"/>
+              </w:rPr>
+              <w:t xml:space="preserve">LSENA0</w:t>
+            </w:r>
+          </w:p>
+        </w:tc>
+        <w:tc>
+          <w:tcPr>
+            <w:tcW w:type="pct" w:w="12%"/>
+          </w:tcPr>
+          <w:p>
+            <w:pPr>
+              <w:jc w:val="left"/>
+            </w:pPr>
+            <w:r>
+              <w:rPr>
+                <w:rFonts w:ascii="宋体" w:cs="宋体" w:eastAsia="宋体" w:hAnsi="宋体"/>
+                <w:b w:val="false"/>
+                <w:bCs w:val="false"/>
+                <w:sz w:val="20"/>
+                <w:szCs w:val="20"/>
+              </w:rPr>
+              <w:t xml:space="preserve">1</w:t>
+            </w:r>
+          </w:p>
+        </w:tc>
+        <w:tc>
+          <w:tcPr>
+            <w:tcW w:type="pct" w:w="60%"/>
+          </w:tcPr>
+          <w:p>
+            <w:pPr>
+              <w:jc w:val="left"/>
+            </w:pPr>
+            <w:r>
+              <w:rPr>
+                <w:rFonts w:ascii="宋体" w:cs="宋体" w:eastAsia="宋体" w:hAnsi="宋体"/>
+                <w:b w:val="false"/>
+                <w:bCs w:val="false"/>
+                <w:sz w:val="20"/>
+                <w:szCs w:val="20"/>
+              </w:rPr>
+              <w:t xml:space="preserve">CPU0 锁步使能</w:t>
+            </w:r>
+          </w:p>
+        </w:tc>
+      </w:tr>
+      <w:tr>
+        <w:tc>
+          <w:tcPr>
+            <w:tcW w:type="pct" w:w="10%"/>
+            <w:shd w:fill="F2F6FC" w:val="clear"/>
+          </w:tcPr>
+          <w:p>
+            <w:pPr>
+              <w:jc w:val="center"/>
+            </w:pPr>
+            <w:r>
+              <w:rPr>
+                <w:rFonts w:ascii="Consolas" w:cs="Consolas" w:eastAsia="Consolas" w:hAnsi="Consolas"/>
+                <w:b w:val="false"/>
+                <w:bCs w:val="false"/>
+                <w:sz w:val="20"/>
+                <w:szCs w:val="20"/>
+              </w:rPr>
+              <w:t xml:space="preserve">[5]</w:t>
+            </w:r>
+          </w:p>
+        </w:tc>
+        <w:tc>
+          <w:tcPr>
+            <w:tcW w:type="pct" w:w="18%"/>
+            <w:shd w:fill="F2F6FC" w:val="clear"/>
+          </w:tcPr>
+          <w:p>
+            <w:pPr>
+              <w:jc w:val="center"/>
+            </w:pPr>
+            <w:r>
+              <w:rPr>
+                <w:rFonts w:ascii="Consolas" w:cs="Consolas" w:eastAsia="Consolas" w:hAnsi="Consolas"/>
+                <w:b w:val="false"/>
+                <w:bCs w:val="false"/>
+                <w:sz w:val="20"/>
+                <w:szCs w:val="20"/>
+              </w:rPr>
+              <w:t xml:space="preserve">LBISTENA</w:t>
+            </w:r>
+          </w:p>
+        </w:tc>
+        <w:tc>
+          <w:tcPr>
+            <w:tcW w:type="pct" w:w="12%"/>
+            <w:shd w:fill="F2F6FC" w:val="clear"/>
+          </w:tcPr>
+          <w:p>
+            <w:pPr>
+              <w:jc w:val="left"/>
+            </w:pPr>
+            <w:r>
+              <w:rPr>
+                <w:rFonts w:ascii="宋体" w:cs="宋体" w:eastAsia="宋体" w:hAnsi="宋体"/>
+                <w:b w:val="false"/>
+                <w:bCs w:val="false"/>
+                <w:sz w:val="20"/>
+                <w:szCs w:val="20"/>
+              </w:rPr>
+              <w:t xml:space="preserve">0</w:t>
+            </w:r>
+          </w:p>
+        </w:tc>
+        <w:tc>
+          <w:tcPr>
+            <w:tcW w:type="pct" w:w="60%"/>
+            <w:shd w:fill="F2F6FC" w:val="clear"/>
+          </w:tcPr>
+          <w:p>
+            <w:pPr>
+              <w:jc w:val="left"/>
+            </w:pPr>
+            <w:r>
+              <w:rPr>
+                <w:rFonts w:ascii="宋体" w:cs="宋体" w:eastAsia="宋体" w:hAnsi="宋体"/>
+                <w:b w:val="false"/>
+                <w:bCs w:val="false"/>
+                <w:sz w:val="20"/>
+                <w:szCs w:val="20"/>
+              </w:rPr>
+              <w:t xml:space="preserve">LBIST 未使能</w:t>
+            </w:r>
+          </w:p>
+        </w:tc>
+      </w:tr>
+      <w:tr>
+        <w:tc>
+          <w:tcPr>
+            <w:tcW w:type="pct" w:w="10%"/>
+          </w:tcPr>
+          <w:p>
+            <w:pPr>
+              <w:jc w:val="center"/>
+            </w:pPr>
+            <w:r>
+              <w:rPr>
+                <w:rFonts w:ascii="Consolas" w:cs="Consolas" w:eastAsia="Consolas" w:hAnsi="Consolas"/>
+                <w:b w:val="false"/>
+                <w:bCs w:val="false"/>
+                <w:sz w:val="20"/>
+                <w:szCs w:val="20"/>
+              </w:rPr>
+              <w:t xml:space="preserve">[6]</w:t>
+            </w:r>
+          </w:p>
+        </w:tc>
+        <w:tc>
+          <w:tcPr>
+            <w:tcW w:type="pct" w:w="18%"/>
+          </w:tcPr>
+          <w:p>
+            <w:pPr>
+              <w:jc w:val="center"/>
+            </w:pPr>
+            <w:r>
+              <w:rPr>
+                <w:rFonts w:ascii="Consolas" w:cs="Consolas" w:eastAsia="Consolas" w:hAnsi="Consolas"/>
+                <w:b w:val="false"/>
+                <w:bCs w:val="false"/>
+                <w:sz w:val="20"/>
+                <w:szCs w:val="20"/>
+              </w:rPr>
+              <w:t xml:space="preserve">CHSWENA</w:t>
+            </w:r>
+          </w:p>
+        </w:tc>
+        <w:tc>
+          <w:tcPr>
+            <w:tcW w:type="pct" w:w="12%"/>
+          </w:tcPr>
+          <w:p>
+            <w:pPr>
+              <w:jc w:val="left"/>
+            </w:pPr>
+            <w:r>
+              <w:rPr>
+                <w:rFonts w:ascii="宋体" w:cs="宋体" w:eastAsia="宋体" w:hAnsi="宋体"/>
+                <w:b w:val="false"/>
+                <w:bCs w:val="false"/>
+                <w:sz w:val="20"/>
+                <w:szCs w:val="20"/>
+              </w:rPr>
+              <w:t xml:space="preserve">0</w:t>
+            </w:r>
+          </w:p>
+        </w:tc>
+        <w:tc>
+          <w:tcPr>
+            <w:tcW w:type="pct" w:w="60%"/>
+          </w:tcPr>
+          <w:p>
+            <w:pPr>
+              <w:jc w:val="left"/>
+            </w:pPr>
+            <w:r>
+              <w:rPr>
+                <w:rFonts w:ascii="宋体" w:cs="宋体" w:eastAsia="宋体" w:hAnsi="宋体"/>
+                <w:b w:val="false"/>
+                <w:bCs w:val="false"/>
+                <w:sz w:val="20"/>
+                <w:szCs w:val="20"/>
+              </w:rPr>
+              <w:t xml:space="preserve">CHSW 未使能</w:t>
+            </w:r>
+          </w:p>
+        </w:tc>
+      </w:tr>
+    </w:tbl>
+    <w:p>
+      <w:pPr>
+        <w:spacing w:after="100" w:line="320"/>
+        <w:jc w:val="both"/>
+      </w:pPr>
+      <w:r>
+        <w:rPr>
+          <w:rFonts w:ascii="宋体" w:cs="宋体" w:eastAsia="宋体" w:hAnsi="宋体"/>
+          <w:sz w:val="22"/>
+          <w:szCs w:val="22"/>
+        </w:rPr>
+        <w:t xml:space="preserve"> </w:t>
+      </w:r>
+    </w:p>
+    <w:p>
+      <w:pPr>
+        <w:spacing w:after="160" w:before="280"/>
+      </w:pPr>
+      <w:r>
+        <w:rPr>
+          <w:rFonts w:ascii="微软雅黑" w:cs="微软雅黑" w:eastAsia="微软雅黑" w:hAnsi="微软雅黑"/>
+          <w:b/>
+          <w:bCs/>
+          <w:color w:val="2E74B5"/>
+          <w:sz w:val="28"/>
+          <w:szCs w:val="28"/>
+        </w:rPr>
+        <w:t xml:space="preserve">10.2 UCB_PFLASH（PFlash Protection）</w:t>
+      </w:r>
+    </w:p>
+    <w:p>
+      <w:pPr>
+        <w:spacing w:after="120" w:before="200"/>
+      </w:pPr>
+      <w:r>
+        <w:rPr>
+          <w:rFonts w:ascii="微软雅黑" w:cs="微软雅黑" w:eastAsia="微软雅黑" w:hAnsi="微软雅黑"/>
+          <w:b/>
+          <w:bCs/>
+          <w:color w:val="2E74B5"/>
+          <w:sz w:val="24"/>
+          <w:szCs w:val="24"/>
+        </w:rPr>
+        <w:t xml:space="preserve">左侧 Current Status 字段解析</w:t>
+      </w:r>
+    </w:p>
+    <w:tbl>
+      <w:tblPr>
+        <w:tblW w:type="pct" w:w="100%"/>
+        <w:tblBorders>
+          <w:top w:val="single" w:color="8FAADC" w:sz="4"/>
+          <w:left w:val="single" w:color="8FAADC" w:sz="4"/>
+          <w:bottom w:val="single" w:color="8FAADC" w:sz="4"/>
+          <w:right w:val="single" w:color="8FAADC" w:sz="4"/>
+          <w:insideH w:val="single" w:color="8FAADC" w:sz="4"/>
+          <w:insideV w:val="single" w:color="8FAADC" w:sz="4"/>
+        </w:tblBorders>
+      </w:tblPr>
+      <w:tblGrid>
+        <w:gridCol w:w="100"/>
+        <w:gridCol w:w="100"/>
+        <w:gridCol w:w="100"/>
+      </w:tblGrid>
+      <w:tr>
+        <w:trPr>
+          <w:tblHeader/>
+        </w:trPr>
+        <w:tc>
+          <w:tcPr>
+            <w:tcW w:type="pct" w:w="24%"/>
+            <w:shd w:fill="1F3864" w:val="clear"/>
+          </w:tcPr>
+          <w:p>
+            <w:pPr>
+              <w:jc w:val="center"/>
+            </w:pPr>
+            <w:r>
+              <w:rPr>
+                <w:rFonts w:ascii="微软雅黑" w:cs="微软雅黑" w:eastAsia="微软雅黑" w:hAnsi="微软雅黑"/>
+                <w:b/>
+                <w:bCs/>
+                <w:color w:val="FFFFFF"/>
+                <w:sz w:val="22"/>
+                <w:szCs w:val="22"/>
+              </w:rPr>
+              <w:t xml:space="preserve">字段</w:t>
+            </w:r>
+          </w:p>
+        </w:tc>
+        <w:tc>
+          <w:tcPr>
+            <w:tcW w:type="pct" w:w="22%"/>
+            <w:shd w:fill="1F3864" w:val="clear"/>
+          </w:tcPr>
+          <w:p>
+            <w:pPr>
+              <w:jc w:val="center"/>
+            </w:pPr>
+            <w:r>
+              <w:rPr>
+                <w:rFonts w:ascii="微软雅黑" w:cs="微软雅黑" w:eastAsia="微软雅黑" w:hAnsi="微软雅黑"/>
+                <w:b/>
+                <w:bCs/>
+                <w:color w:val="FFFFFF"/>
+                <w:sz w:val="22"/>
+                <w:szCs w:val="22"/>
+              </w:rPr>
+              <w:t xml:space="preserve">当前值</w:t>
+            </w:r>
+          </w:p>
+        </w:tc>
+        <w:tc>
+          <w:tcPr>
+            <w:tcW w:type="pct" w:w="54%"/>
+            <w:shd w:fill="1F3864" w:val="clear"/>
+          </w:tcPr>
+          <w:p>
+            <w:pPr>
+              <w:jc w:val="center"/>
+            </w:pPr>
+            <w:r>
+              <w:rPr>
+                <w:rFonts w:ascii="微软雅黑" w:cs="微软雅黑" w:eastAsia="微软雅黑" w:hAnsi="微软雅黑"/>
+                <w:b/>
+                <w:bCs/>
+                <w:color w:val="FFFFFF"/>
+                <w:sz w:val="22"/>
+                <w:szCs w:val="22"/>
+              </w:rPr>
+              <w:t xml:space="preserve">含义</w:t>
+            </w:r>
+          </w:p>
+        </w:tc>
+      </w:tr>
+      <w:tr>
+        <w:tc>
+          <w:tcPr>
+            <w:tcW w:type="pct" w:w="24%"/>
+          </w:tcPr>
+          <w:p>
+            <w:pPr>
+              <w:jc w:val="center"/>
+            </w:pPr>
+            <w:r>
+              <w:rPr>
+                <w:rFonts w:ascii="Consolas" w:cs="Consolas" w:eastAsia="Consolas" w:hAnsi="Consolas"/>
+                <w:b w:val="false"/>
+                <w:bCs w:val="false"/>
+                <w:sz w:val="20"/>
+                <w:szCs w:val="20"/>
+              </w:rPr>
+              <w:t xml:space="preserve">Pflash0Sectors</w:t>
+            </w:r>
+          </w:p>
+        </w:tc>
+        <w:tc>
+          <w:tcPr>
+            <w:tcW w:type="pct" w:w="22%"/>
+          </w:tcPr>
+          <w:p>
+            <w:pPr>
+              <w:jc w:val="center"/>
+            </w:pPr>
+            <w:r>
+              <w:rPr>
+                <w:rFonts w:ascii="Consolas" w:cs="Consolas" w:eastAsia="Consolas" w:hAnsi="Consolas"/>
+                <w:b w:val="false"/>
+                <w:bCs w:val="false"/>
+                <w:sz w:val="20"/>
+                <w:szCs w:val="20"/>
+              </w:rPr>
+              <w:t xml:space="preserve">128</w:t>
+            </w:r>
+          </w:p>
+        </w:tc>
+        <w:tc>
+          <w:tcPr>
+            <w:tcW w:type="pct" w:w="54%"/>
+          </w:tcPr>
+          <w:p>
+            <w:pPr>
+              <w:jc w:val="left"/>
+            </w:pPr>
+            <w:r>
+              <w:rPr>
+                <w:rFonts w:ascii="宋体" w:cs="宋体" w:eastAsia="宋体" w:hAnsi="宋体"/>
+                <w:b w:val="false"/>
+                <w:bCs w:val="false"/>
+                <w:sz w:val="20"/>
+                <w:szCs w:val="20"/>
+              </w:rPr>
+              <w:t xml:space="preserve">PFlash Bank0 共 128 个扇区</w:t>
+            </w:r>
+          </w:p>
+        </w:tc>
+      </w:tr>
+      <w:tr>
+        <w:tc>
+          <w:tcPr>
+            <w:tcW w:type="pct" w:w="24%"/>
+            <w:shd w:fill="F2F6FC" w:val="clear"/>
+          </w:tcPr>
+          <w:p>
+            <w:pPr>
+              <w:jc w:val="center"/>
+            </w:pPr>
+            <w:r>
+              <w:rPr>
+                <w:rFonts w:ascii="Consolas" w:cs="Consolas" w:eastAsia="Consolas" w:hAnsi="Consolas"/>
+                <w:b w:val="false"/>
+                <w:bCs w:val="false"/>
+                <w:sz w:val="20"/>
+                <w:szCs w:val="20"/>
+              </w:rPr>
+              <w:t xml:space="preserve">Pflash1-5Sectors</w:t>
+            </w:r>
+          </w:p>
+        </w:tc>
+        <w:tc>
+          <w:tcPr>
+            <w:tcW w:type="pct" w:w="22%"/>
+            <w:shd w:fill="F2F6FC" w:val="clear"/>
+          </w:tcPr>
+          <w:p>
+            <w:pPr>
+              <w:jc w:val="center"/>
+            </w:pPr>
+            <w:r>
+              <w:rPr>
+                <w:rFonts w:ascii="Consolas" w:cs="Consolas" w:eastAsia="Consolas" w:hAnsi="Consolas"/>
+                <w:b w:val="false"/>
+                <w:bCs w:val="false"/>
+                <w:sz w:val="20"/>
+                <w:szCs w:val="20"/>
+              </w:rPr>
+              <w:t xml:space="preserve">0</w:t>
+            </w:r>
+          </w:p>
+        </w:tc>
+        <w:tc>
+          <w:tcPr>
+            <w:tcW w:type="pct" w:w="54%"/>
+            <w:shd w:fill="F2F6FC" w:val="clear"/>
+          </w:tcPr>
+          <w:p>
+            <w:pPr>
+              <w:jc w:val="left"/>
+            </w:pPr>
+            <w:r>
+              <w:rPr>
+                <w:rFonts w:ascii="宋体" w:cs="宋体" w:eastAsia="宋体" w:hAnsi="宋体"/>
+                <w:b w:val="false"/>
+                <w:bCs w:val="false"/>
+                <w:sz w:val="20"/>
+                <w:szCs w:val="20"/>
+              </w:rPr>
+              <w:t xml:space="preserve">PFlash Bank1-5 无扇区（TC334 只有 Bank0）</w:t>
+            </w:r>
+          </w:p>
+        </w:tc>
+      </w:tr>
+      <w:tr>
+        <w:tc>
+          <w:tcPr>
+            <w:tcW w:type="pct" w:w="24%"/>
+          </w:tcPr>
+          <w:p>
+            <w:pPr>
+              <w:jc w:val="center"/>
+            </w:pPr>
+            <w:r>
+              <w:rPr>
+                <w:rFonts w:ascii="Consolas" w:cs="Consolas" w:eastAsia="Consolas" w:hAnsi="Consolas"/>
+                <w:b w:val="false"/>
+                <w:bCs w:val="false"/>
+                <w:sz w:val="20"/>
+                <w:szCs w:val="20"/>
+              </w:rPr>
+              <w:t xml:space="preserve">PROCONPF</w:t>
+            </w:r>
+          </w:p>
+        </w:tc>
+        <w:tc>
+          <w:tcPr>
+            <w:tcW w:type="pct" w:w="22%"/>
+          </w:tcPr>
+          <w:p>
+            <w:pPr>
+              <w:jc w:val="center"/>
+            </w:pPr>
+            <w:r>
+              <w:rPr>
+                <w:rFonts w:ascii="Consolas" w:cs="Consolas" w:eastAsia="Consolas" w:hAnsi="Consolas"/>
+                <w:b w:val="false"/>
+                <w:bCs w:val="false"/>
+                <w:sz w:val="20"/>
+                <w:szCs w:val="20"/>
+              </w:rPr>
+              <w:t xml:space="preserve">0x00000000</w:t>
+            </w:r>
+          </w:p>
+        </w:tc>
+        <w:tc>
+          <w:tcPr>
+            <w:tcW w:type="pct" w:w="54%"/>
+          </w:tcPr>
+          <w:p>
+            <w:pPr>
+              <w:jc w:val="left"/>
+            </w:pPr>
+            <w:r>
+              <w:rPr>
+                <w:rFonts w:ascii="宋体" w:cs="宋体" w:eastAsia="宋体" w:hAnsi="宋体"/>
+                <w:b w:val="false"/>
+                <w:bCs w:val="false"/>
+                <w:sz w:val="20"/>
+                <w:szCs w:val="20"/>
+              </w:rPr>
+              <w:t xml:space="preserve">PFlash 全局保护配置 = 0（无保护）</w:t>
+            </w:r>
+          </w:p>
+        </w:tc>
+      </w:tr>
+      <w:tr>
+        <w:tc>
+          <w:tcPr>
+            <w:tcW w:type="pct" w:w="24%"/>
+            <w:shd w:fill="F2F6FC" w:val="clear"/>
+          </w:tcPr>
+          <w:p>
+            <w:pPr>
+              <w:jc w:val="center"/>
+            </w:pPr>
+            <w:r>
+              <w:rPr>
+                <w:rFonts w:ascii="Consolas" w:cs="Consolas" w:eastAsia="Consolas" w:hAnsi="Consolas"/>
+                <w:b w:val="false"/>
+                <w:bCs w:val="false"/>
+                <w:sz w:val="20"/>
+                <w:szCs w:val="20"/>
+              </w:rPr>
+              <w:t xml:space="preserve">PROCONP00-03</w:t>
+            </w:r>
+          </w:p>
+        </w:tc>
+        <w:tc>
+          <w:tcPr>
+            <w:tcW w:type="pct" w:w="22%"/>
+            <w:shd w:fill="F2F6FC" w:val="clear"/>
+          </w:tcPr>
+          <w:p>
+            <w:pPr>
+              <w:jc w:val="center"/>
+            </w:pPr>
+            <w:r>
+              <w:rPr>
+                <w:rFonts w:ascii="Consolas" w:cs="Consolas" w:eastAsia="Consolas" w:hAnsi="Consolas"/>
+                <w:b w:val="false"/>
+                <w:bCs w:val="false"/>
+                <w:sz w:val="20"/>
+                <w:szCs w:val="20"/>
+              </w:rPr>
+              <w:t xml:space="preserve">0x00000000</w:t>
+            </w:r>
+          </w:p>
+        </w:tc>
+        <w:tc>
+          <w:tcPr>
+            <w:tcW w:type="pct" w:w="54%"/>
+            <w:shd w:fill="F2F6FC" w:val="clear"/>
+          </w:tcPr>
+          <w:p>
+            <w:pPr>
+              <w:jc w:val="left"/>
+            </w:pPr>
+            <w:r>
+              <w:rPr>
+                <w:rFonts w:ascii="宋体" w:cs="宋体" w:eastAsia="宋体" w:hAnsi="宋体"/>
+                <w:b w:val="false"/>
+                <w:bCs w:val="false"/>
+                <w:sz w:val="20"/>
+                <w:szCs w:val="20"/>
+              </w:rPr>
+              <w:t xml:space="preserve">PFlash 写保护掩码（每位对应一个扇区）= 全零表示所有扇区均未写保护</w:t>
+            </w:r>
+          </w:p>
+        </w:tc>
+      </w:tr>
+      <w:tr>
+        <w:tc>
+          <w:tcPr>
+            <w:tcW w:type="pct" w:w="24%"/>
+          </w:tcPr>
+          <w:p>
+            <w:pPr>
+              <w:jc w:val="center"/>
+            </w:pPr>
+            <w:r>
+              <w:rPr>
+                <w:rFonts w:ascii="Consolas" w:cs="Consolas" w:eastAsia="Consolas" w:hAnsi="Consolas"/>
+                <w:b w:val="false"/>
+                <w:bCs w:val="false"/>
+                <w:sz w:val="20"/>
+                <w:szCs w:val="20"/>
+              </w:rPr>
+              <w:t xml:space="preserve">IsConfirmed</w:t>
+            </w:r>
+          </w:p>
+        </w:tc>
+        <w:tc>
+          <w:tcPr>
+            <w:tcW w:type="pct" w:w="22%"/>
+          </w:tcPr>
+          <w:p>
+            <w:pPr>
+              <w:jc w:val="center"/>
+            </w:pPr>
+            <w:r>
+              <w:rPr>
+                <w:rFonts w:ascii="Consolas" w:cs="Consolas" w:eastAsia="Consolas" w:hAnsi="Consolas"/>
+                <w:b w:val="false"/>
+                <w:bCs w:val="false"/>
+                <w:sz w:val="20"/>
+                <w:szCs w:val="20"/>
+              </w:rPr>
+              <w:t xml:space="preserve">n</w:t>
+            </w:r>
+          </w:p>
+        </w:tc>
+        <w:tc>
+          <w:tcPr>
+            <w:tcW w:type="pct" w:w="54%"/>
+          </w:tcPr>
+          <w:p>
+            <w:pPr>
+              <w:jc w:val="left"/>
+            </w:pPr>
+            <w:r>
+              <w:rPr>
+                <w:rFonts w:ascii="宋体" w:cs="宋体" w:eastAsia="宋体" w:hAnsi="宋体"/>
+                <w:b w:val="false"/>
+                <w:bCs w:val="false"/>
+                <w:sz w:val="20"/>
+                <w:szCs w:val="20"/>
+              </w:rPr>
+              <w:t xml:space="preserve">未确认锁定</w:t>
+            </w:r>
+          </w:p>
+        </w:tc>
+      </w:tr>
+      <w:tr>
+        <w:tc>
+          <w:tcPr>
+            <w:tcW w:type="pct" w:w="24%"/>
+            <w:shd w:fill="F2F6FC" w:val="clear"/>
+          </w:tcPr>
+          <w:p>
+            <w:pPr>
+              <w:jc w:val="center"/>
+            </w:pPr>
+            <w:r>
+              <w:rPr>
+                <w:rFonts w:ascii="Consolas" w:cs="Consolas" w:eastAsia="Consolas" w:hAnsi="Consolas"/>
+                <w:b w:val="false"/>
+                <w:bCs w:val="false"/>
+                <w:sz w:val="20"/>
+                <w:szCs w:val="20"/>
+              </w:rPr>
+              <w:t xml:space="preserve">ProtDis</w:t>
+            </w:r>
+          </w:p>
+        </w:tc>
+        <w:tc>
+          <w:tcPr>
+            <w:tcW w:type="pct" w:w="22%"/>
+            <w:shd w:fill="F2F6FC" w:val="clear"/>
+          </w:tcPr>
+          <w:p>
+            <w:pPr>
+              <w:jc w:val="center"/>
+            </w:pPr>
+            <w:r>
+              <w:rPr>
+                <w:rFonts w:ascii="Consolas" w:cs="Consolas" w:eastAsia="Consolas" w:hAnsi="Consolas"/>
+                <w:b w:val="false"/>
+                <w:bCs w:val="false"/>
+                <w:sz w:val="20"/>
+                <w:szCs w:val="20"/>
+              </w:rPr>
+              <w:t xml:space="preserve">n</w:t>
+            </w:r>
+          </w:p>
+        </w:tc>
+        <w:tc>
+          <w:tcPr>
+            <w:tcW w:type="pct" w:w="54%"/>
+            <w:shd w:fill="F2F6FC" w:val="clear"/>
+          </w:tcPr>
+          <w:p>
+            <w:pPr>
+              <w:jc w:val="left"/>
+            </w:pPr>
+            <w:r>
+              <w:rPr>
+                <w:rFonts w:ascii="宋体" w:cs="宋体" w:eastAsia="宋体" w:hAnsi="宋体"/>
+                <w:b w:val="false"/>
+                <w:bCs w:val="false"/>
+                <w:sz w:val="20"/>
+                <w:szCs w:val="20"/>
+              </w:rPr>
+              <w:t xml:space="preserve">保护未禁用</w:t>
+            </w:r>
+          </w:p>
+        </w:tc>
+      </w:tr>
+      <w:tr>
+        <w:tc>
+          <w:tcPr>
+            <w:tcW w:type="pct" w:w="24%"/>
+          </w:tcPr>
+          <w:p>
+            <w:pPr>
+              <w:jc w:val="center"/>
+            </w:pPr>
+            <w:r>
+              <w:rPr>
+                <w:rFonts w:ascii="Consolas" w:cs="Consolas" w:eastAsia="Consolas" w:hAnsi="Consolas"/>
+                <w:b w:val="false"/>
+                <w:bCs w:val="false"/>
+                <w:sz w:val="20"/>
+                <w:szCs w:val="20"/>
+              </w:rPr>
+              <w:t xml:space="preserve">PROCONPF.RPRO</w:t>
+            </w:r>
+          </w:p>
+        </w:tc>
+        <w:tc>
+          <w:tcPr>
+            <w:tcW w:type="pct" w:w="22%"/>
+          </w:tcPr>
+          <w:p>
+            <w:pPr>
+              <w:jc w:val="center"/>
+            </w:pPr>
+            <w:r>
+              <w:rPr>
+                <w:rFonts w:ascii="Consolas" w:cs="Consolas" w:eastAsia="Consolas" w:hAnsi="Consolas"/>
+                <w:b w:val="false"/>
+                <w:bCs w:val="false"/>
+                <w:sz w:val="20"/>
+                <w:szCs w:val="20"/>
+              </w:rPr>
+              <w:t xml:space="preserve">0</w:t>
+            </w:r>
+          </w:p>
+        </w:tc>
+        <w:tc>
+          <w:tcPr>
+            <w:tcW w:type="pct" w:w="54%"/>
+          </w:tcPr>
+          <w:p>
+            <w:pPr>
+              <w:jc w:val="left"/>
+            </w:pPr>
+            <w:r>
+              <w:rPr>
+                <w:rFonts w:ascii="宋体" w:cs="宋体" w:eastAsia="宋体" w:hAnsi="宋体"/>
+                <w:b w:val="false"/>
+                <w:bCs w:val="false"/>
+                <w:sz w:val="20"/>
+                <w:szCs w:val="20"/>
+              </w:rPr>
+              <w:t xml:space="preserve">读保护位 = 0（PFlash 可读）</w:t>
+            </w:r>
+          </w:p>
+        </w:tc>
+      </w:tr>
+    </w:tbl>
+    <w:p>
+      <w:pPr>
+        <w:spacing w:after="100" w:line="320"/>
+        <w:jc w:val="both"/>
+      </w:pPr>
+      <w:r>
+        <w:rPr>
+          <w:rFonts w:ascii="宋体" w:cs="宋体" w:eastAsia="宋体" w:hAnsi="宋体"/>
+          <w:sz w:val="22"/>
+          <w:szCs w:val="22"/>
+        </w:rPr>
+        <w:t xml:space="preserve"> </w:t>
+      </w:r>
+    </w:p>
+    <w:p>
+      <w:pPr>
+        <w:spacing w:after="120" w:before="200"/>
+      </w:pPr>
+      <w:r>
+        <w:rPr>
+          <w:rFonts w:ascii="微软雅黑" w:cs="微软雅黑" w:eastAsia="微软雅黑" w:hAnsi="微软雅黑"/>
+          <w:b/>
+          <w:bCs/>
+          <w:color w:val="2E74B5"/>
+          <w:sz w:val="24"/>
+          <w:szCs w:val="24"/>
+        </w:rPr>
+        <w:t xml:space="preserve">右侧 New 配置面板解析</w:t>
+      </w:r>
+    </w:p>
+    <w:tbl>
+      <w:tblPr>
+        <w:tblW w:type="pct" w:w="100%"/>
+        <w:tblBorders>
+          <w:top w:val="single" w:color="8FAADC" w:sz="4"/>
+          <w:left w:val="single" w:color="8FAADC" w:sz="4"/>
+          <w:bottom w:val="single" w:color="8FAADC" w:sz="4"/>
+          <w:right w:val="single" w:color="8FAADC" w:sz="4"/>
+          <w:insideH w:val="single" w:color="8FAADC" w:sz="4"/>
+          <w:insideV w:val="single" w:color="8FAADC" w:sz="4"/>
+        </w:tblBorders>
+      </w:tblPr>
+      <w:tblGrid>
+        <w:gridCol w:w="100"/>
+        <w:gridCol w:w="100"/>
+      </w:tblGrid>
+      <w:tr>
+        <w:trPr>
+          <w:tblHeader/>
+        </w:trPr>
+        <w:tc>
+          <w:tcPr>
+            <w:tcW w:type="pct" w:w="34%"/>
+            <w:shd w:fill="1F3864" w:val="clear"/>
+          </w:tcPr>
+          <w:p>
+            <w:pPr>
+              <w:jc w:val="center"/>
+            </w:pPr>
+            <w:r>
+              <w:rPr>
+                <w:rFonts w:ascii="微软雅黑" w:cs="微软雅黑" w:eastAsia="微软雅黑" w:hAnsi="微软雅黑"/>
+                <w:b/>
+                <w:bCs/>
+                <w:color w:val="FFFFFF"/>
+                <w:sz w:val="22"/>
+                <w:szCs w:val="22"/>
+              </w:rPr>
+              <w:t xml:space="preserve">配置项</w:t>
+            </w:r>
+          </w:p>
+        </w:tc>
+        <w:tc>
+          <w:tcPr>
+            <w:tcW w:type="pct" w:w="66%"/>
+            <w:shd w:fill="1F3864" w:val="clear"/>
+          </w:tcPr>
+          <w:p>
+            <w:pPr>
+              <w:jc w:val="center"/>
+            </w:pPr>
+            <w:r>
+              <w:rPr>
+                <w:rFonts w:ascii="微软雅黑" w:cs="微软雅黑" w:eastAsia="微软雅黑" w:hAnsi="微软雅黑"/>
+                <w:b/>
+                <w:bCs/>
+                <w:color w:val="FFFFFF"/>
+                <w:sz w:val="22"/>
+                <w:szCs w:val="22"/>
+              </w:rPr>
+              <w:t xml:space="preserve">说明</w:t>
+            </w:r>
+          </w:p>
+        </w:tc>
+      </w:tr>
+      <w:tr>
+        <w:tc>
+          <w:tcPr>
+            <w:tcW w:type="pct" w:w="34%"/>
+          </w:tcPr>
+          <w:p>
+            <w:pPr>
+              <w:jc w:val="center"/>
+            </w:pPr>
+            <w:r>
+              <w:rPr>
+                <w:rFonts w:ascii="Consolas" w:cs="Consolas" w:eastAsia="Consolas" w:hAnsi="Consolas"/>
+                <w:b w:val="false"/>
+                <w:bCs w:val="false"/>
+                <w:sz w:val="20"/>
+                <w:szCs w:val="20"/>
+              </w:rPr>
+              <w:t xml:space="preserve">PFLASH read protection</w:t>
+            </w:r>
+          </w:p>
+        </w:tc>
+        <w:tc>
+          <w:tcPr>
+            <w:tcW w:type="pct" w:w="66%"/>
+          </w:tcPr>
+          <w:p>
+            <w:pPr>
+              <w:jc w:val="center"/>
+            </w:pPr>
+            <w:r>
+              <w:rPr>
+                <w:rFonts w:ascii="Consolas" w:cs="Consolas" w:eastAsia="Consolas" w:hAnsi="Consolas"/>
+                <w:b w:val="false"/>
+                <w:bCs w:val="false"/>
+                <w:sz w:val="20"/>
+                <w:szCs w:val="20"/>
+              </w:rPr>
+              <w:t xml:space="preserve">勾选后启用 PFlash 读保护（代码加密，调试器无法读出 Flash 内容）</w:t>
+            </w:r>
+          </w:p>
+        </w:tc>
+      </w:tr>
+      <w:tr>
+        <w:tc>
+          <w:tcPr>
+            <w:tcW w:type="pct" w:w="34%"/>
+            <w:shd w:fill="F2F6FC" w:val="clear"/>
+          </w:tcPr>
+          <w:p>
+            <w:pPr>
+              <w:jc w:val="center"/>
+            </w:pPr>
+            <w:r>
+              <w:rPr>
+                <w:rFonts w:ascii="Consolas" w:cs="Consolas" w:eastAsia="Consolas" w:hAnsi="Consolas"/>
+                <w:b w:val="false"/>
+                <w:bCs w:val="false"/>
+                <w:sz w:val="20"/>
+                <w:szCs w:val="20"/>
+              </w:rPr>
+              <w:t xml:space="preserve">PFLASH0 Tab</w:t>
+            </w:r>
+          </w:p>
+        </w:tc>
+        <w:tc>
+          <w:tcPr>
+            <w:tcW w:type="pct" w:w="66%"/>
+            <w:shd w:fill="F2F6FC" w:val="clear"/>
+          </w:tcPr>
+          <w:p>
+            <w:pPr>
+              <w:jc w:val="center"/>
+            </w:pPr>
+            <w:r>
+              <w:rPr>
+                <w:rFonts w:ascii="Consolas" w:cs="Consolas" w:eastAsia="Consolas" w:hAnsi="Consolas"/>
+                <w:b w:val="false"/>
+                <w:bCs w:val="false"/>
+                <w:sz w:val="20"/>
+                <w:szCs w:val="20"/>
+              </w:rPr>
+              <w:t xml:space="preserve">PFlash Bank0 的写保护配置</w:t>
+            </w:r>
+          </w:p>
+        </w:tc>
+      </w:tr>
+      <w:tr>
+        <w:tc>
+          <w:tcPr>
+            <w:tcW w:type="pct" w:w="34%"/>
+          </w:tcPr>
+          <w:p>
+            <w:pPr>
+              <w:jc w:val="center"/>
+            </w:pPr>
+            <w:r>
+              <w:rPr>
+                <w:rFonts w:ascii="Consolas" w:cs="Consolas" w:eastAsia="Consolas" w:hAnsi="Consolas"/>
+                <w:b w:val="false"/>
+                <w:bCs w:val="false"/>
+                <w:sz w:val="20"/>
+                <w:szCs w:val="20"/>
+              </w:rPr>
+              <w:t xml:space="preserve">Write Protection (PROCONP00-03)</w:t>
+            </w:r>
+          </w:p>
+        </w:tc>
+        <w:tc>
+          <w:tcPr>
+            <w:tcW w:type="pct" w:w="66%"/>
+          </w:tcPr>
+          <w:p>
+            <w:pPr>
+              <w:jc w:val="center"/>
+            </w:pPr>
+            <w:r>
+              <w:rPr>
+                <w:rFonts w:ascii="Consolas" w:cs="Consolas" w:eastAsia="Consolas" w:hAnsi="Consolas"/>
+                <w:b w:val="false"/>
+                <w:bCs w:val="false"/>
+                <w:sz w:val="20"/>
+                <w:szCs w:val="20"/>
+              </w:rPr>
+              <w:t xml:space="preserve">4 个 32-bit 写保护寄存器，每 bit 对应一个扇区（共 128 扇区 = 4×32 bit）</w:t>
+            </w:r>
+          </w:p>
+        </w:tc>
+      </w:tr>
+      <w:tr>
+        <w:tc>
+          <w:tcPr>
+            <w:tcW w:type="pct" w:w="34%"/>
+            <w:shd w:fill="F2F6FC" w:val="clear"/>
+          </w:tcPr>
+          <w:p>
+            <w:pPr>
+              <w:jc w:val="center"/>
+            </w:pPr>
+            <w:r>
+              <w:rPr>
+                <w:rFonts w:ascii="Consolas" w:cs="Consolas" w:eastAsia="Consolas" w:hAnsi="Consolas"/>
+                <w:b w:val="false"/>
+                <w:bCs w:val="false"/>
+                <w:sz w:val="20"/>
+                <w:szCs w:val="20"/>
+              </w:rPr>
+              <w:t xml:space="preserve">Sector 列表 (0-15)</w:t>
+            </w:r>
+          </w:p>
+        </w:tc>
+        <w:tc>
+          <w:tcPr>
+            <w:tcW w:type="pct" w:w="66%"/>
+            <w:shd w:fill="F2F6FC" w:val="clear"/>
+          </w:tcPr>
+          <w:p>
+            <w:pPr>
+              <w:jc w:val="center"/>
+            </w:pPr>
+            <w:r>
+              <w:rPr>
+                <w:rFonts w:ascii="Consolas" w:cs="Consolas" w:eastAsia="Consolas" w:hAnsi="Consolas"/>
+                <w:b w:val="false"/>
+                <w:bCs w:val="false"/>
+                <w:sz w:val="20"/>
+                <w:szCs w:val="20"/>
+              </w:rPr>
+              <w:t xml:space="preserve">显示扇区编号、起始地址、结束地址，勾选后该扇区被写保护</w:t>
+            </w:r>
+          </w:p>
+        </w:tc>
+      </w:tr>
+      <w:tr>
+        <w:tc>
+          <w:tcPr>
+            <w:tcW w:type="pct" w:w="34%"/>
+          </w:tcPr>
+          <w:p>
+            <w:pPr>
+              <w:jc w:val="center"/>
+            </w:pPr>
+            <w:r>
+              <w:rPr>
+                <w:rFonts w:ascii="Consolas" w:cs="Consolas" w:eastAsia="Consolas" w:hAnsi="Consolas"/>
+                <w:b w:val="false"/>
+                <w:bCs w:val="false"/>
+                <w:sz w:val="20"/>
+                <w:szCs w:val="20"/>
+              </w:rPr>
+              <w:t xml:space="preserve">Select All</w:t>
+            </w:r>
+          </w:p>
+        </w:tc>
+        <w:tc>
+          <w:tcPr>
+            <w:tcW w:type="pct" w:w="66%"/>
+          </w:tcPr>
+          <w:p>
+            <w:pPr>
+              <w:jc w:val="center"/>
+            </w:pPr>
+            <w:r>
+              <w:rPr>
+                <w:rFonts w:ascii="Consolas" w:cs="Consolas" w:eastAsia="Consolas" w:hAnsi="Consolas"/>
+                <w:b w:val="false"/>
+                <w:bCs w:val="false"/>
+                <w:sz w:val="20"/>
+                <w:szCs w:val="20"/>
+              </w:rPr>
+              <w:t xml:space="preserve">一键勾选所有扇区的写保护</w:t>
+            </w:r>
+          </w:p>
+        </w:tc>
+      </w:tr>
+      <w:tr>
+        <w:tc>
+          <w:tcPr>
+            <w:tcW w:type="pct" w:w="34%"/>
+            <w:shd w:fill="F2F6FC" w:val="clear"/>
+          </w:tcPr>
+          <w:p>
+            <w:pPr>
+              <w:jc w:val="center"/>
+            </w:pPr>
+            <w:r>
+              <w:rPr>
+                <w:rFonts w:ascii="Consolas" w:cs="Consolas" w:eastAsia="Consolas" w:hAnsi="Consolas"/>
+                <w:b w:val="false"/>
+                <w:bCs w:val="false"/>
+                <w:sz w:val="20"/>
+                <w:szCs w:val="20"/>
+              </w:rPr>
+              <w:t xml:space="preserve">PROCONPF</w:t>
+            </w:r>
+          </w:p>
+        </w:tc>
+        <w:tc>
+          <w:tcPr>
+            <w:tcW w:type="pct" w:w="66%"/>
+            <w:shd w:fill="F2F6FC" w:val="clear"/>
+          </w:tcPr>
+          <w:p>
+            <w:pPr>
+              <w:jc w:val="center"/>
+            </w:pPr>
+            <w:r>
+              <w:rPr>
+                <w:rFonts w:ascii="Consolas" w:cs="Consolas" w:eastAsia="Consolas" w:hAnsi="Consolas"/>
+                <w:b w:val="false"/>
+                <w:bCs w:val="false"/>
+                <w:sz w:val="20"/>
+                <w:szCs w:val="20"/>
+              </w:rPr>
+              <w:t xml:space="preserve">PFlash 全局保护配置寄存器值</w:t>
+            </w:r>
+          </w:p>
+        </w:tc>
+      </w:tr>
+    </w:tbl>
+    <w:p>
+      <w:pPr>
+        <w:spacing w:after="100" w:line="320"/>
+        <w:jc w:val="both"/>
+      </w:pPr>
+      <w:r>
+        <w:rPr>
+          <w:rFonts w:ascii="宋体" w:cs="宋体" w:eastAsia="宋体" w:hAnsi="宋体"/>
+          <w:sz w:val="22"/>
+          <w:szCs w:val="22"/>
+        </w:rPr>
+        <w:t xml:space="preserve"> </w:t>
+      </w:r>
+    </w:p>
+    <w:p>
+      <w:pPr>
+        <w:spacing w:after="100" w:line="320"/>
+        <w:jc w:val="both"/>
+      </w:pPr>
+      <w:r>
+        <w:rPr>
+          <w:rFonts w:ascii="宋体" w:cs="宋体" w:eastAsia="宋体" w:hAnsi="宋体"/>
+          <w:sz w:val="22"/>
+          <w:szCs w:val="22"/>
+        </w:rPr>
+        <w:t xml:space="preserve">当前板状态：所有 PFlash 扇区均未写保护（全零），读保护未启用。</w:t>
+      </w:r>
+    </w:p>
+    <w:p>
+      <w:pPr>
+        <w:spacing w:after="160" w:before="280"/>
+      </w:pPr>
+      <w:r>
+        <w:rPr>
+          <w:rFonts w:ascii="微软雅黑" w:cs="微软雅黑" w:eastAsia="微软雅黑" w:hAnsi="微软雅黑"/>
+          <w:b/>
+          <w:bCs/>
+          <w:color w:val="2E74B5"/>
+          <w:sz w:val="28"/>
+          <w:szCs w:val="28"/>
+        </w:rPr>
+        <w:t xml:space="preserve">10.3 UCB_DFLASH（DFlash Protection, Safety Configuration）</w:t>
+      </w:r>
+    </w:p>
+    <w:p>
+      <w:pPr>
+        <w:spacing w:after="120" w:before="200"/>
+      </w:pPr>
+      <w:r>
+        <w:rPr>
+          <w:rFonts w:ascii="微软雅黑" w:cs="微软雅黑" w:eastAsia="微软雅黑" w:hAnsi="微软雅黑"/>
+          <w:b/>
+          <w:bCs/>
+          <w:color w:val="2E74B5"/>
+          <w:sz w:val="24"/>
+          <w:szCs w:val="24"/>
+        </w:rPr>
+        <w:t xml:space="preserve">左侧 Current Status 字段解析</w:t>
+      </w:r>
+    </w:p>
+    <w:tbl>
+      <w:tblPr>
+        <w:tblW w:type="pct" w:w="100%"/>
+        <w:tblBorders>
+          <w:top w:val="single" w:color="8FAADC" w:sz="4"/>
+          <w:left w:val="single" w:color="8FAADC" w:sz="4"/>
+          <w:bottom w:val="single" w:color="8FAADC" w:sz="4"/>
+          <w:right w:val="single" w:color="8FAADC" w:sz="4"/>
+          <w:insideH w:val="single" w:color="8FAADC" w:sz="4"/>
+          <w:insideV w:val="single" w:color="8FAADC" w:sz="4"/>
+        </w:tblBorders>
+      </w:tblPr>
+      <w:tblGrid>
+        <w:gridCol w:w="100"/>
+        <w:gridCol w:w="100"/>
+        <w:gridCol w:w="100"/>
+      </w:tblGrid>
+      <w:tr>
+        <w:trPr>
+          <w:tblHeader/>
+        </w:trPr>
+        <w:tc>
+          <w:tcPr>
+            <w:tcW w:type="pct" w:w="28%"/>
+            <w:shd w:fill="1F3864" w:val="clear"/>
+          </w:tcPr>
+          <w:p>
+            <w:pPr>
+              <w:jc w:val="center"/>
+            </w:pPr>
+            <w:r>
+              <w:rPr>
+                <w:rFonts w:ascii="微软雅黑" w:cs="微软雅黑" w:eastAsia="微软雅黑" w:hAnsi="微软雅黑"/>
+                <w:b/>
+                <w:bCs/>
+                <w:color w:val="FFFFFF"/>
+                <w:sz w:val="22"/>
+                <w:szCs w:val="22"/>
+              </w:rPr>
+              <w:t xml:space="preserve">字段</w:t>
+            </w:r>
+          </w:p>
+        </w:tc>
+        <w:tc>
+          <w:tcPr>
+            <w:tcW w:type="pct" w:w="22%"/>
+            <w:shd w:fill="1F3864" w:val="clear"/>
+          </w:tcPr>
+          <w:p>
+            <w:pPr>
+              <w:jc w:val="center"/>
+            </w:pPr>
+            <w:r>
+              <w:rPr>
+                <w:rFonts w:ascii="微软雅黑" w:cs="微软雅黑" w:eastAsia="微软雅黑" w:hAnsi="微软雅黑"/>
+                <w:b/>
+                <w:bCs/>
+                <w:color w:val="FFFFFF"/>
+                <w:sz w:val="22"/>
+                <w:szCs w:val="22"/>
+              </w:rPr>
+              <w:t xml:space="preserve">当前值</w:t>
+            </w:r>
+          </w:p>
+        </w:tc>
+        <w:tc>
+          <w:tcPr>
+            <w:tcW w:type="pct" w:w="50%"/>
+            <w:shd w:fill="1F3864" w:val="clear"/>
+          </w:tcPr>
+          <w:p>
+            <w:pPr>
+              <w:jc w:val="center"/>
+            </w:pPr>
+            <w:r>
+              <w:rPr>
+                <w:rFonts w:ascii="微软雅黑" w:cs="微软雅黑" w:eastAsia="微软雅黑" w:hAnsi="微软雅黑"/>
+                <w:b/>
+                <w:bCs/>
+                <w:color w:val="FFFFFF"/>
+                <w:sz w:val="22"/>
+                <w:szCs w:val="22"/>
+              </w:rPr>
+              <w:t xml:space="preserve">含义</w:t>
+            </w:r>
+          </w:p>
+        </w:tc>
+      </w:tr>
+      <w:tr>
+        <w:tc>
+          <w:tcPr>
+            <w:tcW w:type="pct" w:w="28%"/>
+          </w:tcPr>
+          <w:p>
+            <w:pPr>
+              <w:jc w:val="center"/>
+            </w:pPr>
+            <w:r>
+              <w:rPr>
+                <w:rFonts w:ascii="Consolas" w:cs="Consolas" w:eastAsia="Consolas" w:hAnsi="Consolas"/>
+                <w:b w:val="false"/>
+                <w:bCs w:val="false"/>
+                <w:sz w:val="20"/>
+                <w:szCs w:val="20"/>
+              </w:rPr>
+              <w:t xml:space="preserve">PROCONUSR</w:t>
+            </w:r>
+          </w:p>
+        </w:tc>
+        <w:tc>
+          <w:tcPr>
+            <w:tcW w:type="pct" w:w="22%"/>
+          </w:tcPr>
+          <w:p>
+            <w:pPr>
+              <w:jc w:val="center"/>
+            </w:pPr>
+            <w:r>
+              <w:rPr>
+                <w:rFonts w:ascii="Consolas" w:cs="Consolas" w:eastAsia="Consolas" w:hAnsi="Consolas"/>
+                <w:b w:val="false"/>
+                <w:bCs w:val="false"/>
+                <w:sz w:val="20"/>
+                <w:szCs w:val="20"/>
+              </w:rPr>
+              <w:t xml:space="preserve">0x00000000</w:t>
+            </w:r>
+          </w:p>
+        </w:tc>
+        <w:tc>
+          <w:tcPr>
+            <w:tcW w:type="pct" w:w="50%"/>
+          </w:tcPr>
+          <w:p>
+            <w:pPr>
+              <w:jc w:val="left"/>
+            </w:pPr>
+            <w:r>
+              <w:rPr>
+                <w:rFonts w:ascii="宋体" w:cs="宋体" w:eastAsia="宋体" w:hAnsi="宋体"/>
+                <w:b w:val="false"/>
+                <w:bCs w:val="false"/>
+                <w:sz w:val="20"/>
+                <w:szCs w:val="20"/>
+              </w:rPr>
+              <w:t xml:space="preserve">用户配置寄存器 = 0</w:t>
+            </w:r>
+          </w:p>
+        </w:tc>
+      </w:tr>
+      <w:tr>
+        <w:tc>
+          <w:tcPr>
+            <w:tcW w:type="pct" w:w="28%"/>
+            <w:shd w:fill="F2F6FC" w:val="clear"/>
+          </w:tcPr>
+          <w:p>
+            <w:pPr>
+              <w:jc w:val="center"/>
+            </w:pPr>
+            <w:r>
+              <w:rPr>
+                <w:rFonts w:ascii="Consolas" w:cs="Consolas" w:eastAsia="Consolas" w:hAnsi="Consolas"/>
+                <w:b w:val="false"/>
+                <w:bCs w:val="false"/>
+                <w:sz w:val="20"/>
+                <w:szCs w:val="20"/>
+              </w:rPr>
+              <w:t xml:space="preserve">PROCONDF</w:t>
+            </w:r>
+          </w:p>
+        </w:tc>
+        <w:tc>
+          <w:tcPr>
+            <w:tcW w:type="pct" w:w="22%"/>
+            <w:shd w:fill="F2F6FC" w:val="clear"/>
+          </w:tcPr>
+          <w:p>
+            <w:pPr>
+              <w:jc w:val="center"/>
+            </w:pPr>
+            <w:r>
+              <w:rPr>
+                <w:rFonts w:ascii="Consolas" w:cs="Consolas" w:eastAsia="Consolas" w:hAnsi="Consolas"/>
+                <w:b w:val="false"/>
+                <w:bCs w:val="false"/>
+                <w:sz w:val="20"/>
+                <w:szCs w:val="20"/>
+              </w:rPr>
+              <w:t xml:space="preserve">0x00000000</w:t>
+            </w:r>
+          </w:p>
+        </w:tc>
+        <w:tc>
+          <w:tcPr>
+            <w:tcW w:type="pct" w:w="50%"/>
+            <w:shd w:fill="F2F6FC" w:val="clear"/>
+          </w:tcPr>
+          <w:p>
+            <w:pPr>
+              <w:jc w:val="left"/>
+            </w:pPr>
+            <w:r>
+              <w:rPr>
+                <w:rFonts w:ascii="宋体" w:cs="宋体" w:eastAsia="宋体" w:hAnsi="宋体"/>
+                <w:b w:val="false"/>
+                <w:bCs w:val="false"/>
+                <w:sz w:val="20"/>
+                <w:szCs w:val="20"/>
+              </w:rPr>
+              <w:t xml:space="preserve">DFlash 保护配置 = 0（无保护）</w:t>
+            </w:r>
+          </w:p>
+        </w:tc>
+      </w:tr>
+      <w:tr>
+        <w:tc>
+          <w:tcPr>
+            <w:tcW w:type="pct" w:w="28%"/>
+          </w:tcPr>
+          <w:p>
+            <w:pPr>
+              <w:jc w:val="center"/>
+            </w:pPr>
+            <w:r>
+              <w:rPr>
+                <w:rFonts w:ascii="Consolas" w:cs="Consolas" w:eastAsia="Consolas" w:hAnsi="Consolas"/>
+                <w:b w:val="false"/>
+                <w:bCs w:val="false"/>
+                <w:sz w:val="20"/>
+                <w:szCs w:val="20"/>
+              </w:rPr>
+              <w:t xml:space="preserve">PROCONRAM</w:t>
+            </w:r>
+          </w:p>
+        </w:tc>
+        <w:tc>
+          <w:tcPr>
+            <w:tcW w:type="pct" w:w="22%"/>
+          </w:tcPr>
+          <w:p>
+            <w:pPr>
+              <w:jc w:val="center"/>
+            </w:pPr>
+            <w:r>
+              <w:rPr>
+                <w:rFonts w:ascii="Consolas" w:cs="Consolas" w:eastAsia="Consolas" w:hAnsi="Consolas"/>
+                <w:b w:val="false"/>
+                <w:bCs w:val="false"/>
+                <w:sz w:val="20"/>
+                <w:szCs w:val="20"/>
+              </w:rPr>
+              <w:t xml:space="preserve">0x00000000</w:t>
+            </w:r>
+          </w:p>
+        </w:tc>
+        <w:tc>
+          <w:tcPr>
+            <w:tcW w:type="pct" w:w="50%"/>
+          </w:tcPr>
+          <w:p>
+            <w:pPr>
+              <w:jc w:val="left"/>
+            </w:pPr>
+            <w:r>
+              <w:rPr>
+                <w:rFonts w:ascii="宋体" w:cs="宋体" w:eastAsia="宋体" w:hAnsi="宋体"/>
+                <w:b w:val="false"/>
+                <w:bCs w:val="false"/>
+                <w:sz w:val="20"/>
+                <w:szCs w:val="20"/>
+              </w:rPr>
+              <w:t xml:space="preserve">RAM 配置 = 0</w:t>
+            </w:r>
+          </w:p>
+        </w:tc>
+      </w:tr>
+      <w:tr>
+        <w:tc>
+          <w:tcPr>
+            <w:tcW w:type="pct" w:w="28%"/>
+            <w:shd w:fill="F2F6FC" w:val="clear"/>
+          </w:tcPr>
+          <w:p>
+            <w:pPr>
+              <w:jc w:val="center"/>
+            </w:pPr>
+            <w:r>
+              <w:rPr>
+                <w:rFonts w:ascii="Consolas" w:cs="Consolas" w:eastAsia="Consolas" w:hAnsi="Consolas"/>
+                <w:b w:val="false"/>
+                <w:bCs w:val="false"/>
+                <w:sz w:val="20"/>
+                <w:szCs w:val="20"/>
+              </w:rPr>
+              <w:t xml:space="preserve">IsConfirmed</w:t>
+            </w:r>
+          </w:p>
+        </w:tc>
+        <w:tc>
+          <w:tcPr>
+            <w:tcW w:type="pct" w:w="22%"/>
+            <w:shd w:fill="F2F6FC" w:val="clear"/>
+          </w:tcPr>
+          <w:p>
+            <w:pPr>
+              <w:jc w:val="center"/>
+            </w:pPr>
+            <w:r>
+              <w:rPr>
+                <w:rFonts w:ascii="Consolas" w:cs="Consolas" w:eastAsia="Consolas" w:hAnsi="Consolas"/>
+                <w:b w:val="false"/>
+                <w:bCs w:val="false"/>
+                <w:sz w:val="20"/>
+                <w:szCs w:val="20"/>
+              </w:rPr>
+              <w:t xml:space="preserve">n</w:t>
+            </w:r>
+          </w:p>
+        </w:tc>
+        <w:tc>
+          <w:tcPr>
+            <w:tcW w:type="pct" w:w="50%"/>
+            <w:shd w:fill="F2F6FC" w:val="clear"/>
+          </w:tcPr>
+          <w:p>
+            <w:pPr>
+              <w:jc w:val="left"/>
+            </w:pPr>
+            <w:r>
+              <w:rPr>
+                <w:rFonts w:ascii="宋体" w:cs="宋体" w:eastAsia="宋体" w:hAnsi="宋体"/>
+                <w:b w:val="false"/>
+                <w:bCs w:val="false"/>
+                <w:sz w:val="20"/>
+                <w:szCs w:val="20"/>
+              </w:rPr>
+              <w:t xml:space="preserve">未确认锁定</w:t>
+            </w:r>
+          </w:p>
+        </w:tc>
+      </w:tr>
+      <w:tr>
+        <w:tc>
+          <w:tcPr>
+            <w:tcW w:type="pct" w:w="28%"/>
+          </w:tcPr>
+          <w:p>
+            <w:pPr>
+              <w:jc w:val="center"/>
+            </w:pPr>
+            <w:r>
+              <w:rPr>
+                <w:rFonts w:ascii="Consolas" w:cs="Consolas" w:eastAsia="Consolas" w:hAnsi="Consolas"/>
+                <w:b w:val="false"/>
+                <w:bCs w:val="false"/>
+                <w:sz w:val="20"/>
+                <w:szCs w:val="20"/>
+              </w:rPr>
+              <w:t xml:space="preserve">ProtDis</w:t>
+            </w:r>
+          </w:p>
+        </w:tc>
+        <w:tc>
+          <w:tcPr>
+            <w:tcW w:type="pct" w:w="22%"/>
+          </w:tcPr>
+          <w:p>
+            <w:pPr>
+              <w:jc w:val="center"/>
+            </w:pPr>
+            <w:r>
+              <w:rPr>
+                <w:rFonts w:ascii="Consolas" w:cs="Consolas" w:eastAsia="Consolas" w:hAnsi="Consolas"/>
+                <w:b w:val="false"/>
+                <w:bCs w:val="false"/>
+                <w:sz w:val="20"/>
+                <w:szCs w:val="20"/>
+              </w:rPr>
+              <w:t xml:space="preserve">n</w:t>
+            </w:r>
+          </w:p>
+        </w:tc>
+        <w:tc>
+          <w:tcPr>
+            <w:tcW w:type="pct" w:w="50%"/>
+          </w:tcPr>
+          <w:p>
+            <w:pPr>
+              <w:jc w:val="left"/>
+            </w:pPr>
+            <w:r>
+              <w:rPr>
+                <w:rFonts w:ascii="宋体" w:cs="宋体" w:eastAsia="宋体" w:hAnsi="宋体"/>
+                <w:b w:val="false"/>
+                <w:bCs w:val="false"/>
+                <w:sz w:val="20"/>
+                <w:szCs w:val="20"/>
+              </w:rPr>
+              <w:t xml:space="preserve">保护未禁用</w:t>
+            </w:r>
+          </w:p>
+        </w:tc>
+      </w:tr>
+      <w:tr>
+        <w:tc>
+          <w:tcPr>
+            <w:tcW w:type="pct" w:w="28%"/>
+            <w:shd w:fill="F2F6FC" w:val="clear"/>
+          </w:tcPr>
+          <w:p>
+            <w:pPr>
+              <w:jc w:val="center"/>
+            </w:pPr>
+            <w:r>
+              <w:rPr>
+                <w:rFonts w:ascii="Consolas" w:cs="Consolas" w:eastAsia="Consolas" w:hAnsi="Consolas"/>
+                <w:b w:val="false"/>
+                <w:bCs w:val="false"/>
+                <w:sz w:val="20"/>
+                <w:szCs w:val="20"/>
+              </w:rPr>
+              <w:t xml:space="preserve">PROCONUSR.MODE</w:t>
+            </w:r>
+          </w:p>
+        </w:tc>
+        <w:tc>
+          <w:tcPr>
+            <w:tcW w:type="pct" w:w="22%"/>
+            <w:shd w:fill="F2F6FC" w:val="clear"/>
+          </w:tcPr>
+          <w:p>
+            <w:pPr>
+              <w:jc w:val="center"/>
+            </w:pPr>
+            <w:r>
+              <w:rPr>
+                <w:rFonts w:ascii="Consolas" w:cs="Consolas" w:eastAsia="Consolas" w:hAnsi="Consolas"/>
+                <w:b w:val="false"/>
+                <w:bCs w:val="false"/>
+                <w:sz w:val="20"/>
+                <w:szCs w:val="20"/>
+              </w:rPr>
+              <w:t xml:space="preserve">0</w:t>
+            </w:r>
+          </w:p>
+        </w:tc>
+        <w:tc>
+          <w:tcPr>
+            <w:tcW w:type="pct" w:w="50%"/>
+            <w:shd w:fill="F2F6FC" w:val="clear"/>
+          </w:tcPr>
+          <w:p>
+            <w:pPr>
+              <w:jc w:val="left"/>
+            </w:pPr>
+            <w:r>
+              <w:rPr>
+                <w:rFonts w:ascii="宋体" w:cs="宋体" w:eastAsia="宋体" w:hAnsi="宋体"/>
+                <w:b w:val="false"/>
+                <w:bCs w:val="false"/>
+                <w:sz w:val="20"/>
+                <w:szCs w:val="20"/>
+              </w:rPr>
+              <w:t xml:space="preserve">用户模式 = 0</w:t>
+            </w:r>
+          </w:p>
+        </w:tc>
+      </w:tr>
+      <w:tr>
+        <w:tc>
+          <w:tcPr>
+            <w:tcW w:type="pct" w:w="28%"/>
+          </w:tcPr>
+          <w:p>
+            <w:pPr>
+              <w:jc w:val="center"/>
+            </w:pPr>
+            <w:r>
+              <w:rPr>
+                <w:rFonts w:ascii="Consolas" w:cs="Consolas" w:eastAsia="Consolas" w:hAnsi="Consolas"/>
+                <w:b w:val="false"/>
+                <w:bCs w:val="false"/>
+                <w:sz w:val="20"/>
+                <w:szCs w:val="20"/>
+              </w:rPr>
+              <w:t xml:space="preserve">PROCONDF.L</w:t>
+            </w:r>
+          </w:p>
+        </w:tc>
+        <w:tc>
+          <w:tcPr>
+            <w:tcW w:type="pct" w:w="22%"/>
+          </w:tcPr>
+          <w:p>
+            <w:pPr>
+              <w:jc w:val="center"/>
+            </w:pPr>
+            <w:r>
+              <w:rPr>
+                <w:rFonts w:ascii="Consolas" w:cs="Consolas" w:eastAsia="Consolas" w:hAnsi="Consolas"/>
+                <w:b w:val="false"/>
+                <w:bCs w:val="false"/>
+                <w:sz w:val="20"/>
+                <w:szCs w:val="20"/>
+              </w:rPr>
+              <w:t xml:space="preserve">0</w:t>
+            </w:r>
+          </w:p>
+        </w:tc>
+        <w:tc>
+          <w:tcPr>
+            <w:tcW w:type="pct" w:w="50%"/>
+          </w:tcPr>
+          <w:p>
+            <w:pPr>
+              <w:jc w:val="left"/>
+            </w:pPr>
+            <w:r>
+              <w:rPr>
+                <w:rFonts w:ascii="宋体" w:cs="宋体" w:eastAsia="宋体" w:hAnsi="宋体"/>
+                <w:b w:val="false"/>
+                <w:bCs w:val="false"/>
+                <w:sz w:val="20"/>
+                <w:szCs w:val="20"/>
+              </w:rPr>
+              <w:t xml:space="preserve">DFlash 锁定位 = 0（未锁定）</w:t>
+            </w:r>
+          </w:p>
+        </w:tc>
+      </w:tr>
+      <w:tr>
+        <w:tc>
+          <w:tcPr>
+            <w:tcW w:type="pct" w:w="28%"/>
+            <w:shd w:fill="F2F6FC" w:val="clear"/>
+          </w:tcPr>
+          <w:p>
+            <w:pPr>
+              <w:jc w:val="center"/>
+            </w:pPr>
+            <w:r>
+              <w:rPr>
+                <w:rFonts w:ascii="Consolas" w:cs="Consolas" w:eastAsia="Consolas" w:hAnsi="Consolas"/>
+                <w:b w:val="false"/>
+                <w:bCs w:val="false"/>
+                <w:sz w:val="20"/>
+                <w:szCs w:val="20"/>
+              </w:rPr>
+              <w:t xml:space="preserve">PROCONDF.OSCCFG</w:t>
+            </w:r>
+          </w:p>
+        </w:tc>
+        <w:tc>
+          <w:tcPr>
+            <w:tcW w:type="pct" w:w="22%"/>
+            <w:shd w:fill="F2F6FC" w:val="clear"/>
+          </w:tcPr>
+          <w:p>
+            <w:pPr>
+              <w:jc w:val="center"/>
+            </w:pPr>
+            <w:r>
+              <w:rPr>
+                <w:rFonts w:ascii="Consolas" w:cs="Consolas" w:eastAsia="Consolas" w:hAnsi="Consolas"/>
+                <w:b w:val="false"/>
+                <w:bCs w:val="false"/>
+                <w:sz w:val="20"/>
+                <w:szCs w:val="20"/>
+              </w:rPr>
+              <w:t xml:space="preserve">0</w:t>
+            </w:r>
+          </w:p>
+        </w:tc>
+        <w:tc>
+          <w:tcPr>
+            <w:tcW w:type="pct" w:w="50%"/>
+            <w:shd w:fill="F2F6FC" w:val="clear"/>
+          </w:tcPr>
+          <w:p>
+            <w:pPr>
+              <w:jc w:val="left"/>
+            </w:pPr>
+            <w:r>
+              <w:rPr>
+                <w:rFonts w:ascii="宋体" w:cs="宋体" w:eastAsia="宋体" w:hAnsi="宋体"/>
+                <w:b w:val="false"/>
+                <w:bCs w:val="false"/>
+                <w:sz w:val="20"/>
+                <w:szCs w:val="20"/>
+              </w:rPr>
+              <w:t xml:space="preserve">振荡器配置 = 0</w:t>
+            </w:r>
+          </w:p>
+        </w:tc>
+      </w:tr>
+      <w:tr>
+        <w:tc>
+          <w:tcPr>
+            <w:tcW w:type="pct" w:w="28%"/>
+          </w:tcPr>
+          <w:p>
+            <w:pPr>
+              <w:jc w:val="center"/>
+            </w:pPr>
+            <w:r>
+              <w:rPr>
+                <w:rFonts w:ascii="Consolas" w:cs="Consolas" w:eastAsia="Consolas" w:hAnsi="Consolas"/>
+                <w:b w:val="false"/>
+                <w:bCs w:val="false"/>
+                <w:sz w:val="20"/>
+                <w:szCs w:val="20"/>
+              </w:rPr>
+              <w:t xml:space="preserve">PROCONDF.MODE</w:t>
+            </w:r>
+          </w:p>
+        </w:tc>
+        <w:tc>
+          <w:tcPr>
+            <w:tcW w:type="pct" w:w="22%"/>
+          </w:tcPr>
+          <w:p>
+            <w:pPr>
+              <w:jc w:val="center"/>
+            </w:pPr>
+            <w:r>
+              <w:rPr>
+                <w:rFonts w:ascii="Consolas" w:cs="Consolas" w:eastAsia="Consolas" w:hAnsi="Consolas"/>
+                <w:b w:val="false"/>
+                <w:bCs w:val="false"/>
+                <w:sz w:val="20"/>
+                <w:szCs w:val="20"/>
+              </w:rPr>
+              <w:t xml:space="preserve">0</w:t>
+            </w:r>
+          </w:p>
+        </w:tc>
+        <w:tc>
+          <w:tcPr>
+            <w:tcW w:type="pct" w:w="50%"/>
+          </w:tcPr>
+          <w:p>
+            <w:pPr>
+              <w:jc w:val="left"/>
+            </w:pPr>
+            <w:r>
+              <w:rPr>
+                <w:rFonts w:ascii="宋体" w:cs="宋体" w:eastAsia="宋体" w:hAnsi="宋体"/>
+                <w:b w:val="false"/>
+                <w:bCs w:val="false"/>
+                <w:sz w:val="20"/>
+                <w:szCs w:val="20"/>
+              </w:rPr>
+              <w:t xml:space="preserve">DFlash 模式 = 0</w:t>
+            </w:r>
+          </w:p>
+        </w:tc>
+      </w:tr>
+      <w:tr>
+        <w:tc>
+          <w:tcPr>
+            <w:tcW w:type="pct" w:w="28%"/>
+            <w:shd w:fill="F2F6FC" w:val="clear"/>
+          </w:tcPr>
+          <w:p>
+            <w:pPr>
+              <w:jc w:val="center"/>
+            </w:pPr>
+            <w:r>
+              <w:rPr>
+                <w:rFonts w:ascii="Consolas" w:cs="Consolas" w:eastAsia="Consolas" w:hAnsi="Consolas"/>
+                <w:b w:val="false"/>
+                <w:bCs w:val="false"/>
+                <w:sz w:val="20"/>
+                <w:szCs w:val="20"/>
+              </w:rPr>
+              <w:t xml:space="preserve">PROCONDF.APREN</w:t>
+            </w:r>
+          </w:p>
+        </w:tc>
+        <w:tc>
+          <w:tcPr>
+            <w:tcW w:type="pct" w:w="22%"/>
+            <w:shd w:fill="F2F6FC" w:val="clear"/>
+          </w:tcPr>
+          <w:p>
+            <w:pPr>
+              <w:jc w:val="center"/>
+            </w:pPr>
+            <w:r>
+              <w:rPr>
+                <w:rFonts w:ascii="Consolas" w:cs="Consolas" w:eastAsia="Consolas" w:hAnsi="Consolas"/>
+                <w:b w:val="false"/>
+                <w:bCs w:val="false"/>
+                <w:sz w:val="20"/>
+                <w:szCs w:val="20"/>
+              </w:rPr>
+              <w:t xml:space="preserve">0</w:t>
+            </w:r>
+          </w:p>
+        </w:tc>
+        <w:tc>
+          <w:tcPr>
+            <w:tcW w:type="pct" w:w="50%"/>
+            <w:shd w:fill="F2F6FC" w:val="clear"/>
+          </w:tcPr>
+          <w:p>
+            <w:pPr>
+              <w:jc w:val="left"/>
+            </w:pPr>
+            <w:r>
+              <w:rPr>
+                <w:rFonts w:ascii="宋体" w:cs="宋体" w:eastAsia="宋体" w:hAnsi="宋体"/>
+                <w:b w:val="false"/>
+                <w:bCs w:val="false"/>
+                <w:sz w:val="20"/>
+                <w:szCs w:val="20"/>
+              </w:rPr>
+              <w:t xml:space="preserve">自动预充电使能 = 0</w:t>
+            </w:r>
+          </w:p>
+        </w:tc>
+      </w:tr>
+      <w:tr>
+        <w:tc>
+          <w:tcPr>
+            <w:tcW w:type="pct" w:w="28%"/>
+          </w:tcPr>
+          <w:p>
+            <w:pPr>
+              <w:jc w:val="center"/>
+            </w:pPr>
+            <w:r>
+              <w:rPr>
+                <w:rFonts w:ascii="Consolas" w:cs="Consolas" w:eastAsia="Consolas" w:hAnsi="Consolas"/>
+                <w:b w:val="false"/>
+                <w:bCs w:val="false"/>
+                <w:sz w:val="20"/>
+                <w:szCs w:val="20"/>
+              </w:rPr>
+              <w:t xml:space="preserve">PROCONDF.CAP0EN-CAP3EN</w:t>
+            </w:r>
+          </w:p>
+        </w:tc>
+        <w:tc>
+          <w:tcPr>
+            <w:tcW w:type="pct" w:w="22%"/>
+          </w:tcPr>
+          <w:p>
+            <w:pPr>
+              <w:jc w:val="center"/>
+            </w:pPr>
+            <w:r>
+              <w:rPr>
+                <w:rFonts w:ascii="Consolas" w:cs="Consolas" w:eastAsia="Consolas" w:hAnsi="Consolas"/>
+                <w:b w:val="false"/>
+                <w:bCs w:val="false"/>
+                <w:sz w:val="20"/>
+                <w:szCs w:val="20"/>
+              </w:rPr>
+              <w:t xml:space="preserve">0</w:t>
+            </w:r>
+          </w:p>
+        </w:tc>
+        <w:tc>
+          <w:tcPr>
+            <w:tcW w:type="pct" w:w="50%"/>
+          </w:tcPr>
+          <w:p>
+            <w:pPr>
+              <w:jc w:val="left"/>
+            </w:pPr>
+            <w:r>
+              <w:rPr>
+                <w:rFonts w:ascii="宋体" w:cs="宋体" w:eastAsia="宋体" w:hAnsi="宋体"/>
+                <w:b w:val="false"/>
+                <w:bCs w:val="false"/>
+                <w:sz w:val="20"/>
+                <w:szCs w:val="20"/>
+              </w:rPr>
+              <w:t xml:space="preserve">电容使能位 = 0</w:t>
+            </w:r>
+          </w:p>
+        </w:tc>
+      </w:tr>
+      <w:tr>
+        <w:tc>
+          <w:tcPr>
+            <w:tcW w:type="pct" w:w="28%"/>
+            <w:shd w:fill="F2F6FC" w:val="clear"/>
+          </w:tcPr>
+          <w:p>
+            <w:pPr>
+              <w:jc w:val="center"/>
+            </w:pPr>
+            <w:r>
+              <w:rPr>
+                <w:rFonts w:ascii="Consolas" w:cs="Consolas" w:eastAsia="Consolas" w:hAnsi="Consolas"/>
+                <w:b w:val="false"/>
+                <w:bCs w:val="false"/>
+                <w:sz w:val="20"/>
+                <w:szCs w:val="20"/>
+              </w:rPr>
+              <w:t xml:space="preserve">PROCONDF.ESROCNT</w:t>
+            </w:r>
+          </w:p>
+        </w:tc>
+        <w:tc>
+          <w:tcPr>
+            <w:tcW w:type="pct" w:w="22%"/>
+            <w:shd w:fill="F2F6FC" w:val="clear"/>
+          </w:tcPr>
+          <w:p>
+            <w:pPr>
+              <w:jc w:val="center"/>
+            </w:pPr>
+            <w:r>
+              <w:rPr>
+                <w:rFonts w:ascii="Consolas" w:cs="Consolas" w:eastAsia="Consolas" w:hAnsi="Consolas"/>
+                <w:b w:val="false"/>
+                <w:bCs w:val="false"/>
+                <w:sz w:val="20"/>
+                <w:szCs w:val="20"/>
+              </w:rPr>
+              <w:t xml:space="preserve">0</w:t>
+            </w:r>
+          </w:p>
+        </w:tc>
+        <w:tc>
+          <w:tcPr>
+            <w:tcW w:type="pct" w:w="50%"/>
+            <w:shd w:fill="F2F6FC" w:val="clear"/>
+          </w:tcPr>
+          <w:p>
+            <w:pPr>
+              <w:jc w:val="left"/>
+            </w:pPr>
+            <w:r>
+              <w:rPr>
+                <w:rFonts w:ascii="宋体" w:cs="宋体" w:eastAsia="宋体" w:hAnsi="宋体"/>
+                <w:b w:val="false"/>
+                <w:bCs w:val="false"/>
+                <w:sz w:val="20"/>
+                <w:szCs w:val="20"/>
+              </w:rPr>
+              <w:t xml:space="preserve">ESR0 计数 = 0</w:t>
+            </w:r>
+          </w:p>
+        </w:tc>
+      </w:tr>
+      <w:tr>
+        <w:tc>
+          <w:tcPr>
+            <w:tcW w:type="pct" w:w="28%"/>
+          </w:tcPr>
+          <w:p>
+            <w:pPr>
+              <w:jc w:val="center"/>
+            </w:pPr>
+            <w:r>
+              <w:rPr>
+                <w:rFonts w:ascii="Consolas" w:cs="Consolas" w:eastAsia="Consolas" w:hAnsi="Consolas"/>
+                <w:b w:val="false"/>
+                <w:bCs w:val="false"/>
+                <w:sz w:val="20"/>
+                <w:szCs w:val="20"/>
+              </w:rPr>
+              <w:t xml:space="preserve">PROCONDF.RPRO</w:t>
+            </w:r>
+          </w:p>
+        </w:tc>
+        <w:tc>
+          <w:tcPr>
+            <w:tcW w:type="pct" w:w="22%"/>
+          </w:tcPr>
+          <w:p>
+            <w:pPr>
+              <w:jc w:val="center"/>
+            </w:pPr>
+            <w:r>
+              <w:rPr>
+                <w:rFonts w:ascii="Consolas" w:cs="Consolas" w:eastAsia="Consolas" w:hAnsi="Consolas"/>
+                <w:b w:val="false"/>
+                <w:bCs w:val="false"/>
+                <w:sz w:val="20"/>
+                <w:szCs w:val="20"/>
+              </w:rPr>
+              <w:t xml:space="preserve">0</w:t>
+            </w:r>
+          </w:p>
+        </w:tc>
+        <w:tc>
+          <w:tcPr>
+            <w:tcW w:type="pct" w:w="50%"/>
+          </w:tcPr>
+          <w:p>
+            <w:pPr>
+              <w:jc w:val="left"/>
+            </w:pPr>
+            <w:r>
+              <w:rPr>
+                <w:rFonts w:ascii="宋体" w:cs="宋体" w:eastAsia="宋体" w:hAnsi="宋体"/>
+                <w:b w:val="false"/>
+                <w:bCs w:val="false"/>
+                <w:sz w:val="20"/>
+                <w:szCs w:val="20"/>
+              </w:rPr>
+              <w:t xml:space="preserve">DFlash 读保护 = 0（可读）</w:t>
+            </w:r>
+          </w:p>
+        </w:tc>
+      </w:tr>
+      <w:tr>
+        <w:tc>
+          <w:tcPr>
+            <w:tcW w:type="pct" w:w="28%"/>
+            <w:shd w:fill="F2F6FC" w:val="clear"/>
+          </w:tcPr>
+          <w:p>
+            <w:pPr>
+              <w:jc w:val="center"/>
+            </w:pPr>
+            <w:r>
+              <w:rPr>
+                <w:rFonts w:ascii="Consolas" w:cs="Consolas" w:eastAsia="Consolas" w:hAnsi="Consolas"/>
+                <w:b w:val="false"/>
+                <w:bCs w:val="false"/>
+                <w:sz w:val="20"/>
+                <w:szCs w:val="20"/>
+              </w:rPr>
+              <w:t xml:space="preserve">PROCONDF.HYSEN</w:t>
+            </w:r>
+          </w:p>
+        </w:tc>
+        <w:tc>
+          <w:tcPr>
+            <w:tcW w:type="pct" w:w="22%"/>
+            <w:shd w:fill="F2F6FC" w:val="clear"/>
+          </w:tcPr>
+          <w:p>
+            <w:pPr>
+              <w:jc w:val="center"/>
+            </w:pPr>
+            <w:r>
+              <w:rPr>
+                <w:rFonts w:ascii="Consolas" w:cs="Consolas" w:eastAsia="Consolas" w:hAnsi="Consolas"/>
+                <w:b w:val="false"/>
+                <w:bCs w:val="false"/>
+                <w:sz w:val="20"/>
+                <w:szCs w:val="20"/>
+              </w:rPr>
+              <w:t xml:space="preserve">0</w:t>
+            </w:r>
+          </w:p>
+        </w:tc>
+        <w:tc>
+          <w:tcPr>
+            <w:tcW w:type="pct" w:w="50%"/>
+            <w:shd w:fill="F2F6FC" w:val="clear"/>
+          </w:tcPr>
+          <w:p>
+            <w:pPr>
+              <w:jc w:val="left"/>
+            </w:pPr>
+            <w:r>
+              <w:rPr>
+                <w:rFonts w:ascii="宋体" w:cs="宋体" w:eastAsia="宋体" w:hAnsi="宋体"/>
+                <w:b w:val="false"/>
+                <w:bCs w:val="false"/>
+                <w:sz w:val="20"/>
+                <w:szCs w:val="20"/>
+              </w:rPr>
+              <w:t xml:space="preserve">迟滞使能 = 0</w:t>
+            </w:r>
+          </w:p>
+        </w:tc>
+      </w:tr>
+      <w:tr>
+        <w:tc>
+          <w:tcPr>
+            <w:tcW w:type="pct" w:w="28%"/>
+          </w:tcPr>
+          <w:p>
+            <w:pPr>
+              <w:jc w:val="center"/>
+            </w:pPr>
+            <w:r>
+              <w:rPr>
+                <w:rFonts w:ascii="Consolas" w:cs="Consolas" w:eastAsia="Consolas" w:hAnsi="Consolas"/>
+                <w:b w:val="false"/>
+                <w:bCs w:val="false"/>
+                <w:sz w:val="20"/>
+                <w:szCs w:val="20"/>
+              </w:rPr>
+              <w:t xml:space="preserve">PROCONDF.HYSCTL</w:t>
+            </w:r>
+          </w:p>
+        </w:tc>
+        <w:tc>
+          <w:tcPr>
+            <w:tcW w:type="pct" w:w="22%"/>
+          </w:tcPr>
+          <w:p>
+            <w:pPr>
+              <w:jc w:val="center"/>
+            </w:pPr>
+            <w:r>
+              <w:rPr>
+                <w:rFonts w:ascii="Consolas" w:cs="Consolas" w:eastAsia="Consolas" w:hAnsi="Consolas"/>
+                <w:b w:val="false"/>
+                <w:bCs w:val="false"/>
+                <w:sz w:val="20"/>
+                <w:szCs w:val="20"/>
+              </w:rPr>
+              <w:t xml:space="preserve">0</w:t>
+            </w:r>
+          </w:p>
+        </w:tc>
+        <w:tc>
+          <w:tcPr>
+            <w:tcW w:type="pct" w:w="50%"/>
+          </w:tcPr>
+          <w:p>
+            <w:pPr>
+              <w:jc w:val="left"/>
+            </w:pPr>
+            <w:r>
+              <w:rPr>
+                <w:rFonts w:ascii="宋体" w:cs="宋体" w:eastAsia="宋体" w:hAnsi="宋体"/>
+                <w:b w:val="false"/>
+                <w:bCs w:val="false"/>
+                <w:sz w:val="20"/>
+                <w:szCs w:val="20"/>
+              </w:rPr>
+              <w:t xml:space="preserve">迟滞控制 = 0</w:t>
+            </w:r>
+          </w:p>
+        </w:tc>
+      </w:tr>
+      <w:tr>
+        <w:tc>
+          <w:tcPr>
+            <w:tcW w:type="pct" w:w="28%"/>
+            <w:shd w:fill="F2F6FC" w:val="clear"/>
+          </w:tcPr>
+          <w:p>
+            <w:pPr>
+              <w:jc w:val="center"/>
+            </w:pPr>
+            <w:r>
+              <w:rPr>
+                <w:rFonts w:ascii="Consolas" w:cs="Consolas" w:eastAsia="Consolas" w:hAnsi="Consolas"/>
+                <w:b w:val="false"/>
+                <w:bCs w:val="false"/>
+                <w:sz w:val="20"/>
+                <w:szCs w:val="20"/>
+              </w:rPr>
+              <w:t xml:space="preserve">PROCONDF.AMPCTL</w:t>
+            </w:r>
+          </w:p>
+        </w:tc>
+        <w:tc>
+          <w:tcPr>
+            <w:tcW w:type="pct" w:w="22%"/>
+            <w:shd w:fill="F2F6FC" w:val="clear"/>
+          </w:tcPr>
+          <w:p>
+            <w:pPr>
+              <w:jc w:val="center"/>
+            </w:pPr>
+            <w:r>
+              <w:rPr>
+                <w:rFonts w:ascii="Consolas" w:cs="Consolas" w:eastAsia="Consolas" w:hAnsi="Consolas"/>
+                <w:b w:val="false"/>
+                <w:bCs w:val="false"/>
+                <w:sz w:val="20"/>
+                <w:szCs w:val="20"/>
+              </w:rPr>
+              <w:t xml:space="preserve">0</w:t>
+            </w:r>
+          </w:p>
+        </w:tc>
+        <w:tc>
+          <w:tcPr>
+            <w:tcW w:type="pct" w:w="50%"/>
+            <w:shd w:fill="F2F6FC" w:val="clear"/>
+          </w:tcPr>
+          <w:p>
+            <w:pPr>
+              <w:jc w:val="left"/>
+            </w:pPr>
+            <w:r>
+              <w:rPr>
+                <w:rFonts w:ascii="宋体" w:cs="宋体" w:eastAsia="宋体" w:hAnsi="宋体"/>
+                <w:b w:val="false"/>
+                <w:bCs w:val="false"/>
+                <w:sz w:val="20"/>
+                <w:szCs w:val="20"/>
+              </w:rPr>
+              <w:t xml:space="preserve">振幅控制 = 0</w:t>
+            </w:r>
+          </w:p>
+        </w:tc>
+      </w:tr>
+      <w:tr>
+        <w:tc>
+          <w:tcPr>
+            <w:tcW w:type="pct" w:w="28%"/>
+          </w:tcPr>
+          <w:p>
+            <w:pPr>
+              <w:jc w:val="center"/>
+            </w:pPr>
+            <w:r>
+              <w:rPr>
+                <w:rFonts w:ascii="Consolas" w:cs="Consolas" w:eastAsia="Consolas" w:hAnsi="Consolas"/>
+                <w:b w:val="false"/>
+                <w:bCs w:val="false"/>
+                <w:sz w:val="20"/>
+                <w:szCs w:val="20"/>
+              </w:rPr>
+              <w:t xml:space="preserve">PROCONRAM.RAMIN</w:t>
+            </w:r>
+          </w:p>
+        </w:tc>
+        <w:tc>
+          <w:tcPr>
+            <w:tcW w:type="pct" w:w="22%"/>
+          </w:tcPr>
+          <w:p>
+            <w:pPr>
+              <w:jc w:val="center"/>
+            </w:pPr>
+            <w:r>
+              <w:rPr>
+                <w:rFonts w:ascii="Consolas" w:cs="Consolas" w:eastAsia="Consolas" w:hAnsi="Consolas"/>
+                <w:b w:val="false"/>
+                <w:bCs w:val="false"/>
+                <w:sz w:val="20"/>
+                <w:szCs w:val="20"/>
+              </w:rPr>
+              <w:t xml:space="preserve">0</w:t>
+            </w:r>
+          </w:p>
+        </w:tc>
+        <w:tc>
+          <w:tcPr>
+            <w:tcW w:type="pct" w:w="50%"/>
+          </w:tcPr>
+          <w:p>
+            <w:pPr>
+              <w:jc w:val="left"/>
+            </w:pPr>
+            <w:r>
+              <w:rPr>
+                <w:rFonts w:ascii="宋体" w:cs="宋体" w:eastAsia="宋体" w:hAnsi="宋体"/>
+                <w:b w:val="false"/>
+                <w:bCs w:val="false"/>
+                <w:sz w:val="20"/>
+                <w:szCs w:val="20"/>
+              </w:rPr>
+              <w:t xml:space="preserve">RAM 初始化模式 = 0（上电复位后初始化）</w:t>
+            </w:r>
+          </w:p>
+        </w:tc>
+      </w:tr>
+      <w:tr>
+        <w:tc>
+          <w:tcPr>
+            <w:tcW w:type="pct" w:w="28%"/>
+            <w:shd w:fill="F2F6FC" w:val="clear"/>
+          </w:tcPr>
+          <w:p>
+            <w:pPr>
+              <w:jc w:val="center"/>
+            </w:pPr>
+            <w:r>
+              <w:rPr>
+                <w:rFonts w:ascii="Consolas" w:cs="Consolas" w:eastAsia="Consolas" w:hAnsi="Consolas"/>
+                <w:b w:val="false"/>
+                <w:bCs w:val="false"/>
+                <w:sz w:val="20"/>
+                <w:szCs w:val="20"/>
+              </w:rPr>
+              <w:t xml:space="preserve">PROCONRAM.RAMINSEL0</w:t>
+            </w:r>
+          </w:p>
+        </w:tc>
+        <w:tc>
+          <w:tcPr>
+            <w:tcW w:type="pct" w:w="22%"/>
+            <w:shd w:fill="F2F6FC" w:val="clear"/>
+          </w:tcPr>
+          <w:p>
+            <w:pPr>
+              <w:jc w:val="center"/>
+            </w:pPr>
+            <w:r>
+              <w:rPr>
+                <w:rFonts w:ascii="Consolas" w:cs="Consolas" w:eastAsia="Consolas" w:hAnsi="Consolas"/>
+                <w:b w:val="false"/>
+                <w:bCs w:val="false"/>
+                <w:sz w:val="20"/>
+                <w:szCs w:val="20"/>
+              </w:rPr>
+              <w:t xml:space="preserve">0</w:t>
+            </w:r>
+          </w:p>
+        </w:tc>
+        <w:tc>
+          <w:tcPr>
+            <w:tcW w:type="pct" w:w="50%"/>
+            <w:shd w:fill="F2F6FC" w:val="clear"/>
+          </w:tcPr>
+          <w:p>
+            <w:pPr>
+              <w:jc w:val="left"/>
+            </w:pPr>
+            <w:r>
+              <w:rPr>
+                <w:rFonts w:ascii="宋体" w:cs="宋体" w:eastAsia="宋体" w:hAnsi="宋体"/>
+                <w:b w:val="false"/>
+                <w:bCs w:val="false"/>
+                <w:sz w:val="20"/>
+                <w:szCs w:val="20"/>
+              </w:rPr>
+              <w:t xml:space="preserve">RAM 初始化选择 = 0</w:t>
+            </w:r>
+          </w:p>
+        </w:tc>
+      </w:tr>
+      <w:tr>
+        <w:tc>
+          <w:tcPr>
+            <w:tcW w:type="pct" w:w="28%"/>
+          </w:tcPr>
+          <w:p>
+            <w:pPr>
+              <w:jc w:val="center"/>
+            </w:pPr>
+            <w:r>
+              <w:rPr>
+                <w:rFonts w:ascii="Consolas" w:cs="Consolas" w:eastAsia="Consolas" w:hAnsi="Consolas"/>
+                <w:b w:val="false"/>
+                <w:bCs w:val="false"/>
+                <w:sz w:val="20"/>
+                <w:szCs w:val="20"/>
+              </w:rPr>
+              <w:t xml:space="preserve">PROCONRAM.LMUINSEL0/6</w:t>
+            </w:r>
+          </w:p>
+        </w:tc>
+        <w:tc>
+          <w:tcPr>
+            <w:tcW w:type="pct" w:w="22%"/>
+          </w:tcPr>
+          <w:p>
+            <w:pPr>
+              <w:jc w:val="center"/>
+            </w:pPr>
+            <w:r>
+              <w:rPr>
+                <w:rFonts w:ascii="Consolas" w:cs="Consolas" w:eastAsia="Consolas" w:hAnsi="Consolas"/>
+                <w:b w:val="false"/>
+                <w:bCs w:val="false"/>
+                <w:sz w:val="20"/>
+                <w:szCs w:val="20"/>
+              </w:rPr>
+              <w:t xml:space="preserve">0</w:t>
+            </w:r>
+          </w:p>
+        </w:tc>
+        <w:tc>
+          <w:tcPr>
+            <w:tcW w:type="pct" w:w="50%"/>
+          </w:tcPr>
+          <w:p>
+            <w:pPr>
+              <w:jc w:val="left"/>
+            </w:pPr>
+            <w:r>
+              <w:rPr>
+                <w:rFonts w:ascii="宋体" w:cs="宋体" w:eastAsia="宋体" w:hAnsi="宋体"/>
+                <w:b w:val="false"/>
+                <w:bCs w:val="false"/>
+                <w:sz w:val="20"/>
+                <w:szCs w:val="20"/>
+              </w:rPr>
+              <w:t xml:space="preserve">LMU 初始化选择 = 0</w:t>
+            </w:r>
+          </w:p>
+        </w:tc>
+      </w:tr>
+      <w:tr>
+        <w:tc>
+          <w:tcPr>
+            <w:tcW w:type="pct" w:w="28%"/>
+            <w:shd w:fill="F2F6FC" w:val="clear"/>
+          </w:tcPr>
+          <w:p>
+            <w:pPr>
+              <w:jc w:val="center"/>
+            </w:pPr>
+            <w:r>
+              <w:rPr>
+                <w:rFonts w:ascii="Consolas" w:cs="Consolas" w:eastAsia="Consolas" w:hAnsi="Consolas"/>
+                <w:b w:val="false"/>
+                <w:bCs w:val="false"/>
+                <w:sz w:val="20"/>
+                <w:szCs w:val="20"/>
+              </w:rPr>
+              <w:t xml:space="preserve">OptionMask</w:t>
+            </w:r>
+          </w:p>
+        </w:tc>
+        <w:tc>
+          <w:tcPr>
+            <w:tcW w:type="pct" w:w="22%"/>
+            <w:shd w:fill="F2F6FC" w:val="clear"/>
+          </w:tcPr>
+          <w:p>
+            <w:pPr>
+              <w:jc w:val="center"/>
+            </w:pPr>
+            <w:r>
+              <w:rPr>
+                <w:rFonts w:ascii="Consolas" w:cs="Consolas" w:eastAsia="Consolas" w:hAnsi="Consolas"/>
+                <w:b w:val="false"/>
+                <w:bCs w:val="false"/>
+                <w:sz w:val="20"/>
+                <w:szCs w:val="20"/>
+              </w:rPr>
+              <w:t xml:space="preserve">0x0000003E</w:t>
+            </w:r>
+          </w:p>
+        </w:tc>
+        <w:tc>
+          <w:tcPr>
+            <w:tcW w:type="pct" w:w="50%"/>
+            <w:shd w:fill="F2F6FC" w:val="clear"/>
+          </w:tcPr>
+          <w:p>
+            <w:pPr>
+              <w:jc w:val="left"/>
+            </w:pPr>
+            <w:r>
+              <w:rPr>
+                <w:rFonts w:ascii="宋体" w:cs="宋体" w:eastAsia="宋体" w:hAnsi="宋体"/>
+                <w:b w:val="false"/>
+                <w:bCs w:val="false"/>
+                <w:sz w:val="20"/>
+                <w:szCs w:val="20"/>
+              </w:rPr>
+              <w:t xml:space="preserve">选项掩码</w:t>
+            </w:r>
+          </w:p>
+        </w:tc>
+      </w:tr>
+    </w:tbl>
+    <w:p>
+      <w:pPr>
+        <w:spacing w:after="100" w:line="320"/>
+        <w:jc w:val="both"/>
+      </w:pPr>
+      <w:r>
+        <w:rPr>
+          <w:rFonts w:ascii="宋体" w:cs="宋体" w:eastAsia="宋体" w:hAnsi="宋体"/>
+          <w:sz w:val="22"/>
+          <w:szCs w:val="22"/>
+        </w:rPr>
+        <w:t xml:space="preserve"> </w:t>
+      </w:r>
+    </w:p>
+    <w:p>
+      <w:pPr>
+        <w:spacing w:after="120" w:before="200"/>
+      </w:pPr>
+      <w:r>
+        <w:rPr>
+          <w:rFonts w:ascii="微软雅黑" w:cs="微软雅黑" w:eastAsia="微软雅黑" w:hAnsi="微软雅黑"/>
+          <w:b/>
+          <w:bCs/>
+          <w:color w:val="2E74B5"/>
+          <w:sz w:val="24"/>
+          <w:szCs w:val="24"/>
+        </w:rPr>
+        <w:t xml:space="preserve">右侧 New 配置面板解析</w:t>
+      </w:r>
+    </w:p>
+    <w:tbl>
+      <w:tblPr>
+        <w:tblW w:type="pct" w:w="100%"/>
+        <w:tblBorders>
+          <w:top w:val="single" w:color="8FAADC" w:sz="4"/>
+          <w:left w:val="single" w:color="8FAADC" w:sz="4"/>
+          <w:bottom w:val="single" w:color="8FAADC" w:sz="4"/>
+          <w:right w:val="single" w:color="8FAADC" w:sz="4"/>
+          <w:insideH w:val="single" w:color="8FAADC" w:sz="4"/>
+          <w:insideV w:val="single" w:color="8FAADC" w:sz="4"/>
+        </w:tblBorders>
+      </w:tblPr>
+      <w:tblGrid>
+        <w:gridCol w:w="100"/>
+        <w:gridCol w:w="100"/>
+      </w:tblGrid>
+      <w:tr>
+        <w:trPr>
+          <w:tblHeader/>
+        </w:trPr>
+        <w:tc>
+          <w:tcPr>
+            <w:tcW w:type="pct" w:w="38%"/>
+            <w:shd w:fill="1F3864" w:val="clear"/>
+          </w:tcPr>
+          <w:p>
+            <w:pPr>
+              <w:jc w:val="center"/>
+            </w:pPr>
+            <w:r>
+              <w:rPr>
+                <w:rFonts w:ascii="微软雅黑" w:cs="微软雅黑" w:eastAsia="微软雅黑" w:hAnsi="微软雅黑"/>
+                <w:b/>
+                <w:bCs/>
+                <w:color w:val="FFFFFF"/>
+                <w:sz w:val="22"/>
+                <w:szCs w:val="22"/>
+              </w:rPr>
+              <w:t xml:space="preserve">配置项</w:t>
+            </w:r>
+          </w:p>
+        </w:tc>
+        <w:tc>
+          <w:tcPr>
+            <w:tcW w:type="pct" w:w="62%"/>
+            <w:shd w:fill="1F3864" w:val="clear"/>
+          </w:tcPr>
+          <w:p>
+            <w:pPr>
+              <w:jc w:val="center"/>
+            </w:pPr>
+            <w:r>
+              <w:rPr>
+                <w:rFonts w:ascii="微软雅黑" w:cs="微软雅黑" w:eastAsia="微软雅黑" w:hAnsi="微软雅黑"/>
+                <w:b/>
+                <w:bCs/>
+                <w:color w:val="FFFFFF"/>
+                <w:sz w:val="22"/>
+                <w:szCs w:val="22"/>
+              </w:rPr>
+              <w:t xml:space="preserve">说明</w:t>
+            </w:r>
+          </w:p>
+        </w:tc>
+      </w:tr>
+      <w:tr>
+        <w:tc>
+          <w:tcPr>
+            <w:tcW w:type="pct" w:w="38%"/>
+          </w:tcPr>
+          <w:p>
+            <w:pPr>
+              <w:jc w:val="center"/>
+            </w:pPr>
+            <w:r>
+              <w:rPr>
+                <w:rFonts w:ascii="Consolas" w:cs="Consolas" w:eastAsia="Consolas" w:hAnsi="Consolas"/>
+                <w:b w:val="false"/>
+                <w:bCs w:val="false"/>
+                <w:sz w:val="20"/>
+                <w:szCs w:val="20"/>
+              </w:rPr>
+              <w:t xml:space="preserve">Use complement sensing mode</w:t>
+            </w:r>
+          </w:p>
+        </w:tc>
+        <w:tc>
+          <w:tcPr>
+            <w:tcW w:type="pct" w:w="62%"/>
+          </w:tcPr>
+          <w:p>
+            <w:pPr>
+              <w:jc w:val="center"/>
+            </w:pPr>
+            <w:r>
+              <w:rPr>
+                <w:rFonts w:ascii="Consolas" w:cs="Consolas" w:eastAsia="Consolas" w:hAnsi="Consolas"/>
+                <w:b w:val="false"/>
+                <w:bCs w:val="false"/>
+                <w:sz w:val="20"/>
+                <w:szCs w:val="20"/>
+              </w:rPr>
+              <w:t xml:space="preserve">Flash 读取使用互补感应模式（提高数据读取可靠性）</w:t>
+            </w:r>
+          </w:p>
+        </w:tc>
+      </w:tr>
+      <w:tr>
+        <w:tc>
+          <w:tcPr>
+            <w:tcW w:type="pct" w:w="38%"/>
+            <w:shd w:fill="F2F6FC" w:val="clear"/>
+          </w:tcPr>
+          <w:p>
+            <w:pPr>
+              <w:jc w:val="center"/>
+            </w:pPr>
+            <w:r>
+              <w:rPr>
+                <w:rFonts w:ascii="Consolas" w:cs="Consolas" w:eastAsia="Consolas" w:hAnsi="Consolas"/>
+                <w:b w:val="false"/>
+                <w:bCs w:val="false"/>
+                <w:sz w:val="20"/>
+                <w:szCs w:val="20"/>
+              </w:rPr>
+              <w:t xml:space="preserve">DFLASH read protection</w:t>
+            </w:r>
+          </w:p>
+        </w:tc>
+        <w:tc>
+          <w:tcPr>
+            <w:tcW w:type="pct" w:w="62%"/>
+            <w:shd w:fill="F2F6FC" w:val="clear"/>
+          </w:tcPr>
+          <w:p>
+            <w:pPr>
+              <w:jc w:val="center"/>
+            </w:pPr>
+            <w:r>
+              <w:rPr>
+                <w:rFonts w:ascii="Consolas" w:cs="Consolas" w:eastAsia="Consolas" w:hAnsi="Consolas"/>
+                <w:b w:val="false"/>
+                <w:bCs w:val="false"/>
+                <w:sz w:val="20"/>
+                <w:szCs w:val="20"/>
+              </w:rPr>
+              <w:t xml:space="preserve">DFlash 读保护（勾选后 DFlash 内容不可通过调试器读取）</w:t>
+            </w:r>
+          </w:p>
+        </w:tc>
+      </w:tr>
+      <w:tr>
+        <w:tc>
+          <w:tcPr>
+            <w:tcW w:type="pct" w:w="38%"/>
+          </w:tcPr>
+          <w:p>
+            <w:pPr>
+              <w:jc w:val="center"/>
+            </w:pPr>
+            <w:r>
+              <w:rPr>
+                <w:rFonts w:ascii="Consolas" w:cs="Consolas" w:eastAsia="Consolas" w:hAnsi="Consolas"/>
+                <w:b w:val="false"/>
+                <w:bCs w:val="false"/>
+                <w:sz w:val="20"/>
+                <w:szCs w:val="20"/>
+              </w:rPr>
+              <w:t xml:space="preserve">DFLASH write protection</w:t>
+            </w:r>
+          </w:p>
+        </w:tc>
+        <w:tc>
+          <w:tcPr>
+            <w:tcW w:type="pct" w:w="62%"/>
+          </w:tcPr>
+          <w:p>
+            <w:pPr>
+              <w:jc w:val="center"/>
+            </w:pPr>
+            <w:r>
+              <w:rPr>
+                <w:rFonts w:ascii="Consolas" w:cs="Consolas" w:eastAsia="Consolas" w:hAnsi="Consolas"/>
+                <w:b w:val="false"/>
+                <w:bCs w:val="false"/>
+                <w:sz w:val="20"/>
+                <w:szCs w:val="20"/>
+              </w:rPr>
+              <w:t xml:space="preserve">DFlash 写保护（勾选后 DFlash 不可编程/擦除）</w:t>
+            </w:r>
+          </w:p>
+        </w:tc>
+      </w:tr>
+      <w:tr>
+        <w:tc>
+          <w:tcPr>
+            <w:tcW w:type="pct" w:w="38%"/>
+            <w:shd w:fill="F2F6FC" w:val="clear"/>
+          </w:tcPr>
+          <w:p>
+            <w:pPr>
+              <w:jc w:val="center"/>
+            </w:pPr>
+            <w:r>
+              <w:rPr>
+                <w:rFonts w:ascii="Consolas" w:cs="Consolas" w:eastAsia="Consolas" w:hAnsi="Consolas"/>
+                <w:b w:val="false"/>
+                <w:bCs w:val="false"/>
+                <w:sz w:val="20"/>
+                <w:szCs w:val="20"/>
+              </w:rPr>
+              <w:t xml:space="preserve">Use user defined values for SCU_OSCCON</w:t>
+            </w:r>
+          </w:p>
+        </w:tc>
+        <w:tc>
+          <w:tcPr>
+            <w:tcW w:type="pct" w:w="62%"/>
+            <w:shd w:fill="F2F6FC" w:val="clear"/>
+          </w:tcPr>
+          <w:p>
+            <w:pPr>
+              <w:jc w:val="center"/>
+            </w:pPr>
+            <w:r>
+              <w:rPr>
+                <w:rFonts w:ascii="Consolas" w:cs="Consolas" w:eastAsia="Consolas" w:hAnsi="Consolas"/>
+                <w:b w:val="false"/>
+                <w:bCs w:val="false"/>
+                <w:sz w:val="20"/>
+                <w:szCs w:val="20"/>
+              </w:rPr>
+              <w:t xml:space="preserve">使用用户自定义振荡器配置值</w:t>
+            </w:r>
+          </w:p>
+        </w:tc>
+      </w:tr>
+      <w:tr>
+        <w:tc>
+          <w:tcPr>
+            <w:tcW w:type="pct" w:w="38%"/>
+          </w:tcPr>
+          <w:p>
+            <w:pPr>
+              <w:jc w:val="center"/>
+            </w:pPr>
+            <w:r>
+              <w:rPr>
+                <w:rFonts w:ascii="Consolas" w:cs="Consolas" w:eastAsia="Consolas" w:hAnsi="Consolas"/>
+                <w:b w:val="false"/>
+                <w:bCs w:val="false"/>
+                <w:sz w:val="20"/>
+                <w:szCs w:val="20"/>
+              </w:rPr>
+              <w:t xml:space="preserve">Mode</w:t>
+            </w:r>
+          </w:p>
+        </w:tc>
+        <w:tc>
+          <w:tcPr>
+            <w:tcW w:type="pct" w:w="62%"/>
+          </w:tcPr>
+          <w:p>
+            <w:pPr>
+              <w:jc w:val="center"/>
+            </w:pPr>
+            <w:r>
+              <w:rPr>
+                <w:rFonts w:ascii="Consolas" w:cs="Consolas" w:eastAsia="Consolas" w:hAnsi="Consolas"/>
+                <w:b w:val="false"/>
+                <w:bCs w:val="false"/>
+                <w:sz w:val="20"/>
+                <w:szCs w:val="20"/>
+              </w:rPr>
+              <w:t xml:space="preserve">振荡器工作模式选择（Mode 0 = 默认外部晶振模式）</w:t>
+            </w:r>
+          </w:p>
+        </w:tc>
+      </w:tr>
+      <w:tr>
+        <w:tc>
+          <w:tcPr>
+            <w:tcW w:type="pct" w:w="38%"/>
+            <w:shd w:fill="F2F6FC" w:val="clear"/>
+          </w:tcPr>
+          <w:p>
+            <w:pPr>
+              <w:jc w:val="center"/>
+            </w:pPr>
+            <w:r>
+              <w:rPr>
+                <w:rFonts w:ascii="Consolas" w:cs="Consolas" w:eastAsia="Consolas" w:hAnsi="Consolas"/>
+                <w:b w:val="false"/>
+                <w:bCs w:val="false"/>
+                <w:sz w:val="20"/>
+                <w:szCs w:val="20"/>
+              </w:rPr>
+              <w:t xml:space="preserve">OSC Capacitance 0-3 Enable</w:t>
+            </w:r>
+          </w:p>
+        </w:tc>
+        <w:tc>
+          <w:tcPr>
+            <w:tcW w:type="pct" w:w="62%"/>
+            <w:shd w:fill="F2F6FC" w:val="clear"/>
+          </w:tcPr>
+          <w:p>
+            <w:pPr>
+              <w:jc w:val="center"/>
+            </w:pPr>
+            <w:r>
+              <w:rPr>
+                <w:rFonts w:ascii="Consolas" w:cs="Consolas" w:eastAsia="Consolas" w:hAnsi="Consolas"/>
+                <w:b w:val="false"/>
+                <w:bCs w:val="false"/>
+                <w:sz w:val="20"/>
+                <w:szCs w:val="20"/>
+              </w:rPr>
+              <w:t xml:space="preserve">片内振荡器电容使能（用于调整晶振负载电容）</w:t>
+            </w:r>
+          </w:p>
+        </w:tc>
+      </w:tr>
+      <w:tr>
+        <w:tc>
+          <w:tcPr>
+            <w:tcW w:type="pct" w:w="38%"/>
+          </w:tcPr>
+          <w:p>
+            <w:pPr>
+              <w:jc w:val="center"/>
+            </w:pPr>
+            <w:r>
+              <w:rPr>
+                <w:rFonts w:ascii="Consolas" w:cs="Consolas" w:eastAsia="Consolas" w:hAnsi="Consolas"/>
+                <w:b w:val="false"/>
+                <w:bCs w:val="false"/>
+                <w:sz w:val="20"/>
+                <w:szCs w:val="20"/>
+              </w:rPr>
+              <w:t xml:space="preserve">OSC Amplitude Regulation Enable</w:t>
+            </w:r>
+          </w:p>
+        </w:tc>
+        <w:tc>
+          <w:tcPr>
+            <w:tcW w:type="pct" w:w="62%"/>
+          </w:tcPr>
+          <w:p>
+            <w:pPr>
+              <w:jc w:val="center"/>
+            </w:pPr>
+            <w:r>
+              <w:rPr>
+                <w:rFonts w:ascii="Consolas" w:cs="Consolas" w:eastAsia="Consolas" w:hAnsi="Consolas"/>
+                <w:b w:val="false"/>
+                <w:bCs w:val="false"/>
+                <w:sz w:val="20"/>
+                <w:szCs w:val="20"/>
+              </w:rPr>
+              <w:t xml:space="preserve">振荡器振幅调节使能</w:t>
+            </w:r>
+          </w:p>
+        </w:tc>
+      </w:tr>
+      <w:tr>
+        <w:tc>
+          <w:tcPr>
+            <w:tcW w:type="pct" w:w="38%"/>
+            <w:shd w:fill="F2F6FC" w:val="clear"/>
+          </w:tcPr>
+          <w:p>
+            <w:pPr>
+              <w:jc w:val="center"/>
+            </w:pPr>
+            <w:r>
+              <w:rPr>
+                <w:rFonts w:ascii="Consolas" w:cs="Consolas" w:eastAsia="Consolas" w:hAnsi="Consolas"/>
+                <w:b w:val="false"/>
+                <w:bCs w:val="false"/>
+                <w:sz w:val="20"/>
+                <w:szCs w:val="20"/>
+              </w:rPr>
+              <w:t xml:space="preserve">ESR0 Prolongation</w:t>
+            </w:r>
+          </w:p>
+        </w:tc>
+        <w:tc>
+          <w:tcPr>
+            <w:tcW w:type="pct" w:w="62%"/>
+            <w:shd w:fill="F2F6FC" w:val="clear"/>
+          </w:tcPr>
+          <w:p>
+            <w:pPr>
+              <w:jc w:val="center"/>
+            </w:pPr>
+            <w:r>
+              <w:rPr>
+                <w:rFonts w:ascii="Consolas" w:cs="Consolas" w:eastAsia="Consolas" w:hAnsi="Consolas"/>
+                <w:b w:val="false"/>
+                <w:bCs w:val="false"/>
+                <w:sz w:val="20"/>
+                <w:szCs w:val="20"/>
+              </w:rPr>
+              <w:t xml:space="preserve">ESR0 复位延长时间（0 = 不延长）</w:t>
+            </w:r>
+          </w:p>
+        </w:tc>
+      </w:tr>
+      <w:tr>
+        <w:tc>
+          <w:tcPr>
+            <w:tcW w:type="pct" w:w="38%"/>
+          </w:tcPr>
+          <w:p>
+            <w:pPr>
+              <w:jc w:val="center"/>
+            </w:pPr>
+            <w:r>
+              <w:rPr>
+                <w:rFonts w:ascii="Consolas" w:cs="Consolas" w:eastAsia="Consolas" w:hAnsi="Consolas"/>
+                <w:b w:val="false"/>
+                <w:bCs w:val="false"/>
+                <w:sz w:val="20"/>
+                <w:szCs w:val="20"/>
+              </w:rPr>
+              <w:t xml:space="preserve">RAMIN</w:t>
+            </w:r>
+          </w:p>
+        </w:tc>
+        <w:tc>
+          <w:tcPr>
+            <w:tcW w:type="pct" w:w="62%"/>
+          </w:tcPr>
+          <w:p>
+            <w:pPr>
+              <w:jc w:val="center"/>
+            </w:pPr>
+            <w:r>
+              <w:rPr>
+                <w:rFonts w:ascii="Consolas" w:cs="Consolas" w:eastAsia="Consolas" w:hAnsi="Consolas"/>
+                <w:b w:val="false"/>
+                <w:bCs w:val="false"/>
+                <w:sz w:val="20"/>
+                <w:szCs w:val="20"/>
+              </w:rPr>
+              <w:t xml:space="preserve">RAM 初始化模式（0 = 每次上电复位后初始化 RAM）</w:t>
+            </w:r>
+          </w:p>
+        </w:tc>
+      </w:tr>
+      <w:tr>
+        <w:tc>
+          <w:tcPr>
+            <w:tcW w:type="pct" w:w="38%"/>
+            <w:shd w:fill="F2F6FC" w:val="clear"/>
+          </w:tcPr>
+          <w:p>
+            <w:pPr>
+              <w:jc w:val="center"/>
+            </w:pPr>
+            <w:r>
+              <w:rPr>
+                <w:rFonts w:ascii="Consolas" w:cs="Consolas" w:eastAsia="Consolas" w:hAnsi="Consolas"/>
+                <w:b w:val="false"/>
+                <w:bCs w:val="false"/>
+                <w:sz w:val="20"/>
+                <w:szCs w:val="20"/>
+              </w:rPr>
+              <w:t xml:space="preserve">Don't init CPU0-5 RAMs</w:t>
+            </w:r>
+          </w:p>
+        </w:tc>
+        <w:tc>
+          <w:tcPr>
+            <w:tcW w:type="pct" w:w="62%"/>
+            <w:shd w:fill="F2F6FC" w:val="clear"/>
+          </w:tcPr>
+          <w:p>
+            <w:pPr>
+              <w:jc w:val="center"/>
+            </w:pPr>
+            <w:r>
+              <w:rPr>
+                <w:rFonts w:ascii="Consolas" w:cs="Consolas" w:eastAsia="Consolas" w:hAnsi="Consolas"/>
+                <w:b w:val="false"/>
+                <w:bCs w:val="false"/>
+                <w:sz w:val="20"/>
+                <w:szCs w:val="20"/>
+              </w:rPr>
+              <w:t xml:space="preserve">不初始化对应 CPU 的 DSPR/PSPR RAM</w:t>
+            </w:r>
+          </w:p>
+        </w:tc>
+      </w:tr>
+      <w:tr>
+        <w:tc>
+          <w:tcPr>
+            <w:tcW w:type="pct" w:w="38%"/>
+          </w:tcPr>
+          <w:p>
+            <w:pPr>
+              <w:jc w:val="center"/>
+            </w:pPr>
+            <w:r>
+              <w:rPr>
+                <w:rFonts w:ascii="Consolas" w:cs="Consolas" w:eastAsia="Consolas" w:hAnsi="Consolas"/>
+                <w:b w:val="false"/>
+                <w:bCs w:val="false"/>
+                <w:sz w:val="20"/>
+                <w:szCs w:val="20"/>
+              </w:rPr>
+              <w:t xml:space="preserve">Don't init CPU0-5 LMU RAM</w:t>
+            </w:r>
+          </w:p>
+        </w:tc>
+        <w:tc>
+          <w:tcPr>
+            <w:tcW w:type="pct" w:w="62%"/>
+          </w:tcPr>
+          <w:p>
+            <w:pPr>
+              <w:jc w:val="center"/>
+            </w:pPr>
+            <w:r>
+              <w:rPr>
+                <w:rFonts w:ascii="Consolas" w:cs="Consolas" w:eastAsia="Consolas" w:hAnsi="Consolas"/>
+                <w:b w:val="false"/>
+                <w:bCs w:val="false"/>
+                <w:sz w:val="20"/>
+                <w:szCs w:val="20"/>
+              </w:rPr>
+              <w:t xml:space="preserve">不初始化对应 CPU 的 LMU RAM</w:t>
+            </w:r>
+          </w:p>
+        </w:tc>
+      </w:tr>
+      <w:tr>
+        <w:tc>
+          <w:tcPr>
+            <w:tcW w:type="pct" w:w="38%"/>
+            <w:shd w:fill="F2F6FC" w:val="clear"/>
+          </w:tcPr>
+          <w:p>
+            <w:pPr>
+              <w:jc w:val="center"/>
+            </w:pPr>
+            <w:r>
+              <w:rPr>
+                <w:rFonts w:ascii="Consolas" w:cs="Consolas" w:eastAsia="Consolas" w:hAnsi="Consolas"/>
+                <w:b w:val="false"/>
+                <w:bCs w:val="false"/>
+                <w:sz w:val="20"/>
+                <w:szCs w:val="20"/>
+              </w:rPr>
+              <w:t xml:space="preserve">Don't init Standalone LMU and AMU RAM</w:t>
+            </w:r>
+          </w:p>
+        </w:tc>
+        <w:tc>
+          <w:tcPr>
+            <w:tcW w:type="pct" w:w="62%"/>
+            <w:shd w:fill="F2F6FC" w:val="clear"/>
+          </w:tcPr>
+          <w:p>
+            <w:pPr>
+              <w:jc w:val="center"/>
+            </w:pPr>
+            <w:r>
+              <w:rPr>
+                <w:rFonts w:ascii="Consolas" w:cs="Consolas" w:eastAsia="Consolas" w:hAnsi="Consolas"/>
+                <w:b w:val="false"/>
+                <w:bCs w:val="false"/>
+                <w:sz w:val="20"/>
+                <w:szCs w:val="20"/>
+              </w:rPr>
+              <w:t xml:space="preserve">不初始化独立 LMU 和 AMU RAM</w:t>
+            </w:r>
+          </w:p>
+        </w:tc>
+      </w:tr>
+      <w:tr>
+        <w:tc>
+          <w:tcPr>
+            <w:tcW w:type="pct" w:w="38%"/>
+          </w:tcPr>
+          <w:p>
+            <w:pPr>
+              <w:jc w:val="center"/>
+            </w:pPr>
+            <w:r>
+              <w:rPr>
+                <w:rFonts w:ascii="Consolas" w:cs="Consolas" w:eastAsia="Consolas" w:hAnsi="Consolas"/>
+                <w:b w:val="false"/>
+                <w:bCs w:val="false"/>
+                <w:sz w:val="20"/>
+                <w:szCs w:val="20"/>
+              </w:rPr>
+              <w:t xml:space="preserve">Hysteresis Enable</w:t>
+            </w:r>
+          </w:p>
+        </w:tc>
+        <w:tc>
+          <w:tcPr>
+            <w:tcW w:type="pct" w:w="62%"/>
+          </w:tcPr>
+          <w:p>
+            <w:pPr>
+              <w:jc w:val="center"/>
+            </w:pPr>
+            <w:r>
+              <w:rPr>
+                <w:rFonts w:ascii="Consolas" w:cs="Consolas" w:eastAsia="Consolas" w:hAnsi="Consolas"/>
+                <w:b w:val="false"/>
+                <w:bCs w:val="false"/>
+                <w:sz w:val="20"/>
+                <w:szCs w:val="20"/>
+              </w:rPr>
+              <w:t xml:space="preserve">迟滞使能</w:t>
+            </w:r>
+          </w:p>
+        </w:tc>
+      </w:tr>
+      <w:tr>
+        <w:tc>
+          <w:tcPr>
+            <w:tcW w:type="pct" w:w="38%"/>
+            <w:shd w:fill="F2F6FC" w:val="clear"/>
+          </w:tcPr>
+          <w:p>
+            <w:pPr>
+              <w:jc w:val="center"/>
+            </w:pPr>
+            <w:r>
+              <w:rPr>
+                <w:rFonts w:ascii="Consolas" w:cs="Consolas" w:eastAsia="Consolas" w:hAnsi="Consolas"/>
+                <w:b w:val="false"/>
+                <w:bCs w:val="false"/>
+                <w:sz w:val="20"/>
+                <w:szCs w:val="20"/>
+              </w:rPr>
+              <w:t xml:space="preserve">HYSCTL</w:t>
+            </w:r>
+          </w:p>
+        </w:tc>
+        <w:tc>
+          <w:tcPr>
+            <w:tcW w:type="pct" w:w="62%"/>
+            <w:shd w:fill="F2F6FC" w:val="clear"/>
+          </w:tcPr>
+          <w:p>
+            <w:pPr>
+              <w:jc w:val="center"/>
+            </w:pPr>
+            <w:r>
+              <w:rPr>
+                <w:rFonts w:ascii="Consolas" w:cs="Consolas" w:eastAsia="Consolas" w:hAnsi="Consolas"/>
+                <w:b w:val="false"/>
+                <w:bCs w:val="false"/>
+                <w:sz w:val="20"/>
+                <w:szCs w:val="20"/>
+              </w:rPr>
+              <w:t xml:space="preserve">迟滞控制设置</w:t>
+            </w:r>
+          </w:p>
+        </w:tc>
+      </w:tr>
+      <w:tr>
+        <w:tc>
+          <w:tcPr>
+            <w:tcW w:type="pct" w:w="38%"/>
+          </w:tcPr>
+          <w:p>
+            <w:pPr>
+              <w:jc w:val="center"/>
+            </w:pPr>
+            <w:r>
+              <w:rPr>
+                <w:rFonts w:ascii="Consolas" w:cs="Consolas" w:eastAsia="Consolas" w:hAnsi="Consolas"/>
+                <w:b w:val="false"/>
+                <w:bCs w:val="false"/>
+                <w:sz w:val="20"/>
+                <w:szCs w:val="20"/>
+              </w:rPr>
+              <w:t xml:space="preserve">AMPCTL</w:t>
+            </w:r>
+          </w:p>
+        </w:tc>
+        <w:tc>
+          <w:tcPr>
+            <w:tcW w:type="pct" w:w="62%"/>
+          </w:tcPr>
+          <w:p>
+            <w:pPr>
+              <w:jc w:val="center"/>
+            </w:pPr>
+            <w:r>
+              <w:rPr>
+                <w:rFonts w:ascii="Consolas" w:cs="Consolas" w:eastAsia="Consolas" w:hAnsi="Consolas"/>
+                <w:b w:val="false"/>
+                <w:bCs w:val="false"/>
+                <w:sz w:val="20"/>
+                <w:szCs w:val="20"/>
+              </w:rPr>
+              <w:t xml:space="preserve">振幅控制设置</w:t>
+            </w:r>
+          </w:p>
+        </w:tc>
+      </w:tr>
+      <w:tr>
+        <w:tc>
+          <w:tcPr>
+            <w:tcW w:type="pct" w:w="38%"/>
+            <w:shd w:fill="F2F6FC" w:val="clear"/>
+          </w:tcPr>
+          <w:p>
+            <w:pPr>
+              <w:jc w:val="center"/>
+            </w:pPr>
+            <w:r>
+              <w:rPr>
+                <w:rFonts w:ascii="Consolas" w:cs="Consolas" w:eastAsia="Consolas" w:hAnsi="Consolas"/>
+                <w:b w:val="false"/>
+                <w:bCs w:val="false"/>
+                <w:sz w:val="20"/>
+                <w:szCs w:val="20"/>
+              </w:rPr>
+              <w:t xml:space="preserve">PROCONUSR / PROCONDF / PROCONRAM</w:t>
+            </w:r>
+          </w:p>
+        </w:tc>
+        <w:tc>
+          <w:tcPr>
+            <w:tcW w:type="pct" w:w="62%"/>
+            <w:shd w:fill="F2F6FC" w:val="clear"/>
+          </w:tcPr>
+          <w:p>
+            <w:pPr>
+              <w:jc w:val="center"/>
+            </w:pPr>
+            <w:r>
+              <w:rPr>
+                <w:rFonts w:ascii="Consolas" w:cs="Consolas" w:eastAsia="Consolas" w:hAnsi="Consolas"/>
+                <w:b w:val="false"/>
+                <w:bCs w:val="false"/>
+                <w:sz w:val="20"/>
+                <w:szCs w:val="20"/>
+              </w:rPr>
+              <w:t xml:space="preserve">最终寄存器值（自动计算）</w:t>
+            </w:r>
+          </w:p>
+        </w:tc>
+      </w:tr>
+    </w:tbl>
+    <w:p>
+      <w:pPr>
+        <w:spacing w:after="100" w:line="320"/>
+        <w:jc w:val="both"/>
+      </w:pPr>
+      <w:r>
+        <w:rPr>
+          <w:rFonts w:ascii="宋体" w:cs="宋体" w:eastAsia="宋体" w:hAnsi="宋体"/>
+          <w:sz w:val="22"/>
+          <w:szCs w:val="22"/>
+        </w:rPr>
+        <w:t xml:space="preserve"> </w:t>
+      </w:r>
+    </w:p>
+    <w:p>
+      <w:pPr>
+        <w:spacing w:after="100" w:line="320"/>
+        <w:jc w:val="both"/>
+      </w:pPr>
+      <w:r>
+        <w:rPr>
+          <w:rFonts w:ascii="宋体" w:cs="宋体" w:eastAsia="宋体" w:hAnsi="宋体"/>
+          <w:sz w:val="22"/>
+          <w:szCs w:val="22"/>
+        </w:rPr>
+        <w:t xml:space="preserve">当前板状态：DFlash 无读/写保护，振荡器使用默认配置，RAM 初始化正常。</w:t>
+      </w:r>
+    </w:p>
+    <w:p>
+      <w:pPr>
+        <w:spacing w:after="160" w:before="280"/>
+      </w:pPr>
+      <w:r>
+        <w:rPr>
+          <w:rFonts w:ascii="微软雅黑" w:cs="微软雅黑" w:eastAsia="微软雅黑" w:hAnsi="微软雅黑"/>
+          <w:b/>
+          <w:bCs/>
+          <w:color w:val="2E74B5"/>
+          <w:sz w:val="28"/>
+          <w:szCs w:val="28"/>
+        </w:rPr>
+        <w:t xml:space="preserve">10.4 UCB_DBG（Debug Interface Protection）</w:t>
+      </w:r>
+    </w:p>
+    <w:p>
+      <w:pPr>
+        <w:spacing w:after="120" w:before="200"/>
+      </w:pPr>
+      <w:r>
+        <w:rPr>
+          <w:rFonts w:ascii="微软雅黑" w:cs="微软雅黑" w:eastAsia="微软雅黑" w:hAnsi="微软雅黑"/>
+          <w:b/>
+          <w:bCs/>
+          <w:color w:val="2E74B5"/>
+          <w:sz w:val="24"/>
+          <w:szCs w:val="24"/>
+        </w:rPr>
+        <w:t xml:space="preserve">左侧 Current Status 字段解析</w:t>
+      </w:r>
+    </w:p>
+    <w:tbl>
+      <w:tblPr>
+        <w:tblW w:type="pct" w:w="100%"/>
+        <w:tblBorders>
+          <w:top w:val="single" w:color="8FAADC" w:sz="4"/>
+          <w:left w:val="single" w:color="8FAADC" w:sz="4"/>
+          <w:bottom w:val="single" w:color="8FAADC" w:sz="4"/>
+          <w:right w:val="single" w:color="8FAADC" w:sz="4"/>
+          <w:insideH w:val="single" w:color="8FAADC" w:sz="4"/>
+          <w:insideV w:val="single" w:color="8FAADC" w:sz="4"/>
+        </w:tblBorders>
+      </w:tblPr>
+      <w:tblGrid>
+        <w:gridCol w:w="100"/>
+        <w:gridCol w:w="100"/>
+        <w:gridCol w:w="100"/>
+      </w:tblGrid>
+      <w:tr>
+        <w:trPr>
+          <w:tblHeader/>
+        </w:trPr>
+        <w:tc>
+          <w:tcPr>
+            <w:tcW w:type="pct" w:w="26%"/>
+            <w:shd w:fill="1F3864" w:val="clear"/>
+          </w:tcPr>
+          <w:p>
+            <w:pPr>
+              <w:jc w:val="center"/>
+            </w:pPr>
+            <w:r>
+              <w:rPr>
+                <w:rFonts w:ascii="微软雅黑" w:cs="微软雅黑" w:eastAsia="微软雅黑" w:hAnsi="微软雅黑"/>
+                <w:b/>
+                <w:bCs/>
+                <w:color w:val="FFFFFF"/>
+                <w:sz w:val="22"/>
+                <w:szCs w:val="22"/>
+              </w:rPr>
+              <w:t xml:space="preserve">字段</w:t>
+            </w:r>
+          </w:p>
+        </w:tc>
+        <w:tc>
+          <w:tcPr>
+            <w:tcW w:type="pct" w:w="22%"/>
+            <w:shd w:fill="1F3864" w:val="clear"/>
+          </w:tcPr>
+          <w:p>
+            <w:pPr>
+              <w:jc w:val="center"/>
+            </w:pPr>
+            <w:r>
+              <w:rPr>
+                <w:rFonts w:ascii="微软雅黑" w:cs="微软雅黑" w:eastAsia="微软雅黑" w:hAnsi="微软雅黑"/>
+                <w:b/>
+                <w:bCs/>
+                <w:color w:val="FFFFFF"/>
+                <w:sz w:val="22"/>
+                <w:szCs w:val="22"/>
+              </w:rPr>
+              <w:t xml:space="preserve">当前值</w:t>
+            </w:r>
+          </w:p>
+        </w:tc>
+        <w:tc>
+          <w:tcPr>
+            <w:tcW w:type="pct" w:w="52%"/>
+            <w:shd w:fill="1F3864" w:val="clear"/>
+          </w:tcPr>
+          <w:p>
+            <w:pPr>
+              <w:jc w:val="center"/>
+            </w:pPr>
+            <w:r>
+              <w:rPr>
+                <w:rFonts w:ascii="微软雅黑" w:cs="微软雅黑" w:eastAsia="微软雅黑" w:hAnsi="微软雅黑"/>
+                <w:b/>
+                <w:bCs/>
+                <w:color w:val="FFFFFF"/>
+                <w:sz w:val="22"/>
+                <w:szCs w:val="22"/>
+              </w:rPr>
+              <w:t xml:space="preserve">含义</w:t>
+            </w:r>
+          </w:p>
+        </w:tc>
+      </w:tr>
+      <w:tr>
+        <w:tc>
+          <w:tcPr>
+            <w:tcW w:type="pct" w:w="26%"/>
+          </w:tcPr>
+          <w:p>
+            <w:pPr>
+              <w:jc w:val="center"/>
+            </w:pPr>
+            <w:r>
+              <w:rPr>
+                <w:rFonts w:ascii="Consolas" w:cs="Consolas" w:eastAsia="Consolas" w:hAnsi="Consolas"/>
+                <w:b w:val="false"/>
+                <w:bCs w:val="false"/>
+                <w:sz w:val="20"/>
+                <w:szCs w:val="20"/>
+              </w:rPr>
+              <w:t xml:space="preserve">PROCONDBG</w:t>
+            </w:r>
+          </w:p>
+        </w:tc>
+        <w:tc>
+          <w:tcPr>
+            <w:tcW w:type="pct" w:w="22%"/>
+          </w:tcPr>
+          <w:p>
+            <w:pPr>
+              <w:jc w:val="center"/>
+            </w:pPr>
+            <w:r>
+              <w:rPr>
+                <w:rFonts w:ascii="Consolas" w:cs="Consolas" w:eastAsia="Consolas" w:hAnsi="Consolas"/>
+                <w:b w:val="false"/>
+                <w:bCs w:val="false"/>
+                <w:sz w:val="20"/>
+                <w:szCs w:val="20"/>
+              </w:rPr>
+              <w:t xml:space="preserve">0x00000000</w:t>
+            </w:r>
+          </w:p>
+        </w:tc>
+        <w:tc>
+          <w:tcPr>
+            <w:tcW w:type="pct" w:w="52%"/>
+          </w:tcPr>
+          <w:p>
+            <w:pPr>
+              <w:jc w:val="left"/>
+            </w:pPr>
+            <w:r>
+              <w:rPr>
+                <w:rFonts w:ascii="宋体" w:cs="宋体" w:eastAsia="宋体" w:hAnsi="宋体"/>
+                <w:b w:val="false"/>
+                <w:bCs w:val="false"/>
+                <w:sz w:val="20"/>
+                <w:szCs w:val="20"/>
+              </w:rPr>
+              <w:t xml:space="preserve">调试保护配置寄存器 = 0（调试接口完全开放）</w:t>
+            </w:r>
+          </w:p>
+        </w:tc>
+      </w:tr>
+      <w:tr>
+        <w:tc>
+          <w:tcPr>
+            <w:tcW w:type="pct" w:w="26%"/>
+            <w:shd w:fill="F2F6FC" w:val="clear"/>
+          </w:tcPr>
+          <w:p>
+            <w:pPr>
+              <w:jc w:val="center"/>
+            </w:pPr>
+            <w:r>
+              <w:rPr>
+                <w:rFonts w:ascii="Consolas" w:cs="Consolas" w:eastAsia="Consolas" w:hAnsi="Consolas"/>
+                <w:b w:val="false"/>
+                <w:bCs w:val="false"/>
+                <w:sz w:val="20"/>
+                <w:szCs w:val="20"/>
+              </w:rPr>
+              <w:t xml:space="preserve">IsConfirmed</w:t>
+            </w:r>
+          </w:p>
+        </w:tc>
+        <w:tc>
+          <w:tcPr>
+            <w:tcW w:type="pct" w:w="22%"/>
+            <w:shd w:fill="F2F6FC" w:val="clear"/>
+          </w:tcPr>
+          <w:p>
+            <w:pPr>
+              <w:jc w:val="center"/>
+            </w:pPr>
+            <w:r>
+              <w:rPr>
+                <w:rFonts w:ascii="Consolas" w:cs="Consolas" w:eastAsia="Consolas" w:hAnsi="Consolas"/>
+                <w:b w:val="false"/>
+                <w:bCs w:val="false"/>
+                <w:sz w:val="20"/>
+                <w:szCs w:val="20"/>
+              </w:rPr>
+              <w:t xml:space="preserve">n</w:t>
+            </w:r>
+          </w:p>
+        </w:tc>
+        <w:tc>
+          <w:tcPr>
+            <w:tcW w:type="pct" w:w="52%"/>
+            <w:shd w:fill="F2F6FC" w:val="clear"/>
+          </w:tcPr>
+          <w:p>
+            <w:pPr>
+              <w:jc w:val="left"/>
+            </w:pPr>
+            <w:r>
+              <w:rPr>
+                <w:rFonts w:ascii="宋体" w:cs="宋体" w:eastAsia="宋体" w:hAnsi="宋体"/>
+                <w:b w:val="false"/>
+                <w:bCs w:val="false"/>
+                <w:sz w:val="20"/>
+                <w:szCs w:val="20"/>
+              </w:rPr>
+              <w:t xml:space="preserve">未确认锁定</w:t>
+            </w:r>
+          </w:p>
+        </w:tc>
+      </w:tr>
+      <w:tr>
+        <w:tc>
+          <w:tcPr>
+            <w:tcW w:type="pct" w:w="26%"/>
+          </w:tcPr>
+          <w:p>
+            <w:pPr>
+              <w:jc w:val="center"/>
+            </w:pPr>
+            <w:r>
+              <w:rPr>
+                <w:rFonts w:ascii="Consolas" w:cs="Consolas" w:eastAsia="Consolas" w:hAnsi="Consolas"/>
+                <w:b w:val="false"/>
+                <w:bCs w:val="false"/>
+                <w:sz w:val="20"/>
+                <w:szCs w:val="20"/>
+              </w:rPr>
+              <w:t xml:space="preserve">ProtDis</w:t>
+            </w:r>
+          </w:p>
+        </w:tc>
+        <w:tc>
+          <w:tcPr>
+            <w:tcW w:type="pct" w:w="22%"/>
+          </w:tcPr>
+          <w:p>
+            <w:pPr>
+              <w:jc w:val="center"/>
+            </w:pPr>
+            <w:r>
+              <w:rPr>
+                <w:rFonts w:ascii="Consolas" w:cs="Consolas" w:eastAsia="Consolas" w:hAnsi="Consolas"/>
+                <w:b w:val="false"/>
+                <w:bCs w:val="false"/>
+                <w:sz w:val="20"/>
+                <w:szCs w:val="20"/>
+              </w:rPr>
+              <w:t xml:space="preserve">n</w:t>
+            </w:r>
+          </w:p>
+        </w:tc>
+        <w:tc>
+          <w:tcPr>
+            <w:tcW w:type="pct" w:w="52%"/>
+          </w:tcPr>
+          <w:p>
+            <w:pPr>
+              <w:jc w:val="left"/>
+            </w:pPr>
+            <w:r>
+              <w:rPr>
+                <w:rFonts w:ascii="宋体" w:cs="宋体" w:eastAsia="宋体" w:hAnsi="宋体"/>
+                <w:b w:val="false"/>
+                <w:bCs w:val="false"/>
+                <w:sz w:val="20"/>
+                <w:szCs w:val="20"/>
+              </w:rPr>
+              <w:t xml:space="preserve">保护未禁用</w:t>
+            </w:r>
+          </w:p>
+        </w:tc>
+      </w:tr>
+      <w:tr>
+        <w:tc>
+          <w:tcPr>
+            <w:tcW w:type="pct" w:w="26%"/>
+            <w:shd w:fill="F2F6FC" w:val="clear"/>
+          </w:tcPr>
+          <w:p>
+            <w:pPr>
+              <w:jc w:val="center"/>
+            </w:pPr>
+            <w:r>
+              <w:rPr>
+                <w:rFonts w:ascii="Consolas" w:cs="Consolas" w:eastAsia="Consolas" w:hAnsi="Consolas"/>
+                <w:b w:val="false"/>
+                <w:bCs w:val="false"/>
+                <w:sz w:val="20"/>
+                <w:szCs w:val="20"/>
+              </w:rPr>
+              <w:t xml:space="preserve">PROCONDBG.OCDSDIS</w:t>
+            </w:r>
+          </w:p>
+        </w:tc>
+        <w:tc>
+          <w:tcPr>
+            <w:tcW w:type="pct" w:w="22%"/>
+            <w:shd w:fill="F2F6FC" w:val="clear"/>
+          </w:tcPr>
+          <w:p>
+            <w:pPr>
+              <w:jc w:val="center"/>
+            </w:pPr>
+            <w:r>
+              <w:rPr>
+                <w:rFonts w:ascii="Consolas" w:cs="Consolas" w:eastAsia="Consolas" w:hAnsi="Consolas"/>
+                <w:b w:val="false"/>
+                <w:bCs w:val="false"/>
+                <w:sz w:val="20"/>
+                <w:szCs w:val="20"/>
+              </w:rPr>
+              <w:t xml:space="preserve">0</w:t>
+            </w:r>
+          </w:p>
+        </w:tc>
+        <w:tc>
+          <w:tcPr>
+            <w:tcW w:type="pct" w:w="52%"/>
+            <w:shd w:fill="F2F6FC" w:val="clear"/>
+          </w:tcPr>
+          <w:p>
+            <w:pPr>
+              <w:jc w:val="left"/>
+            </w:pPr>
+            <w:r>
+              <w:rPr>
+                <w:rFonts w:ascii="宋体" w:cs="宋体" w:eastAsia="宋体" w:hAnsi="宋体"/>
+                <w:b w:val="false"/>
+                <w:bCs w:val="false"/>
+                <w:sz w:val="20"/>
+                <w:szCs w:val="20"/>
+              </w:rPr>
+              <w:t xml:space="preserve">OCDS 禁用 = 0（片上调试系统未禁用）</w:t>
+            </w:r>
+          </w:p>
+        </w:tc>
+      </w:tr>
+      <w:tr>
+        <w:tc>
+          <w:tcPr>
+            <w:tcW w:type="pct" w:w="26%"/>
+          </w:tcPr>
+          <w:p>
+            <w:pPr>
+              <w:jc w:val="center"/>
+            </w:pPr>
+            <w:r>
+              <w:rPr>
+                <w:rFonts w:ascii="Consolas" w:cs="Consolas" w:eastAsia="Consolas" w:hAnsi="Consolas"/>
+                <w:b w:val="false"/>
+                <w:bCs w:val="false"/>
+                <w:sz w:val="20"/>
+                <w:szCs w:val="20"/>
+              </w:rPr>
+              <w:t xml:space="preserve">PROCONDBG.DBGIFLCK</w:t>
+            </w:r>
+          </w:p>
+        </w:tc>
+        <w:tc>
+          <w:tcPr>
+            <w:tcW w:type="pct" w:w="22%"/>
+          </w:tcPr>
+          <w:p>
+            <w:pPr>
+              <w:jc w:val="center"/>
+            </w:pPr>
+            <w:r>
+              <w:rPr>
+                <w:rFonts w:ascii="Consolas" w:cs="Consolas" w:eastAsia="Consolas" w:hAnsi="Consolas"/>
+                <w:b w:val="false"/>
+                <w:bCs w:val="false"/>
+                <w:sz w:val="20"/>
+                <w:szCs w:val="20"/>
+              </w:rPr>
+              <w:t xml:space="preserve">0</w:t>
+            </w:r>
+          </w:p>
+        </w:tc>
+        <w:tc>
+          <w:tcPr>
+            <w:tcW w:type="pct" w:w="52%"/>
+          </w:tcPr>
+          <w:p>
+            <w:pPr>
+              <w:jc w:val="left"/>
+            </w:pPr>
+            <w:r>
+              <w:rPr>
+                <w:rFonts w:ascii="宋体" w:cs="宋体" w:eastAsia="宋体" w:hAnsi="宋体"/>
+                <w:b w:val="false"/>
+                <w:bCs w:val="false"/>
+                <w:sz w:val="20"/>
+                <w:szCs w:val="20"/>
+              </w:rPr>
+              <w:t xml:space="preserve">Debug Interface Lock = 0（调试接口未锁定）</w:t>
+            </w:r>
+          </w:p>
+        </w:tc>
+      </w:tr>
+      <w:tr>
+        <w:tc>
+          <w:tcPr>
+            <w:tcW w:type="pct" w:w="26%"/>
+            <w:shd w:fill="F2F6FC" w:val="clear"/>
+          </w:tcPr>
+          <w:p>
+            <w:pPr>
+              <w:jc w:val="center"/>
+            </w:pPr>
+            <w:r>
+              <w:rPr>
+                <w:rFonts w:ascii="Consolas" w:cs="Consolas" w:eastAsia="Consolas" w:hAnsi="Consolas"/>
+                <w:b w:val="false"/>
+                <w:bCs w:val="false"/>
+                <w:sz w:val="20"/>
+                <w:szCs w:val="20"/>
+              </w:rPr>
+              <w:t xml:space="preserve">PROCONDBG.TIC</w:t>
+            </w:r>
+          </w:p>
+        </w:tc>
+        <w:tc>
+          <w:tcPr>
+            <w:tcW w:type="pct" w:w="22%"/>
+            <w:shd w:fill="F2F6FC" w:val="clear"/>
+          </w:tcPr>
+          <w:p>
+            <w:pPr>
+              <w:jc w:val="center"/>
+            </w:pPr>
+            <w:r>
+              <w:rPr>
+                <w:rFonts w:ascii="Consolas" w:cs="Consolas" w:eastAsia="Consolas" w:hAnsi="Consolas"/>
+                <w:b w:val="false"/>
+                <w:bCs w:val="false"/>
+                <w:sz w:val="20"/>
+                <w:szCs w:val="20"/>
+              </w:rPr>
+              <w:t xml:space="preserve">0</w:t>
+            </w:r>
+          </w:p>
+        </w:tc>
+        <w:tc>
+          <w:tcPr>
+            <w:tcW w:type="pct" w:w="52%"/>
+            <w:shd w:fill="F2F6FC" w:val="clear"/>
+          </w:tcPr>
+          <w:p>
+            <w:pPr>
+              <w:jc w:val="left"/>
+            </w:pPr>
+            <w:r>
+              <w:rPr>
+                <w:rFonts w:ascii="宋体" w:cs="宋体" w:eastAsia="宋体" w:hAnsi="宋体"/>
+                <w:b w:val="false"/>
+                <w:bCs w:val="false"/>
+                <w:sz w:val="20"/>
+                <w:szCs w:val="20"/>
+              </w:rPr>
+              <w:t xml:space="preserve">Tool Interface Control = 0</w:t>
+            </w:r>
+          </w:p>
+        </w:tc>
+      </w:tr>
+    </w:tbl>
+    <w:p>
+      <w:pPr>
+        <w:spacing w:after="100" w:line="320"/>
+        <w:jc w:val="both"/>
+      </w:pPr>
+      <w:r>
+        <w:rPr>
+          <w:rFonts w:ascii="宋体" w:cs="宋体" w:eastAsia="宋体" w:hAnsi="宋体"/>
+          <w:sz w:val="22"/>
+          <w:szCs w:val="22"/>
+        </w:rPr>
+        <w:t xml:space="preserve"> </w:t>
+      </w:r>
+    </w:p>
+    <w:p>
+      <w:pPr>
+        <w:spacing w:after="120" w:before="200"/>
+      </w:pPr>
+      <w:r>
+        <w:rPr>
+          <w:rFonts w:ascii="微软雅黑" w:cs="微软雅黑" w:eastAsia="微软雅黑" w:hAnsi="微软雅黑"/>
+          <w:b/>
+          <w:bCs/>
+          <w:color w:val="2E74B5"/>
+          <w:sz w:val="24"/>
+          <w:szCs w:val="24"/>
+        </w:rPr>
+        <w:t xml:space="preserve">右侧 New 配置面板解析</w:t>
+      </w:r>
+    </w:p>
+    <w:tbl>
+      <w:tblPr>
+        <w:tblW w:type="pct" w:w="100%"/>
+        <w:tblBorders>
+          <w:top w:val="single" w:color="8FAADC" w:sz="4"/>
+          <w:left w:val="single" w:color="8FAADC" w:sz="4"/>
+          <w:bottom w:val="single" w:color="8FAADC" w:sz="4"/>
+          <w:right w:val="single" w:color="8FAADC" w:sz="4"/>
+          <w:insideH w:val="single" w:color="8FAADC" w:sz="4"/>
+          <w:insideV w:val="single" w:color="8FAADC" w:sz="4"/>
+        </w:tblBorders>
+      </w:tblPr>
+      <w:tblGrid>
+        <w:gridCol w:w="100"/>
+        <w:gridCol w:w="100"/>
+      </w:tblGrid>
+      <w:tr>
+        <w:trPr>
+          <w:tblHeader/>
+        </w:trPr>
+        <w:tc>
+          <w:tcPr>
+            <w:tcW w:type="pct" w:w="32%"/>
+            <w:shd w:fill="1F3864" w:val="clear"/>
+          </w:tcPr>
+          <w:p>
+            <w:pPr>
+              <w:jc w:val="center"/>
+            </w:pPr>
+            <w:r>
+              <w:rPr>
+                <w:rFonts w:ascii="微软雅黑" w:cs="微软雅黑" w:eastAsia="微软雅黑" w:hAnsi="微软雅黑"/>
+                <w:b/>
+                <w:bCs/>
+                <w:color w:val="FFFFFF"/>
+                <w:sz w:val="22"/>
+                <w:szCs w:val="22"/>
+              </w:rPr>
+              <w:t xml:space="preserve">配置项</w:t>
+            </w:r>
+          </w:p>
+        </w:tc>
+        <w:tc>
+          <w:tcPr>
+            <w:tcW w:type="pct" w:w="68%"/>
+            <w:shd w:fill="1F3864" w:val="clear"/>
+          </w:tcPr>
+          <w:p>
+            <w:pPr>
+              <w:jc w:val="center"/>
+            </w:pPr>
+            <w:r>
+              <w:rPr>
+                <w:rFonts w:ascii="微软雅黑" w:cs="微软雅黑" w:eastAsia="微软雅黑" w:hAnsi="微软雅黑"/>
+                <w:b/>
+                <w:bCs/>
+                <w:color w:val="FFFFFF"/>
+                <w:sz w:val="22"/>
+                <w:szCs w:val="22"/>
+              </w:rPr>
+              <w:t xml:space="preserve">说明</w:t>
+            </w:r>
+          </w:p>
+        </w:tc>
+      </w:tr>
+      <w:tr>
+        <w:tc>
+          <w:tcPr>
+            <w:tcW w:type="pct" w:w="32%"/>
+          </w:tcPr>
+          <w:p>
+            <w:pPr>
+              <w:jc w:val="center"/>
+            </w:pPr>
+            <w:r>
+              <w:rPr>
+                <w:rFonts w:ascii="Consolas" w:cs="Consolas" w:eastAsia="Consolas" w:hAnsi="Consolas"/>
+                <w:b w:val="false"/>
+                <w:bCs w:val="false"/>
+                <w:sz w:val="20"/>
+                <w:szCs w:val="20"/>
+              </w:rPr>
+              <w:t xml:space="preserve">OCDS Lock (OCDSDIS)</w:t>
+            </w:r>
+          </w:p>
+        </w:tc>
+        <w:tc>
+          <w:tcPr>
+            <w:tcW w:type="pct" w:w="68%"/>
+          </w:tcPr>
+          <w:p>
+            <w:pPr>
+              <w:jc w:val="center"/>
+            </w:pPr>
+            <w:r>
+              <w:rPr>
+                <w:rFonts w:ascii="Consolas" w:cs="Consolas" w:eastAsia="Consolas" w:hAnsi="Consolas"/>
+                <w:b w:val="false"/>
+                <w:bCs w:val="false"/>
+                <w:sz w:val="20"/>
+                <w:szCs w:val="20"/>
+              </w:rPr>
+              <w:t xml:space="preserve">勾选后永久禁用片上调试系统（OCDS），芯片将无法被任何调试器连接。极度危险操作！</w:t>
+            </w:r>
+          </w:p>
+        </w:tc>
+      </w:tr>
+      <w:tr>
+        <w:tc>
+          <w:tcPr>
+            <w:tcW w:type="pct" w:w="32%"/>
+            <w:shd w:fill="F2F6FC" w:val="clear"/>
+          </w:tcPr>
+          <w:p>
+            <w:pPr>
+              <w:jc w:val="center"/>
+            </w:pPr>
+            <w:r>
+              <w:rPr>
+                <w:rFonts w:ascii="Consolas" w:cs="Consolas" w:eastAsia="Consolas" w:hAnsi="Consolas"/>
+                <w:b w:val="false"/>
+                <w:bCs w:val="false"/>
+                <w:sz w:val="20"/>
+                <w:szCs w:val="20"/>
+              </w:rPr>
+              <w:t xml:space="preserve">Debug interface lock (DBGIFLCK)</w:t>
+            </w:r>
+          </w:p>
+        </w:tc>
+        <w:tc>
+          <w:tcPr>
+            <w:tcW w:type="pct" w:w="68%"/>
+            <w:shd w:fill="F2F6FC" w:val="clear"/>
+          </w:tcPr>
+          <w:p>
+            <w:pPr>
+              <w:jc w:val="center"/>
+            </w:pPr>
+            <w:r>
+              <w:rPr>
+                <w:rFonts w:ascii="Consolas" w:cs="Consolas" w:eastAsia="Consolas" w:hAnsi="Consolas"/>
+                <w:b w:val="false"/>
+                <w:bCs w:val="false"/>
+                <w:sz w:val="20"/>
+                <w:szCs w:val="20"/>
+              </w:rPr>
+              <w:t xml:space="preserve">勾选后锁定调试接口，需要密码才能连接调试器</w:t>
+            </w:r>
+          </w:p>
+        </w:tc>
+      </w:tr>
+      <w:tr>
+        <w:tc>
+          <w:tcPr>
+            <w:tcW w:type="pct" w:w="32%"/>
+          </w:tcPr>
+          <w:p>
+            <w:pPr>
+              <w:jc w:val="center"/>
+            </w:pPr>
+            <w:r>
+              <w:rPr>
+                <w:rFonts w:ascii="Consolas" w:cs="Consolas" w:eastAsia="Consolas" w:hAnsi="Consolas"/>
+                <w:b w:val="false"/>
+                <w:bCs w:val="false"/>
+                <w:sz w:val="20"/>
+                <w:szCs w:val="20"/>
+              </w:rPr>
+              <w:t xml:space="preserve">Tool Interface Control</w:t>
+            </w:r>
+          </w:p>
+        </w:tc>
+        <w:tc>
+          <w:tcPr>
+            <w:tcW w:type="pct" w:w="68%"/>
+          </w:tcPr>
+          <w:p>
+            <w:pPr>
+              <w:jc w:val="center"/>
+            </w:pPr>
+            <w:r>
+              <w:rPr>
+                <w:rFonts w:ascii="Consolas" w:cs="Consolas" w:eastAsia="Consolas" w:hAnsi="Consolas"/>
+                <w:b w:val="false"/>
+                <w:bCs w:val="false"/>
+                <w:sz w:val="20"/>
+                <w:szCs w:val="20"/>
+              </w:rPr>
+              <w:t xml:space="preserve">工具接口控制下拉框：DXCPL will be disabled after power-on-reset = DAP 接口在上电复位后禁用（当前设置）。其他选项控制调试器连接窗口</w:t>
+            </w:r>
+          </w:p>
+        </w:tc>
+      </w:tr>
+      <w:tr>
+        <w:tc>
+          <w:tcPr>
+            <w:tcW w:type="pct" w:w="32%"/>
+            <w:shd w:fill="F2F6FC" w:val="clear"/>
+          </w:tcPr>
+          <w:p>
+            <w:pPr>
+              <w:jc w:val="center"/>
+            </w:pPr>
+            <w:r>
+              <w:rPr>
+                <w:rFonts w:ascii="Consolas" w:cs="Consolas" w:eastAsia="Consolas" w:hAnsi="Consolas"/>
+                <w:b w:val="false"/>
+                <w:bCs w:val="false"/>
+                <w:sz w:val="20"/>
+                <w:szCs w:val="20"/>
+              </w:rPr>
+              <w:t xml:space="preserve">PROCONDBG</w:t>
+            </w:r>
+          </w:p>
+        </w:tc>
+        <w:tc>
+          <w:tcPr>
+            <w:tcW w:type="pct" w:w="68%"/>
+            <w:shd w:fill="F2F6FC" w:val="clear"/>
+          </w:tcPr>
+          <w:p>
+            <w:pPr>
+              <w:jc w:val="center"/>
+            </w:pPr>
+            <w:r>
+              <w:rPr>
+                <w:rFonts w:ascii="Consolas" w:cs="Consolas" w:eastAsia="Consolas" w:hAnsi="Consolas"/>
+                <w:b w:val="false"/>
+                <w:bCs w:val="false"/>
+                <w:sz w:val="20"/>
+                <w:szCs w:val="20"/>
+              </w:rPr>
+              <w:t xml:space="preserve">最终寄存器值</w:t>
+            </w:r>
+          </w:p>
+        </w:tc>
+      </w:tr>
+    </w:tbl>
+    <w:p>
+      <w:pPr>
+        <w:spacing w:after="100" w:line="320"/>
+        <w:jc w:val="both"/>
+      </w:pPr>
+      <w:r>
+        <w:rPr>
+          <w:rFonts w:ascii="宋体" w:cs="宋体" w:eastAsia="宋体" w:hAnsi="宋体"/>
+          <w:sz w:val="22"/>
+          <w:szCs w:val="22"/>
+        </w:rPr>
+        <w:t xml:space="preserve"> </w:t>
+      </w:r>
+    </w:p>
+    <w:p>
+      <w:pPr>
+        <w:spacing w:after="100" w:line="320"/>
+        <w:jc w:val="both"/>
+      </w:pPr>
+      <w:r>
+        <w:rPr>
+          <w:rFonts w:ascii="宋体" w:cs="宋体" w:eastAsia="宋体" w:hAnsi="宋体"/>
+          <w:sz w:val="22"/>
+          <w:szCs w:val="22"/>
+        </w:rPr>
+        <w:t xml:space="preserve">当前板状态：调试接口完全开放（全零），任何调试器都可以自由连接。这是开发阶段的正常状态。</w:t>
+      </w:r>
+    </w:p>
+    <w:p>
+      <w:pPr>
+        <w:spacing w:after="160" w:before="280"/>
+      </w:pPr>
+      <w:r>
+        <w:rPr>
+          <w:rFonts w:ascii="微软雅黑" w:cs="微软雅黑" w:eastAsia="微软雅黑" w:hAnsi="微软雅黑"/>
+          <w:b/>
+          <w:bCs/>
+          <w:color w:val="2E74B5"/>
+          <w:sz w:val="28"/>
+          <w:szCs w:val="28"/>
+        </w:rPr>
+        <w:t xml:space="preserve">10.5 UCB_OTP（One-Time Programmable Configuration）</w:t>
+      </w:r>
+    </w:p>
+    <w:p>
+      <w:pPr>
+        <w:spacing w:after="120" w:before="200"/>
+      </w:pPr>
+      <w:r>
+        <w:rPr>
+          <w:rFonts w:ascii="微软雅黑" w:cs="微软雅黑" w:eastAsia="微软雅黑" w:hAnsi="微软雅黑"/>
+          <w:b/>
+          <w:bCs/>
+          <w:color w:val="2E74B5"/>
+          <w:sz w:val="24"/>
+          <w:szCs w:val="24"/>
+        </w:rPr>
+        <w:t xml:space="preserve">左侧 Current Status 字段解析</w:t>
+      </w:r>
+    </w:p>
+    <w:tbl>
+      <w:tblPr>
+        <w:tblW w:type="pct" w:w="100%"/>
+        <w:tblBorders>
+          <w:top w:val="single" w:color="8FAADC" w:sz="4"/>
+          <w:left w:val="single" w:color="8FAADC" w:sz="4"/>
+          <w:bottom w:val="single" w:color="8FAADC" w:sz="4"/>
+          <w:right w:val="single" w:color="8FAADC" w:sz="4"/>
+          <w:insideH w:val="single" w:color="8FAADC" w:sz="4"/>
+          <w:insideV w:val="single" w:color="8FAADC" w:sz="4"/>
+        </w:tblBorders>
+      </w:tblPr>
+      <w:tblGrid>
+        <w:gridCol w:w="100"/>
+        <w:gridCol w:w="100"/>
+        <w:gridCol w:w="100"/>
+      </w:tblGrid>
+      <w:tr>
+        <w:trPr>
+          <w:tblHeader/>
+        </w:trPr>
+        <w:tc>
+          <w:tcPr>
+            <w:tcW w:type="pct" w:w="26%"/>
+            <w:shd w:fill="1F3864" w:val="clear"/>
+          </w:tcPr>
+          <w:p>
+            <w:pPr>
+              <w:jc w:val="center"/>
+            </w:pPr>
+            <w:r>
+              <w:rPr>
+                <w:rFonts w:ascii="微软雅黑" w:cs="微软雅黑" w:eastAsia="微软雅黑" w:hAnsi="微软雅黑"/>
+                <w:b/>
+                <w:bCs/>
+                <w:color w:val="FFFFFF"/>
+                <w:sz w:val="22"/>
+                <w:szCs w:val="22"/>
+              </w:rPr>
+              <w:t xml:space="preserve">字段</w:t>
+            </w:r>
+          </w:p>
+        </w:tc>
+        <w:tc>
+          <w:tcPr>
+            <w:tcW w:type="pct" w:w="22%"/>
+            <w:shd w:fill="1F3864" w:val="clear"/>
+          </w:tcPr>
+          <w:p>
+            <w:pPr>
+              <w:jc w:val="center"/>
+            </w:pPr>
+            <w:r>
+              <w:rPr>
+                <w:rFonts w:ascii="微软雅黑" w:cs="微软雅黑" w:eastAsia="微软雅黑" w:hAnsi="微软雅黑"/>
+                <w:b/>
+                <w:bCs/>
+                <w:color w:val="FFFFFF"/>
+                <w:sz w:val="22"/>
+                <w:szCs w:val="22"/>
+              </w:rPr>
+              <w:t xml:space="preserve">当前值</w:t>
+            </w:r>
+          </w:p>
+        </w:tc>
+        <w:tc>
+          <w:tcPr>
+            <w:tcW w:type="pct" w:w="52%"/>
+            <w:shd w:fill="1F3864" w:val="clear"/>
+          </w:tcPr>
+          <w:p>
+            <w:pPr>
+              <w:jc w:val="center"/>
+            </w:pPr>
+            <w:r>
+              <w:rPr>
+                <w:rFonts w:ascii="微软雅黑" w:cs="微软雅黑" w:eastAsia="微软雅黑" w:hAnsi="微软雅黑"/>
+                <w:b/>
+                <w:bCs/>
+                <w:color w:val="FFFFFF"/>
+                <w:sz w:val="22"/>
+                <w:szCs w:val="22"/>
+              </w:rPr>
+              <w:t xml:space="preserve">含义</w:t>
+            </w:r>
+          </w:p>
+        </w:tc>
+      </w:tr>
+      <w:tr>
+        <w:tc>
+          <w:tcPr>
+            <w:tcW w:type="pct" w:w="26%"/>
+          </w:tcPr>
+          <w:p>
+            <w:pPr>
+              <w:jc w:val="center"/>
+            </w:pPr>
+            <w:r>
+              <w:rPr>
+                <w:rFonts w:ascii="Consolas" w:cs="Consolas" w:eastAsia="Consolas" w:hAnsi="Consolas"/>
+                <w:b w:val="false"/>
+                <w:bCs w:val="false"/>
+                <w:sz w:val="20"/>
+                <w:szCs w:val="20"/>
+              </w:rPr>
+              <w:t xml:space="preserve">Pflash0Sectors</w:t>
+            </w:r>
+          </w:p>
+        </w:tc>
+        <w:tc>
+          <w:tcPr>
+            <w:tcW w:type="pct" w:w="22%"/>
+          </w:tcPr>
+          <w:p>
+            <w:pPr>
+              <w:jc w:val="center"/>
+            </w:pPr>
+            <w:r>
+              <w:rPr>
+                <w:rFonts w:ascii="Consolas" w:cs="Consolas" w:eastAsia="Consolas" w:hAnsi="Consolas"/>
+                <w:b w:val="false"/>
+                <w:bCs w:val="false"/>
+                <w:sz w:val="20"/>
+                <w:szCs w:val="20"/>
+              </w:rPr>
+              <w:t xml:space="preserve">128</w:t>
+            </w:r>
+          </w:p>
+        </w:tc>
+        <w:tc>
+          <w:tcPr>
+            <w:tcW w:type="pct" w:w="52%"/>
+          </w:tcPr>
+          <w:p>
+            <w:pPr>
+              <w:jc w:val="left"/>
+            </w:pPr>
+            <w:r>
+              <w:rPr>
+                <w:rFonts w:ascii="宋体" w:cs="宋体" w:eastAsia="宋体" w:hAnsi="宋体"/>
+                <w:b w:val="false"/>
+                <w:bCs w:val="false"/>
+                <w:sz w:val="20"/>
+                <w:szCs w:val="20"/>
+              </w:rPr>
+              <w:t xml:space="preserve">PFlash Bank0 扇区数</w:t>
+            </w:r>
+          </w:p>
+        </w:tc>
+      </w:tr>
+      <w:tr>
+        <w:tc>
+          <w:tcPr>
+            <w:tcW w:type="pct" w:w="26%"/>
+            <w:shd w:fill="F2F6FC" w:val="clear"/>
+          </w:tcPr>
+          <w:p>
+            <w:pPr>
+              <w:jc w:val="center"/>
+            </w:pPr>
+            <w:r>
+              <w:rPr>
+                <w:rFonts w:ascii="Consolas" w:cs="Consolas" w:eastAsia="Consolas" w:hAnsi="Consolas"/>
+                <w:b w:val="false"/>
+                <w:bCs w:val="false"/>
+                <w:sz w:val="20"/>
+                <w:szCs w:val="20"/>
+              </w:rPr>
+              <w:t xml:space="preserve">Cpus</w:t>
+            </w:r>
+          </w:p>
+        </w:tc>
+        <w:tc>
+          <w:tcPr>
+            <w:tcW w:type="pct" w:w="22%"/>
+            <w:shd w:fill="F2F6FC" w:val="clear"/>
+          </w:tcPr>
+          <w:p>
+            <w:pPr>
+              <w:jc w:val="center"/>
+            </w:pPr>
+            <w:r>
+              <w:rPr>
+                <w:rFonts w:ascii="Consolas" w:cs="Consolas" w:eastAsia="Consolas" w:hAnsi="Consolas"/>
+                <w:b w:val="false"/>
+                <w:bCs w:val="false"/>
+                <w:sz w:val="20"/>
+                <w:szCs w:val="20"/>
+              </w:rPr>
+              <w:t xml:space="preserve">1</w:t>
+            </w:r>
+          </w:p>
+        </w:tc>
+        <w:tc>
+          <w:tcPr>
+            <w:tcW w:type="pct" w:w="52%"/>
+            <w:shd w:fill="F2F6FC" w:val="clear"/>
+          </w:tcPr>
+          <w:p>
+            <w:pPr>
+              <w:jc w:val="left"/>
+            </w:pPr>
+            <w:r>
+              <w:rPr>
+                <w:rFonts w:ascii="宋体" w:cs="宋体" w:eastAsia="宋体" w:hAnsi="宋体"/>
+                <w:b w:val="false"/>
+                <w:bCs w:val="false"/>
+                <w:sz w:val="20"/>
+                <w:szCs w:val="20"/>
+              </w:rPr>
+              <w:t xml:space="preserve">CPU 核心数 = 1（TC334 单核）</w:t>
+            </w:r>
+          </w:p>
+        </w:tc>
+      </w:tr>
+      <w:tr>
+        <w:tc>
+          <w:tcPr>
+            <w:tcW w:type="pct" w:w="26%"/>
+          </w:tcPr>
+          <w:p>
+            <w:pPr>
+              <w:jc w:val="center"/>
+            </w:pPr>
+            <w:r>
+              <w:rPr>
+                <w:rFonts w:ascii="Consolas" w:cs="Consolas" w:eastAsia="Consolas" w:hAnsi="Consolas"/>
+                <w:b w:val="false"/>
+                <w:bCs w:val="false"/>
+                <w:sz w:val="20"/>
+                <w:szCs w:val="20"/>
+              </w:rPr>
+              <w:t xml:space="preserve">NoSota</w:t>
+            </w:r>
+          </w:p>
+        </w:tc>
+        <w:tc>
+          <w:tcPr>
+            <w:tcW w:type="pct" w:w="22%"/>
+          </w:tcPr>
+          <w:p>
+            <w:pPr>
+              <w:jc w:val="center"/>
+            </w:pPr>
+            <w:r>
+              <w:rPr>
+                <w:rFonts w:ascii="Consolas" w:cs="Consolas" w:eastAsia="Consolas" w:hAnsi="Consolas"/>
+                <w:b w:val="false"/>
+                <w:bCs w:val="false"/>
+                <w:sz w:val="20"/>
+                <w:szCs w:val="20"/>
+              </w:rPr>
+              <w:t xml:space="preserve">n</w:t>
+            </w:r>
+          </w:p>
+        </w:tc>
+        <w:tc>
+          <w:tcPr>
+            <w:tcW w:type="pct" w:w="52%"/>
+          </w:tcPr>
+          <w:p>
+            <w:pPr>
+              <w:jc w:val="left"/>
+            </w:pPr>
+            <w:r>
+              <w:rPr>
+                <w:rFonts w:ascii="宋体" w:cs="宋体" w:eastAsia="宋体" w:hAnsi="宋体"/>
+                <w:b w:val="false"/>
+                <w:bCs w:val="false"/>
+                <w:sz w:val="20"/>
+                <w:szCs w:val="20"/>
+              </w:rPr>
+              <w:t xml:space="preserve">不禁用 SOTA（Software Over The Air 更新）</w:t>
+            </w:r>
+          </w:p>
+        </w:tc>
+      </w:tr>
+      <w:tr>
+        <w:tc>
+          <w:tcPr>
+            <w:tcW w:type="pct" w:w="26%"/>
+            <w:shd w:fill="F2F6FC" w:val="clear"/>
+          </w:tcPr>
+          <w:p>
+            <w:pPr>
+              <w:jc w:val="center"/>
+            </w:pPr>
+            <w:r>
+              <w:rPr>
+                <w:rFonts w:ascii="Consolas" w:cs="Consolas" w:eastAsia="Consolas" w:hAnsi="Consolas"/>
+                <w:b w:val="false"/>
+                <w:bCs w:val="false"/>
+                <w:sz w:val="20"/>
+                <w:szCs w:val="20"/>
+              </w:rPr>
+              <w:t xml:space="preserve">AllowEnableSota</w:t>
+            </w:r>
+          </w:p>
+        </w:tc>
+        <w:tc>
+          <w:tcPr>
+            <w:tcW w:type="pct" w:w="22%"/>
+            <w:shd w:fill="F2F6FC" w:val="clear"/>
+          </w:tcPr>
+          <w:p>
+            <w:pPr>
+              <w:jc w:val="center"/>
+            </w:pPr>
+            <w:r>
+              <w:rPr>
+                <w:rFonts w:ascii="Consolas" w:cs="Consolas" w:eastAsia="Consolas" w:hAnsi="Consolas"/>
+                <w:b w:val="false"/>
+                <w:bCs w:val="false"/>
+                <w:sz w:val="20"/>
+                <w:szCs w:val="20"/>
+              </w:rPr>
+              <w:t xml:space="preserve">n</w:t>
+            </w:r>
+          </w:p>
+        </w:tc>
+        <w:tc>
+          <w:tcPr>
+            <w:tcW w:type="pct" w:w="52%"/>
+            <w:shd w:fill="F2F6FC" w:val="clear"/>
+          </w:tcPr>
+          <w:p>
+            <w:pPr>
+              <w:jc w:val="left"/>
+            </w:pPr>
+            <w:r>
+              <w:rPr>
+                <w:rFonts w:ascii="宋体" w:cs="宋体" w:eastAsia="宋体" w:hAnsi="宋体"/>
+                <w:b w:val="false"/>
+                <w:bCs w:val="false"/>
+                <w:sz w:val="20"/>
+                <w:szCs w:val="20"/>
+              </w:rPr>
+              <w:t xml:space="preserve">不允许使能 SOTA</w:t>
+            </w:r>
+          </w:p>
+        </w:tc>
+      </w:tr>
+      <w:tr>
+        <w:tc>
+          <w:tcPr>
+            <w:tcW w:type="pct" w:w="26%"/>
+          </w:tcPr>
+          <w:p>
+            <w:pPr>
+              <w:jc w:val="center"/>
+            </w:pPr>
+            <w:r>
+              <w:rPr>
+                <w:rFonts w:ascii="Consolas" w:cs="Consolas" w:eastAsia="Consolas" w:hAnsi="Consolas"/>
+                <w:b w:val="false"/>
+                <w:bCs w:val="false"/>
+                <w:sz w:val="20"/>
+                <w:szCs w:val="20"/>
+              </w:rPr>
+              <w:t xml:space="preserve">PROCONTP</w:t>
+            </w:r>
+          </w:p>
+        </w:tc>
+        <w:tc>
+          <w:tcPr>
+            <w:tcW w:type="pct" w:w="22%"/>
+          </w:tcPr>
+          <w:p>
+            <w:pPr>
+              <w:jc w:val="center"/>
+            </w:pPr>
+            <w:r>
+              <w:rPr>
+                <w:rFonts w:ascii="Consolas" w:cs="Consolas" w:eastAsia="Consolas" w:hAnsi="Consolas"/>
+                <w:b w:val="false"/>
+                <w:bCs w:val="false"/>
+                <w:sz w:val="20"/>
+                <w:szCs w:val="20"/>
+              </w:rPr>
+              <w:t xml:space="preserve">0x00000000</w:t>
+            </w:r>
+          </w:p>
+        </w:tc>
+        <w:tc>
+          <w:tcPr>
+            <w:tcW w:type="pct" w:w="52%"/>
+          </w:tcPr>
+          <w:p>
+            <w:pPr>
+              <w:jc w:val="left"/>
+            </w:pPr>
+            <w:r>
+              <w:rPr>
+                <w:rFonts w:ascii="宋体" w:cs="宋体" w:eastAsia="宋体" w:hAnsi="宋体"/>
+                <w:b w:val="false"/>
+                <w:bCs w:val="false"/>
+                <w:sz w:val="20"/>
+                <w:szCs w:val="20"/>
+              </w:rPr>
+              <w:t xml:space="preserve">OTP 保护配置 = 0</w:t>
+            </w:r>
+          </w:p>
+        </w:tc>
+      </w:tr>
+      <w:tr>
+        <w:tc>
+          <w:tcPr>
+            <w:tcW w:type="pct" w:w="26%"/>
+            <w:shd w:fill="F2F6FC" w:val="clear"/>
+          </w:tcPr>
+          <w:p>
+            <w:pPr>
+              <w:jc w:val="center"/>
+            </w:pPr>
+            <w:r>
+              <w:rPr>
+                <w:rFonts w:ascii="Consolas" w:cs="Consolas" w:eastAsia="Consolas" w:hAnsi="Consolas"/>
+                <w:b w:val="false"/>
+                <w:bCs w:val="false"/>
+                <w:sz w:val="20"/>
+                <w:szCs w:val="20"/>
+              </w:rPr>
+              <w:t xml:space="preserve">PROCONOTP00-03</w:t>
+            </w:r>
+          </w:p>
+        </w:tc>
+        <w:tc>
+          <w:tcPr>
+            <w:tcW w:type="pct" w:w="22%"/>
+            <w:shd w:fill="F2F6FC" w:val="clear"/>
+          </w:tcPr>
+          <w:p>
+            <w:pPr>
+              <w:jc w:val="center"/>
+            </w:pPr>
+            <w:r>
+              <w:rPr>
+                <w:rFonts w:ascii="Consolas" w:cs="Consolas" w:eastAsia="Consolas" w:hAnsi="Consolas"/>
+                <w:b w:val="false"/>
+                <w:bCs w:val="false"/>
+                <w:sz w:val="20"/>
+                <w:szCs w:val="20"/>
+              </w:rPr>
+              <w:t xml:space="preserve">0x00000000</w:t>
+            </w:r>
+          </w:p>
+        </w:tc>
+        <w:tc>
+          <w:tcPr>
+            <w:tcW w:type="pct" w:w="52%"/>
+            <w:shd w:fill="F2F6FC" w:val="clear"/>
+          </w:tcPr>
+          <w:p>
+            <w:pPr>
+              <w:jc w:val="left"/>
+            </w:pPr>
+            <w:r>
+              <w:rPr>
+                <w:rFonts w:ascii="宋体" w:cs="宋体" w:eastAsia="宋体" w:hAnsi="宋体"/>
+                <w:b w:val="false"/>
+                <w:bCs w:val="false"/>
+                <w:sz w:val="20"/>
+                <w:szCs w:val="20"/>
+              </w:rPr>
+              <w:t xml:space="preserve">OTP 保护掩码（每 bit 对应一个扇区）= 全零</w:t>
+            </w:r>
+          </w:p>
+        </w:tc>
+      </w:tr>
+      <w:tr>
+        <w:tc>
+          <w:tcPr>
+            <w:tcW w:type="pct" w:w="26%"/>
+          </w:tcPr>
+          <w:p>
+            <w:pPr>
+              <w:jc w:val="center"/>
+            </w:pPr>
+            <w:r>
+              <w:rPr>
+                <w:rFonts w:ascii="Consolas" w:cs="Consolas" w:eastAsia="Consolas" w:hAnsi="Consolas"/>
+                <w:b w:val="false"/>
+                <w:bCs w:val="false"/>
+                <w:sz w:val="20"/>
+                <w:szCs w:val="20"/>
+              </w:rPr>
+              <w:t xml:space="preserve">PROCONWOP00-03</w:t>
+            </w:r>
+          </w:p>
+        </w:tc>
+        <w:tc>
+          <w:tcPr>
+            <w:tcW w:type="pct" w:w="22%"/>
+          </w:tcPr>
+          <w:p>
+            <w:pPr>
+              <w:jc w:val="center"/>
+            </w:pPr>
+            <w:r>
+              <w:rPr>
+                <w:rFonts w:ascii="Consolas" w:cs="Consolas" w:eastAsia="Consolas" w:hAnsi="Consolas"/>
+                <w:b w:val="false"/>
+                <w:bCs w:val="false"/>
+                <w:sz w:val="20"/>
+                <w:szCs w:val="20"/>
+              </w:rPr>
+              <w:t xml:space="preserve">0x00000000</w:t>
+            </w:r>
+          </w:p>
+        </w:tc>
+        <w:tc>
+          <w:tcPr>
+            <w:tcW w:type="pct" w:w="52%"/>
+          </w:tcPr>
+          <w:p>
+            <w:pPr>
+              <w:jc w:val="left"/>
+            </w:pPr>
+            <w:r>
+              <w:rPr>
+                <w:rFonts w:ascii="宋体" w:cs="宋体" w:eastAsia="宋体" w:hAnsi="宋体"/>
+                <w:b w:val="false"/>
+                <w:bCs w:val="false"/>
+                <w:sz w:val="20"/>
+                <w:szCs w:val="20"/>
+              </w:rPr>
+              <w:t xml:space="preserve">WOP 写保护掩码 = 全零</w:t>
+            </w:r>
+          </w:p>
+        </w:tc>
+      </w:tr>
+      <w:tr>
+        <w:tc>
+          <w:tcPr>
+            <w:tcW w:type="pct" w:w="26%"/>
+            <w:shd w:fill="F2F6FC" w:val="clear"/>
+          </w:tcPr>
+          <w:p>
+            <w:pPr>
+              <w:jc w:val="center"/>
+            </w:pPr>
+            <w:r>
+              <w:rPr>
+                <w:rFonts w:ascii="Consolas" w:cs="Consolas" w:eastAsia="Consolas" w:hAnsi="Consolas"/>
+                <w:b w:val="false"/>
+                <w:bCs w:val="false"/>
+                <w:sz w:val="20"/>
+                <w:szCs w:val="20"/>
+              </w:rPr>
+              <w:t xml:space="preserve">MaxUcbs</w:t>
+            </w:r>
+          </w:p>
+        </w:tc>
+        <w:tc>
+          <w:tcPr>
+            <w:tcW w:type="pct" w:w="22%"/>
+            <w:shd w:fill="F2F6FC" w:val="clear"/>
+          </w:tcPr>
+          <w:p>
+            <w:pPr>
+              <w:jc w:val="center"/>
+            </w:pPr>
+            <w:r>
+              <w:rPr>
+                <w:rFonts w:ascii="Consolas" w:cs="Consolas" w:eastAsia="Consolas" w:hAnsi="Consolas"/>
+                <w:b w:val="false"/>
+                <w:bCs w:val="false"/>
+                <w:sz w:val="20"/>
+                <w:szCs w:val="20"/>
+              </w:rPr>
+              <w:t xml:space="preserve">8</w:t>
+            </w:r>
+          </w:p>
+        </w:tc>
+        <w:tc>
+          <w:tcPr>
+            <w:tcW w:type="pct" w:w="52%"/>
+            <w:shd w:fill="F2F6FC" w:val="clear"/>
+          </w:tcPr>
+          <w:p>
+            <w:pPr>
+              <w:jc w:val="left"/>
+            </w:pPr>
+            <w:r>
+              <w:rPr>
+                <w:rFonts w:ascii="宋体" w:cs="宋体" w:eastAsia="宋体" w:hAnsi="宋体"/>
+                <w:b w:val="false"/>
+                <w:bCs w:val="false"/>
+                <w:sz w:val="20"/>
+                <w:szCs w:val="20"/>
+              </w:rPr>
+              <w:t xml:space="preserve">最大 UCB_OTP 数量 = 8（可写 8 次）</w:t>
+            </w:r>
+          </w:p>
+        </w:tc>
+      </w:tr>
+      <w:tr>
+        <w:tc>
+          <w:tcPr>
+            <w:tcW w:type="pct" w:w="26%"/>
+          </w:tcPr>
+          <w:p>
+            <w:pPr>
+              <w:jc w:val="center"/>
+            </w:pPr>
+            <w:r>
+              <w:rPr>
+                <w:rFonts w:ascii="Consolas" w:cs="Consolas" w:eastAsia="Consolas" w:hAnsi="Consolas"/>
+                <w:b w:val="false"/>
+                <w:bCs w:val="false"/>
+                <w:sz w:val="20"/>
+                <w:szCs w:val="20"/>
+              </w:rPr>
+              <w:t xml:space="preserve">UcbsUsed</w:t>
+            </w:r>
+          </w:p>
+        </w:tc>
+        <w:tc>
+          <w:tcPr>
+            <w:tcW w:type="pct" w:w="22%"/>
+          </w:tcPr>
+          <w:p>
+            <w:pPr>
+              <w:jc w:val="center"/>
+            </w:pPr>
+            <w:r>
+              <w:rPr>
+                <w:rFonts w:ascii="Consolas" w:cs="Consolas" w:eastAsia="Consolas" w:hAnsi="Consolas"/>
+                <w:b w:val="false"/>
+                <w:bCs w:val="false"/>
+                <w:sz w:val="20"/>
+                <w:szCs w:val="20"/>
+              </w:rPr>
+              <w:t xml:space="preserve">0</w:t>
+            </w:r>
+          </w:p>
+        </w:tc>
+        <w:tc>
+          <w:tcPr>
+            <w:tcW w:type="pct" w:w="52%"/>
+          </w:tcPr>
+          <w:p>
+            <w:pPr>
+              <w:jc w:val="left"/>
+            </w:pPr>
+            <w:r>
+              <w:rPr>
+                <w:rFonts w:ascii="宋体" w:cs="宋体" w:eastAsia="宋体" w:hAnsi="宋体"/>
+                <w:b w:val="false"/>
+                <w:bCs w:val="false"/>
+                <w:sz w:val="20"/>
+                <w:szCs w:val="20"/>
+              </w:rPr>
+              <w:t xml:space="preserve">已使用的 UCB_OTP 数量 = 0（未使用过）</w:t>
+            </w:r>
+          </w:p>
+        </w:tc>
+      </w:tr>
+      <w:tr>
+        <w:tc>
+          <w:tcPr>
+            <w:tcW w:type="pct" w:w="26%"/>
+            <w:shd w:fill="F2F6FC" w:val="clear"/>
+          </w:tcPr>
+          <w:p>
+            <w:pPr>
+              <w:jc w:val="center"/>
+            </w:pPr>
+            <w:r>
+              <w:rPr>
+                <w:rFonts w:ascii="Consolas" w:cs="Consolas" w:eastAsia="Consolas" w:hAnsi="Consolas"/>
+                <w:b w:val="false"/>
+                <w:bCs w:val="false"/>
+                <w:sz w:val="20"/>
+                <w:szCs w:val="20"/>
+              </w:rPr>
+              <w:t xml:space="preserve">PROCONTP.TP</w:t>
+            </w:r>
+          </w:p>
+        </w:tc>
+        <w:tc>
+          <w:tcPr>
+            <w:tcW w:type="pct" w:w="22%"/>
+            <w:shd w:fill="F2F6FC" w:val="clear"/>
+          </w:tcPr>
+          <w:p>
+            <w:pPr>
+              <w:jc w:val="center"/>
+            </w:pPr>
+            <w:r>
+              <w:rPr>
+                <w:rFonts w:ascii="Consolas" w:cs="Consolas" w:eastAsia="Consolas" w:hAnsi="Consolas"/>
+                <w:b w:val="false"/>
+                <w:bCs w:val="false"/>
+                <w:sz w:val="20"/>
+                <w:szCs w:val="20"/>
+              </w:rPr>
+              <w:t xml:space="preserve">n</w:t>
+            </w:r>
+          </w:p>
+        </w:tc>
+        <w:tc>
+          <w:tcPr>
+            <w:tcW w:type="pct" w:w="52%"/>
+            <w:shd w:fill="F2F6FC" w:val="clear"/>
+          </w:tcPr>
+          <w:p>
+            <w:pPr>
+              <w:jc w:val="left"/>
+            </w:pPr>
+            <w:r>
+              <w:rPr>
+                <w:rFonts w:ascii="宋体" w:cs="宋体" w:eastAsia="宋体" w:hAnsi="宋体"/>
+                <w:b w:val="false"/>
+                <w:bCs w:val="false"/>
+                <w:sz w:val="20"/>
+                <w:szCs w:val="20"/>
+              </w:rPr>
+              <w:t xml:space="preserve">Tuning Protection = 未使能</w:t>
+            </w:r>
+          </w:p>
+        </w:tc>
+      </w:tr>
+      <w:tr>
+        <w:tc>
+          <w:tcPr>
+            <w:tcW w:type="pct" w:w="26%"/>
+          </w:tcPr>
+          <w:p>
+            <w:pPr>
+              <w:jc w:val="center"/>
+            </w:pPr>
+            <w:r>
+              <w:rPr>
+                <w:rFonts w:ascii="Consolas" w:cs="Consolas" w:eastAsia="Consolas" w:hAnsi="Consolas"/>
+                <w:b w:val="false"/>
+                <w:bCs w:val="false"/>
+                <w:sz w:val="20"/>
+                <w:szCs w:val="20"/>
+              </w:rPr>
+              <w:t xml:space="preserve">PROCONTP.BML</w:t>
+            </w:r>
+          </w:p>
+        </w:tc>
+        <w:tc>
+          <w:tcPr>
+            <w:tcW w:type="pct" w:w="22%"/>
+          </w:tcPr>
+          <w:p>
+            <w:pPr>
+              <w:jc w:val="center"/>
+            </w:pPr>
+            <w:r>
+              <w:rPr>
+                <w:rFonts w:ascii="Consolas" w:cs="Consolas" w:eastAsia="Consolas" w:hAnsi="Consolas"/>
+                <w:b w:val="false"/>
+                <w:bCs w:val="false"/>
+                <w:sz w:val="20"/>
+                <w:szCs w:val="20"/>
+              </w:rPr>
+              <w:t xml:space="preserve">0</w:t>
+            </w:r>
+          </w:p>
+        </w:tc>
+        <w:tc>
+          <w:tcPr>
+            <w:tcW w:type="pct" w:w="52%"/>
+          </w:tcPr>
+          <w:p>
+            <w:pPr>
+              <w:jc w:val="left"/>
+            </w:pPr>
+            <w:r>
+              <w:rPr>
+                <w:rFonts w:ascii="宋体" w:cs="宋体" w:eastAsia="宋体" w:hAnsi="宋体"/>
+                <w:b w:val="false"/>
+                <w:bCs w:val="false"/>
+                <w:sz w:val="20"/>
+                <w:szCs w:val="20"/>
+              </w:rPr>
+              <w:t xml:space="preserve">Boot Mode Lock = 0（启动模式未锁定）</w:t>
+            </w:r>
+          </w:p>
+        </w:tc>
+      </w:tr>
+      <w:tr>
+        <w:tc>
+          <w:tcPr>
+            <w:tcW w:type="pct" w:w="26%"/>
+            <w:shd w:fill="F2F6FC" w:val="clear"/>
+          </w:tcPr>
+          <w:p>
+            <w:pPr>
+              <w:jc w:val="center"/>
+            </w:pPr>
+            <w:r>
+              <w:rPr>
+                <w:rFonts w:ascii="Consolas" w:cs="Consolas" w:eastAsia="Consolas" w:hAnsi="Consolas"/>
+                <w:b w:val="false"/>
+                <w:bCs w:val="false"/>
+                <w:sz w:val="20"/>
+                <w:szCs w:val="20"/>
+              </w:rPr>
+              <w:t xml:space="preserve">PROCONTP.SWAPEN</w:t>
+            </w:r>
+          </w:p>
+        </w:tc>
+        <w:tc>
+          <w:tcPr>
+            <w:tcW w:type="pct" w:w="22%"/>
+            <w:shd w:fill="F2F6FC" w:val="clear"/>
+          </w:tcPr>
+          <w:p>
+            <w:pPr>
+              <w:jc w:val="center"/>
+            </w:pPr>
+            <w:r>
+              <w:rPr>
+                <w:rFonts w:ascii="Consolas" w:cs="Consolas" w:eastAsia="Consolas" w:hAnsi="Consolas"/>
+                <w:b w:val="false"/>
+                <w:bCs w:val="false"/>
+                <w:sz w:val="20"/>
+                <w:szCs w:val="20"/>
+              </w:rPr>
+              <w:t xml:space="preserve">0</w:t>
+            </w:r>
+          </w:p>
+        </w:tc>
+        <w:tc>
+          <w:tcPr>
+            <w:tcW w:type="pct" w:w="52%"/>
+            <w:shd w:fill="F2F6FC" w:val="clear"/>
+          </w:tcPr>
+          <w:p>
+            <w:pPr>
+              <w:jc w:val="left"/>
+            </w:pPr>
+            <w:r>
+              <w:rPr>
+                <w:rFonts w:ascii="宋体" w:cs="宋体" w:eastAsia="宋体" w:hAnsi="宋体"/>
+                <w:b w:val="false"/>
+                <w:bCs w:val="false"/>
+                <w:sz w:val="20"/>
+                <w:szCs w:val="20"/>
+              </w:rPr>
+              <w:t xml:space="preserve">Swap Enable = 0（Flash Swap 未使能）</w:t>
+            </w:r>
+          </w:p>
+        </w:tc>
+      </w:tr>
+      <w:tr>
+        <w:tc>
+          <w:tcPr>
+            <w:tcW w:type="pct" w:w="26%"/>
+          </w:tcPr>
+          <w:p>
+            <w:pPr>
+              <w:jc w:val="center"/>
+            </w:pPr>
+            <w:r>
+              <w:rPr>
+                <w:rFonts w:ascii="Consolas" w:cs="Consolas" w:eastAsia="Consolas" w:hAnsi="Consolas"/>
+                <w:b w:val="false"/>
+                <w:bCs w:val="false"/>
+                <w:sz w:val="20"/>
+                <w:szCs w:val="20"/>
+              </w:rPr>
+              <w:t xml:space="preserve">PROCONTP.CPU0DDIS</w:t>
+            </w:r>
+          </w:p>
+        </w:tc>
+        <w:tc>
+          <w:tcPr>
+            <w:tcW w:type="pct" w:w="22%"/>
+          </w:tcPr>
+          <w:p>
+            <w:pPr>
+              <w:jc w:val="center"/>
+            </w:pPr>
+            <w:r>
+              <w:rPr>
+                <w:rFonts w:ascii="Consolas" w:cs="Consolas" w:eastAsia="Consolas" w:hAnsi="Consolas"/>
+                <w:b w:val="false"/>
+                <w:bCs w:val="false"/>
+                <w:sz w:val="20"/>
+                <w:szCs w:val="20"/>
+              </w:rPr>
+              <w:t xml:space="preserve">n</w:t>
+            </w:r>
+          </w:p>
+        </w:tc>
+        <w:tc>
+          <w:tcPr>
+            <w:tcW w:type="pct" w:w="52%"/>
+          </w:tcPr>
+          <w:p>
+            <w:pPr>
+              <w:jc w:val="left"/>
+            </w:pPr>
+            <w:r>
+              <w:rPr>
+                <w:rFonts w:ascii="宋体" w:cs="宋体" w:eastAsia="宋体" w:hAnsi="宋体"/>
+                <w:b w:val="false"/>
+                <w:bCs w:val="false"/>
+                <w:sz w:val="20"/>
+                <w:szCs w:val="20"/>
+              </w:rPr>
+              <w:t xml:space="preserve">CPU0 Debug Disable = 未禁用</w:t>
+            </w:r>
+          </w:p>
+        </w:tc>
+      </w:tr>
+    </w:tbl>
+    <w:p>
+      <w:pPr>
+        <w:spacing w:after="100" w:line="320"/>
+        <w:jc w:val="both"/>
+      </w:pPr>
+      <w:r>
+        <w:rPr>
+          <w:rFonts w:ascii="宋体" w:cs="宋体" w:eastAsia="宋体" w:hAnsi="宋体"/>
+          <w:sz w:val="22"/>
+          <w:szCs w:val="22"/>
+        </w:rPr>
+        <w:t xml:space="preserve"> </w:t>
+      </w:r>
+    </w:p>
+    <w:p>
+      <w:pPr>
+        <w:spacing w:after="120" w:before="200"/>
+      </w:pPr>
+      <w:r>
+        <w:rPr>
+          <w:rFonts w:ascii="微软雅黑" w:cs="微软雅黑" w:eastAsia="微软雅黑" w:hAnsi="微软雅黑"/>
+          <w:b/>
+          <w:bCs/>
+          <w:color w:val="2E74B5"/>
+          <w:sz w:val="24"/>
+          <w:szCs w:val="24"/>
+        </w:rPr>
+        <w:t xml:space="preserve">右侧 New 配置面板解析</w:t>
+      </w:r>
+    </w:p>
+    <w:tbl>
+      <w:tblPr>
+        <w:tblW w:type="pct" w:w="100%"/>
+        <w:tblBorders>
+          <w:top w:val="single" w:color="8FAADC" w:sz="4"/>
+          <w:left w:val="single" w:color="8FAADC" w:sz="4"/>
+          <w:bottom w:val="single" w:color="8FAADC" w:sz="4"/>
+          <w:right w:val="single" w:color="8FAADC" w:sz="4"/>
+          <w:insideH w:val="single" w:color="8FAADC" w:sz="4"/>
+          <w:insideV w:val="single" w:color="8FAADC" w:sz="4"/>
+        </w:tblBorders>
+      </w:tblPr>
+      <w:tblGrid>
+        <w:gridCol w:w="100"/>
+        <w:gridCol w:w="100"/>
+      </w:tblGrid>
+      <w:tr>
+        <w:trPr>
+          <w:tblHeader/>
+        </w:trPr>
+        <w:tc>
+          <w:tcPr>
+            <w:tcW w:type="pct" w:w="36%"/>
+            <w:shd w:fill="1F3864" w:val="clear"/>
+          </w:tcPr>
+          <w:p>
+            <w:pPr>
+              <w:jc w:val="center"/>
+            </w:pPr>
+            <w:r>
+              <w:rPr>
+                <w:rFonts w:ascii="微软雅黑" w:cs="微软雅黑" w:eastAsia="微软雅黑" w:hAnsi="微软雅黑"/>
+                <w:b/>
+                <w:bCs/>
+                <w:color w:val="FFFFFF"/>
+                <w:sz w:val="22"/>
+                <w:szCs w:val="22"/>
+              </w:rPr>
+              <w:t xml:space="preserve">配置项</w:t>
+            </w:r>
+          </w:p>
+        </w:tc>
+        <w:tc>
+          <w:tcPr>
+            <w:tcW w:type="pct" w:w="64%"/>
+            <w:shd w:fill="1F3864" w:val="clear"/>
+          </w:tcPr>
+          <w:p>
+            <w:pPr>
+              <w:jc w:val="center"/>
+            </w:pPr>
+            <w:r>
+              <w:rPr>
+                <w:rFonts w:ascii="微软雅黑" w:cs="微软雅黑" w:eastAsia="微软雅黑" w:hAnsi="微软雅黑"/>
+                <w:b/>
+                <w:bCs/>
+                <w:color w:val="FFFFFF"/>
+                <w:sz w:val="22"/>
+                <w:szCs w:val="22"/>
+              </w:rPr>
+              <w:t xml:space="preserve">说明</w:t>
+            </w:r>
+          </w:p>
+        </w:tc>
+      </w:tr>
+      <w:tr>
+        <w:tc>
+          <w:tcPr>
+            <w:tcW w:type="pct" w:w="36%"/>
+          </w:tcPr>
+          <w:p>
+            <w:pPr>
+              <w:jc w:val="center"/>
+            </w:pPr>
+            <w:r>
+              <w:rPr>
+                <w:rFonts w:ascii="Consolas" w:cs="Consolas" w:eastAsia="Consolas" w:hAnsi="Consolas"/>
+                <w:b w:val="false"/>
+                <w:bCs w:val="false"/>
+                <w:sz w:val="20"/>
+                <w:szCs w:val="20"/>
+              </w:rPr>
+              <w:t xml:space="preserve">0 of 8 UCB_OTPs used</w:t>
+            </w:r>
+          </w:p>
+        </w:tc>
+        <w:tc>
+          <w:tcPr>
+            <w:tcW w:type="pct" w:w="64%"/>
+          </w:tcPr>
+          <w:p>
+            <w:pPr>
+              <w:jc w:val="center"/>
+            </w:pPr>
+            <w:r>
+              <w:rPr>
+                <w:rFonts w:ascii="Consolas" w:cs="Consolas" w:eastAsia="Consolas" w:hAnsi="Consolas"/>
+                <w:b w:val="false"/>
+                <w:bCs w:val="false"/>
+                <w:sz w:val="20"/>
+                <w:szCs w:val="20"/>
+              </w:rPr>
+              <w:t xml:space="preserve">显示 OTP 使用情况（最多可编程 8 次，当前未使用）</w:t>
+            </w:r>
+          </w:p>
+        </w:tc>
+      </w:tr>
+      <w:tr>
+        <w:tc>
+          <w:tcPr>
+            <w:tcW w:type="pct" w:w="36%"/>
+            <w:shd w:fill="F2F6FC" w:val="clear"/>
+          </w:tcPr>
+          <w:p>
+            <w:pPr>
+              <w:jc w:val="center"/>
+            </w:pPr>
+            <w:r>
+              <w:rPr>
+                <w:rFonts w:ascii="Consolas" w:cs="Consolas" w:eastAsia="Consolas" w:hAnsi="Consolas"/>
+                <w:b w:val="false"/>
+                <w:bCs w:val="false"/>
+                <w:sz w:val="20"/>
+                <w:szCs w:val="20"/>
+              </w:rPr>
+              <w:t xml:space="preserve">Enable SOTA mode</w:t>
+            </w:r>
+          </w:p>
+        </w:tc>
+        <w:tc>
+          <w:tcPr>
+            <w:tcW w:type="pct" w:w="64%"/>
+            <w:shd w:fill="F2F6FC" w:val="clear"/>
+          </w:tcPr>
+          <w:p>
+            <w:pPr>
+              <w:jc w:val="center"/>
+            </w:pPr>
+            <w:r>
+              <w:rPr>
+                <w:rFonts w:ascii="Consolas" w:cs="Consolas" w:eastAsia="Consolas" w:hAnsi="Consolas"/>
+                <w:b w:val="false"/>
+                <w:bCs w:val="false"/>
+                <w:sz w:val="20"/>
+                <w:szCs w:val="20"/>
+              </w:rPr>
+              <w:t xml:space="preserve">使能软件空中升级模式</w:t>
+            </w:r>
+          </w:p>
+        </w:tc>
+      </w:tr>
+      <w:tr>
+        <w:tc>
+          <w:tcPr>
+            <w:tcW w:type="pct" w:w="36%"/>
+          </w:tcPr>
+          <w:p>
+            <w:pPr>
+              <w:jc w:val="center"/>
+            </w:pPr>
+            <w:r>
+              <w:rPr>
+                <w:rFonts w:ascii="Consolas" w:cs="Consolas" w:eastAsia="Consolas" w:hAnsi="Consolas"/>
+                <w:b w:val="false"/>
+                <w:bCs w:val="false"/>
+                <w:sz w:val="20"/>
+                <w:szCs w:val="20"/>
+              </w:rPr>
+              <w:t xml:space="preserve">CPU0-5 disable direct LPB access</w:t>
+            </w:r>
+          </w:p>
+        </w:tc>
+        <w:tc>
+          <w:tcPr>
+            <w:tcW w:type="pct" w:w="64%"/>
+          </w:tcPr>
+          <w:p>
+            <w:pPr>
+              <w:jc w:val="center"/>
+            </w:pPr>
+            <w:r>
+              <w:rPr>
+                <w:rFonts w:ascii="Consolas" w:cs="Consolas" w:eastAsia="Consolas" w:hAnsi="Consolas"/>
+                <w:b w:val="false"/>
+                <w:bCs w:val="false"/>
+                <w:sz w:val="20"/>
+                <w:szCs w:val="20"/>
+              </w:rPr>
+              <w:t xml:space="preserve">禁用对应 CPU 的直接 LPB（Local Peripheral Bus）访问</w:t>
+            </w:r>
+          </w:p>
+        </w:tc>
+      </w:tr>
+      <w:tr>
+        <w:tc>
+          <w:tcPr>
+            <w:tcW w:type="pct" w:w="36%"/>
+            <w:shd w:fill="F2F6FC" w:val="clear"/>
+          </w:tcPr>
+          <w:p>
+            <w:pPr>
+              <w:jc w:val="center"/>
+            </w:pPr>
+            <w:r>
+              <w:rPr>
+                <w:rFonts w:ascii="Consolas" w:cs="Consolas" w:eastAsia="Consolas" w:hAnsi="Consolas"/>
+                <w:b w:val="false"/>
+                <w:bCs w:val="false"/>
+                <w:sz w:val="20"/>
+                <w:szCs w:val="20"/>
+              </w:rPr>
+              <w:t xml:space="preserve">UCB_SWAP not configured !</w:t>
+            </w:r>
+          </w:p>
+        </w:tc>
+        <w:tc>
+          <w:tcPr>
+            <w:tcW w:type="pct" w:w="64%"/>
+            <w:shd w:fill="F2F6FC" w:val="clear"/>
+          </w:tcPr>
+          <w:p>
+            <w:pPr>
+              <w:jc w:val="center"/>
+            </w:pPr>
+            <w:r>
+              <w:rPr>
+                <w:rFonts w:ascii="Consolas" w:cs="Consolas" w:eastAsia="Consolas" w:hAnsi="Consolas"/>
+                <w:b w:val="false"/>
+                <w:bCs w:val="false"/>
+                <w:sz w:val="20"/>
+                <w:szCs w:val="20"/>
+              </w:rPr>
+              <w:t xml:space="preserve">提示 Flash Swap 功能未配置</w:t>
+            </w:r>
+          </w:p>
+        </w:tc>
+      </w:tr>
+      <w:tr>
+        <w:tc>
+          <w:tcPr>
+            <w:tcW w:type="pct" w:w="36%"/>
+          </w:tcPr>
+          <w:p>
+            <w:pPr>
+              <w:jc w:val="center"/>
+            </w:pPr>
+            <w:r>
+              <w:rPr>
+                <w:rFonts w:ascii="Consolas" w:cs="Consolas" w:eastAsia="Consolas" w:hAnsi="Consolas"/>
+                <w:b w:val="false"/>
+                <w:bCs w:val="false"/>
+                <w:sz w:val="20"/>
+                <w:szCs w:val="20"/>
+              </w:rPr>
+              <w:t xml:space="preserve">Tuning Protection</w:t>
+            </w:r>
+          </w:p>
+        </w:tc>
+        <w:tc>
+          <w:tcPr>
+            <w:tcW w:type="pct" w:w="64%"/>
+          </w:tcPr>
+          <w:p>
+            <w:pPr>
+              <w:jc w:val="center"/>
+            </w:pPr>
+            <w:r>
+              <w:rPr>
+                <w:rFonts w:ascii="Consolas" w:cs="Consolas" w:eastAsia="Consolas" w:hAnsi="Consolas"/>
+                <w:b w:val="false"/>
+                <w:bCs w:val="false"/>
+                <w:sz w:val="20"/>
+                <w:szCs w:val="20"/>
+              </w:rPr>
+              <w:t xml:space="preserve">调谐保护（用于限制 PFlash 扇区的可擦写次数）</w:t>
+            </w:r>
+          </w:p>
+        </w:tc>
+      </w:tr>
+      <w:tr>
+        <w:tc>
+          <w:tcPr>
+            <w:tcW w:type="pct" w:w="36%"/>
+            <w:shd w:fill="F2F6FC" w:val="clear"/>
+          </w:tcPr>
+          <w:p>
+            <w:pPr>
+              <w:jc w:val="center"/>
+            </w:pPr>
+            <w:r>
+              <w:rPr>
+                <w:rFonts w:ascii="Consolas" w:cs="Consolas" w:eastAsia="Consolas" w:hAnsi="Consolas"/>
+                <w:b w:val="false"/>
+                <w:bCs w:val="false"/>
+                <w:sz w:val="20"/>
+                <w:szCs w:val="20"/>
+              </w:rPr>
+              <w:t xml:space="preserve">Boot Mode Lock</w:t>
+            </w:r>
+          </w:p>
+        </w:tc>
+        <w:tc>
+          <w:tcPr>
+            <w:tcW w:type="pct" w:w="64%"/>
+            <w:shd w:fill="F2F6FC" w:val="clear"/>
+          </w:tcPr>
+          <w:p>
+            <w:pPr>
+              <w:jc w:val="center"/>
+            </w:pPr>
+            <w:r>
+              <w:rPr>
+                <w:rFonts w:ascii="Consolas" w:cs="Consolas" w:eastAsia="Consolas" w:hAnsi="Consolas"/>
+                <w:b w:val="false"/>
+                <w:bCs w:val="false"/>
+                <w:sz w:val="20"/>
+                <w:szCs w:val="20"/>
+              </w:rPr>
+              <w:t xml:space="preserve">启动模式锁定（锁定后不能通过 BMHD 修改启动配置）</w:t>
+            </w:r>
+          </w:p>
+        </w:tc>
+      </w:tr>
+      <w:tr>
+        <w:tc>
+          <w:tcPr>
+            <w:tcW w:type="pct" w:w="36%"/>
+          </w:tcPr>
+          <w:p>
+            <w:pPr>
+              <w:jc w:val="center"/>
+            </w:pPr>
+            <w:r>
+              <w:rPr>
+                <w:rFonts w:ascii="Consolas" w:cs="Consolas" w:eastAsia="Consolas" w:hAnsi="Consolas"/>
+                <w:b w:val="false"/>
+                <w:bCs w:val="false"/>
+                <w:sz w:val="20"/>
+                <w:szCs w:val="20"/>
+              </w:rPr>
+              <w:t xml:space="preserve">OTP 列表</w:t>
+            </w:r>
+          </w:p>
+        </w:tc>
+        <w:tc>
+          <w:tcPr>
+            <w:tcW w:type="pct" w:w="64%"/>
+          </w:tcPr>
+          <w:p>
+            <w:pPr>
+              <w:jc w:val="center"/>
+            </w:pPr>
+            <w:r>
+              <w:rPr>
+                <w:rFonts w:ascii="Consolas" w:cs="Consolas" w:eastAsia="Consolas" w:hAnsi="Consolas"/>
+                <w:b w:val="false"/>
+                <w:bCs w:val="false"/>
+                <w:sz w:val="20"/>
+                <w:szCs w:val="20"/>
+              </w:rPr>
+              <w:t xml:space="preserve">按扇区显示 OTP 保护状态，勾选后该扇区一次性编程保护（不可逆！）</w:t>
+            </w:r>
+          </w:p>
+        </w:tc>
+      </w:tr>
+      <w:tr>
+        <w:tc>
+          <w:tcPr>
+            <w:tcW w:type="pct" w:w="36%"/>
+            <w:shd w:fill="F2F6FC" w:val="clear"/>
+          </w:tcPr>
+          <w:p>
+            <w:pPr>
+              <w:jc w:val="center"/>
+            </w:pPr>
+            <w:r>
+              <w:rPr>
+                <w:rFonts w:ascii="Consolas" w:cs="Consolas" w:eastAsia="Consolas" w:hAnsi="Consolas"/>
+                <w:b w:val="false"/>
+                <w:bCs w:val="false"/>
+                <w:sz w:val="20"/>
+                <w:szCs w:val="20"/>
+              </w:rPr>
+              <w:t xml:space="preserve">WOP 列表</w:t>
+            </w:r>
+          </w:p>
+        </w:tc>
+        <w:tc>
+          <w:tcPr>
+            <w:tcW w:type="pct" w:w="64%"/>
+            <w:shd w:fill="F2F6FC" w:val="clear"/>
+          </w:tcPr>
+          <w:p>
+            <w:pPr>
+              <w:jc w:val="center"/>
+            </w:pPr>
+            <w:r>
+              <w:rPr>
+                <w:rFonts w:ascii="Consolas" w:cs="Consolas" w:eastAsia="Consolas" w:hAnsi="Consolas"/>
+                <w:b w:val="false"/>
+                <w:bCs w:val="false"/>
+                <w:sz w:val="20"/>
+                <w:szCs w:val="20"/>
+              </w:rPr>
+              <w:t xml:space="preserve">写一次保护（Write Once Protection），勾选后该扇区只能写入一次</w:t>
+            </w:r>
+          </w:p>
+        </w:tc>
+      </w:tr>
+      <w:tr>
+        <w:tc>
+          <w:tcPr>
+            <w:tcW w:type="pct" w:w="36%"/>
+          </w:tcPr>
+          <w:p>
+            <w:pPr>
+              <w:jc w:val="center"/>
+            </w:pPr>
+            <w:r>
+              <w:rPr>
+                <w:rFonts w:ascii="Consolas" w:cs="Consolas" w:eastAsia="Consolas" w:hAnsi="Consolas"/>
+                <w:b w:val="false"/>
+                <w:bCs w:val="false"/>
+                <w:sz w:val="20"/>
+                <w:szCs w:val="20"/>
+              </w:rPr>
+              <w:t xml:space="preserve">PROCONTP</w:t>
+            </w:r>
+          </w:p>
+        </w:tc>
+        <w:tc>
+          <w:tcPr>
+            <w:tcW w:type="pct" w:w="64%"/>
+          </w:tcPr>
+          <w:p>
+            <w:pPr>
+              <w:jc w:val="center"/>
+            </w:pPr>
+            <w:r>
+              <w:rPr>
+                <w:rFonts w:ascii="Consolas" w:cs="Consolas" w:eastAsia="Consolas" w:hAnsi="Consolas"/>
+                <w:b w:val="false"/>
+                <w:bCs w:val="false"/>
+                <w:sz w:val="20"/>
+                <w:szCs w:val="20"/>
+              </w:rPr>
+              <w:t xml:space="preserve">最终 OTP 保护配置寄存器值</w:t>
+            </w:r>
+          </w:p>
+        </w:tc>
+      </w:tr>
+    </w:tbl>
+    <w:p>
+      <w:pPr>
+        <w:spacing w:after="100" w:line="320"/>
+        <w:jc w:val="both"/>
+      </w:pPr>
+      <w:r>
+        <w:rPr>
+          <w:rFonts w:ascii="宋体" w:cs="宋体" w:eastAsia="宋体" w:hAnsi="宋体"/>
+          <w:sz w:val="22"/>
+          <w:szCs w:val="22"/>
+        </w:rPr>
+        <w:t xml:space="preserve"> </w:t>
+      </w:r>
+    </w:p>
+    <w:p>
+      <w:pPr>
+        <w:spacing w:after="100" w:line="320"/>
+        <w:jc w:val="both"/>
+      </w:pPr>
+      <w:r>
+        <w:rPr>
+          <w:rFonts w:ascii="宋体" w:cs="宋体" w:eastAsia="宋体" w:hAnsi="宋体"/>
+          <w:sz w:val="22"/>
+          <w:szCs w:val="22"/>
+        </w:rPr>
+        <w:t xml:space="preserve">当前板状态：OTP 全部未使用（0 of 8），所有保护位均为零。</w:t>
+      </w:r>
+    </w:p>
+    <w:p>
+      <w:pPr>
+        <w:pBdr>
+          <w:left w:val="single" w:color="E6A700" w:sz="24"/>
+        </w:pBdr>
+        <w:shd w:fill="FFF4CE" w:val="clear"/>
+        <w:spacing w:after="120" w:before="120" w:line="300"/>
+      </w:pPr>
+      <w:r>
+        <w:rPr>
+          <w:rFonts w:ascii="宋体" w:cs="宋体" w:eastAsia="宋体" w:hAnsi="宋体"/>
+          <w:color w:val="7A4F00"/>
+          <w:sz w:val="22"/>
+          <w:szCs w:val="22"/>
+        </w:rPr>
+        <w:t xml:space="preserve">⚠ 严重警告：OTP 一旦编程不可恢复！CONFIRMED 后永久锁定！</w:t>
+      </w:r>
+    </w:p>
+    <w:p>
+      <w:pPr>
+        <w:spacing w:after="160" w:before="280"/>
+      </w:pPr>
+      <w:r>
+        <w:rPr>
+          <w:rFonts w:ascii="微软雅黑" w:cs="微软雅黑" w:eastAsia="微软雅黑" w:hAnsi="微软雅黑"/>
+          <w:b/>
+          <w:bCs/>
+          <w:color w:val="2E74B5"/>
+          <w:sz w:val="28"/>
+          <w:szCs w:val="28"/>
+        </w:rPr>
+        <w:t xml:space="preserve">10.6 UCB_ECPRIO（Erase Counter Priority）</w:t>
+      </w:r>
+    </w:p>
+    <w:p>
+      <w:pPr>
+        <w:spacing w:after="120" w:before="200"/>
+      </w:pPr>
+      <w:r>
+        <w:rPr>
+          <w:rFonts w:ascii="微软雅黑" w:cs="微软雅黑" w:eastAsia="微软雅黑" w:hAnsi="微软雅黑"/>
+          <w:b/>
+          <w:bCs/>
+          <w:color w:val="2E74B5"/>
+          <w:sz w:val="24"/>
+          <w:szCs w:val="24"/>
+        </w:rPr>
+        <w:t xml:space="preserve">左侧 Current Status 字段解析</w:t>
+      </w:r>
+    </w:p>
+    <w:tbl>
+      <w:tblPr>
+        <w:tblW w:type="pct" w:w="100%"/>
+        <w:tblBorders>
+          <w:top w:val="single" w:color="8FAADC" w:sz="4"/>
+          <w:left w:val="single" w:color="8FAADC" w:sz="4"/>
+          <w:bottom w:val="single" w:color="8FAADC" w:sz="4"/>
+          <w:right w:val="single" w:color="8FAADC" w:sz="4"/>
+          <w:insideH w:val="single" w:color="8FAADC" w:sz="4"/>
+          <w:insideV w:val="single" w:color="8FAADC" w:sz="4"/>
+        </w:tblBorders>
+      </w:tblPr>
+      <w:tblGrid>
+        <w:gridCol w:w="100"/>
+        <w:gridCol w:w="100"/>
+        <w:gridCol w:w="100"/>
+      </w:tblGrid>
+      <w:tr>
+        <w:trPr>
+          <w:tblHeader/>
+        </w:trPr>
+        <w:tc>
+          <w:tcPr>
+            <w:tcW w:type="pct" w:w="26%"/>
+            <w:shd w:fill="1F3864" w:val="clear"/>
+          </w:tcPr>
+          <w:p>
+            <w:pPr>
+              <w:jc w:val="center"/>
+            </w:pPr>
+            <w:r>
+              <w:rPr>
+                <w:rFonts w:ascii="微软雅黑" w:cs="微软雅黑" w:eastAsia="微软雅黑" w:hAnsi="微软雅黑"/>
+                <w:b/>
+                <w:bCs/>
+                <w:color w:val="FFFFFF"/>
+                <w:sz w:val="22"/>
+                <w:szCs w:val="22"/>
+              </w:rPr>
+              <w:t xml:space="preserve">字段</w:t>
+            </w:r>
+          </w:p>
+        </w:tc>
+        <w:tc>
+          <w:tcPr>
+            <w:tcW w:type="pct" w:w="22%"/>
+            <w:shd w:fill="1F3864" w:val="clear"/>
+          </w:tcPr>
+          <w:p>
+            <w:pPr>
+              <w:jc w:val="center"/>
+            </w:pPr>
+            <w:r>
+              <w:rPr>
+                <w:rFonts w:ascii="微软雅黑" w:cs="微软雅黑" w:eastAsia="微软雅黑" w:hAnsi="微软雅黑"/>
+                <w:b/>
+                <w:bCs/>
+                <w:color w:val="FFFFFF"/>
+                <w:sz w:val="22"/>
+                <w:szCs w:val="22"/>
+              </w:rPr>
+              <w:t xml:space="preserve">当前值</w:t>
+            </w:r>
+          </w:p>
+        </w:tc>
+        <w:tc>
+          <w:tcPr>
+            <w:tcW w:type="pct" w:w="52%"/>
+            <w:shd w:fill="1F3864" w:val="clear"/>
+          </w:tcPr>
+          <w:p>
+            <w:pPr>
+              <w:jc w:val="center"/>
+            </w:pPr>
+            <w:r>
+              <w:rPr>
+                <w:rFonts w:ascii="微软雅黑" w:cs="微软雅黑" w:eastAsia="微软雅黑" w:hAnsi="微软雅黑"/>
+                <w:b/>
+                <w:bCs/>
+                <w:color w:val="FFFFFF"/>
+                <w:sz w:val="22"/>
+                <w:szCs w:val="22"/>
+              </w:rPr>
+              <w:t xml:space="preserve">含义</w:t>
+            </w:r>
+          </w:p>
+        </w:tc>
+      </w:tr>
+      <w:tr>
+        <w:tc>
+          <w:tcPr>
+            <w:tcW w:type="pct" w:w="26%"/>
+          </w:tcPr>
+          <w:p>
+            <w:pPr>
+              <w:jc w:val="center"/>
+            </w:pPr>
+            <w:r>
+              <w:rPr>
+                <w:rFonts w:ascii="Consolas" w:cs="Consolas" w:eastAsia="Consolas" w:hAnsi="Consolas"/>
+                <w:b w:val="false"/>
+                <w:bCs w:val="false"/>
+                <w:sz w:val="20"/>
+                <w:szCs w:val="20"/>
+              </w:rPr>
+              <w:t xml:space="preserve">Pflash0Sectors</w:t>
+            </w:r>
+          </w:p>
+        </w:tc>
+        <w:tc>
+          <w:tcPr>
+            <w:tcW w:type="pct" w:w="22%"/>
+          </w:tcPr>
+          <w:p>
+            <w:pPr>
+              <w:jc w:val="center"/>
+            </w:pPr>
+            <w:r>
+              <w:rPr>
+                <w:rFonts w:ascii="Consolas" w:cs="Consolas" w:eastAsia="Consolas" w:hAnsi="Consolas"/>
+                <w:b w:val="false"/>
+                <w:bCs w:val="false"/>
+                <w:sz w:val="20"/>
+                <w:szCs w:val="20"/>
+              </w:rPr>
+              <w:t xml:space="preserve">128</w:t>
+            </w:r>
+          </w:p>
+        </w:tc>
+        <w:tc>
+          <w:tcPr>
+            <w:tcW w:type="pct" w:w="52%"/>
+          </w:tcPr>
+          <w:p>
+            <w:pPr>
+              <w:jc w:val="left"/>
+            </w:pPr>
+            <w:r>
+              <w:rPr>
+                <w:rFonts w:ascii="宋体" w:cs="宋体" w:eastAsia="宋体" w:hAnsi="宋体"/>
+                <w:b w:val="false"/>
+                <w:bCs w:val="false"/>
+                <w:sz w:val="20"/>
+                <w:szCs w:val="20"/>
+              </w:rPr>
+              <w:t xml:space="preserve">PFlash Bank0 扇区数</w:t>
+            </w:r>
+          </w:p>
+        </w:tc>
+      </w:tr>
+      <w:tr>
+        <w:tc>
+          <w:tcPr>
+            <w:tcW w:type="pct" w:w="26%"/>
+            <w:shd w:fill="F2F6FC" w:val="clear"/>
+          </w:tcPr>
+          <w:p>
+            <w:pPr>
+              <w:jc w:val="center"/>
+            </w:pPr>
+            <w:r>
+              <w:rPr>
+                <w:rFonts w:ascii="Consolas" w:cs="Consolas" w:eastAsia="Consolas" w:hAnsi="Consolas"/>
+                <w:b w:val="false"/>
+                <w:bCs w:val="false"/>
+                <w:sz w:val="20"/>
+                <w:szCs w:val="20"/>
+              </w:rPr>
+              <w:t xml:space="preserve">Pflash1-5Sectors</w:t>
+            </w:r>
+          </w:p>
+        </w:tc>
+        <w:tc>
+          <w:tcPr>
+            <w:tcW w:type="pct" w:w="22%"/>
+            <w:shd w:fill="F2F6FC" w:val="clear"/>
+          </w:tcPr>
+          <w:p>
+            <w:pPr>
+              <w:jc w:val="center"/>
+            </w:pPr>
+            <w:r>
+              <w:rPr>
+                <w:rFonts w:ascii="Consolas" w:cs="Consolas" w:eastAsia="Consolas" w:hAnsi="Consolas"/>
+                <w:b w:val="false"/>
+                <w:bCs w:val="false"/>
+                <w:sz w:val="20"/>
+                <w:szCs w:val="20"/>
+              </w:rPr>
+              <w:t xml:space="preserve">0</w:t>
+            </w:r>
+          </w:p>
+        </w:tc>
+        <w:tc>
+          <w:tcPr>
+            <w:tcW w:type="pct" w:w="52%"/>
+            <w:shd w:fill="F2F6FC" w:val="clear"/>
+          </w:tcPr>
+          <w:p>
+            <w:pPr>
+              <w:jc w:val="left"/>
+            </w:pPr>
+            <w:r>
+              <w:rPr>
+                <w:rFonts w:ascii="宋体" w:cs="宋体" w:eastAsia="宋体" w:hAnsi="宋体"/>
+                <w:b w:val="false"/>
+                <w:bCs w:val="false"/>
+                <w:sz w:val="20"/>
+                <w:szCs w:val="20"/>
+              </w:rPr>
+              <w:t xml:space="preserve">其他 Bank 无扇区</w:t>
+            </w:r>
+          </w:p>
+        </w:tc>
+      </w:tr>
+      <w:tr>
+        <w:tc>
+          <w:tcPr>
+            <w:tcW w:type="pct" w:w="26%"/>
+          </w:tcPr>
+          <w:p>
+            <w:pPr>
+              <w:jc w:val="center"/>
+            </w:pPr>
+            <w:r>
+              <w:rPr>
+                <w:rFonts w:ascii="Consolas" w:cs="Consolas" w:eastAsia="Consolas" w:hAnsi="Consolas"/>
+                <w:b w:val="false"/>
+                <w:bCs w:val="false"/>
+                <w:sz w:val="20"/>
+                <w:szCs w:val="20"/>
+              </w:rPr>
+              <w:t xml:space="preserve">ECPRIO00-03</w:t>
+            </w:r>
+          </w:p>
+        </w:tc>
+        <w:tc>
+          <w:tcPr>
+            <w:tcW w:type="pct" w:w="22%"/>
+          </w:tcPr>
+          <w:p>
+            <w:pPr>
+              <w:jc w:val="center"/>
+            </w:pPr>
+            <w:r>
+              <w:rPr>
+                <w:rFonts w:ascii="Consolas" w:cs="Consolas" w:eastAsia="Consolas" w:hAnsi="Consolas"/>
+                <w:b w:val="false"/>
+                <w:bCs w:val="false"/>
+                <w:sz w:val="20"/>
+                <w:szCs w:val="20"/>
+              </w:rPr>
+              <w:t xml:space="preserve">0x00000000</w:t>
+            </w:r>
+          </w:p>
+        </w:tc>
+        <w:tc>
+          <w:tcPr>
+            <w:tcW w:type="pct" w:w="52%"/>
+          </w:tcPr>
+          <w:p>
+            <w:pPr>
+              <w:jc w:val="left"/>
+            </w:pPr>
+            <w:r>
+              <w:rPr>
+                <w:rFonts w:ascii="宋体" w:cs="宋体" w:eastAsia="宋体" w:hAnsi="宋体"/>
+                <w:b w:val="false"/>
+                <w:bCs w:val="false"/>
+                <w:sz w:val="20"/>
+                <w:szCs w:val="20"/>
+              </w:rPr>
+              <w:t xml:space="preserve">擦除计数器优先级寄存器 = 全零</w:t>
+            </w:r>
+          </w:p>
+        </w:tc>
+      </w:tr>
+      <w:tr>
+        <w:tc>
+          <w:tcPr>
+            <w:tcW w:type="pct" w:w="26%"/>
+            <w:shd w:fill="F2F6FC" w:val="clear"/>
+          </w:tcPr>
+          <w:p>
+            <w:pPr>
+              <w:jc w:val="center"/>
+            </w:pPr>
+            <w:r>
+              <w:rPr>
+                <w:rFonts w:ascii="Consolas" w:cs="Consolas" w:eastAsia="Consolas" w:hAnsi="Consolas"/>
+                <w:b w:val="false"/>
+                <w:bCs w:val="false"/>
+                <w:sz w:val="20"/>
+                <w:szCs w:val="20"/>
+              </w:rPr>
+              <w:t xml:space="preserve">IsConfirmed</w:t>
+            </w:r>
+          </w:p>
+        </w:tc>
+        <w:tc>
+          <w:tcPr>
+            <w:tcW w:type="pct" w:w="22%"/>
+            <w:shd w:fill="F2F6FC" w:val="clear"/>
+          </w:tcPr>
+          <w:p>
+            <w:pPr>
+              <w:jc w:val="center"/>
+            </w:pPr>
+            <w:r>
+              <w:rPr>
+                <w:rFonts w:ascii="Consolas" w:cs="Consolas" w:eastAsia="Consolas" w:hAnsi="Consolas"/>
+                <w:b w:val="false"/>
+                <w:bCs w:val="false"/>
+                <w:sz w:val="20"/>
+                <w:szCs w:val="20"/>
+              </w:rPr>
+              <w:t xml:space="preserve">n</w:t>
+            </w:r>
+          </w:p>
+        </w:tc>
+        <w:tc>
+          <w:tcPr>
+            <w:tcW w:type="pct" w:w="52%"/>
+            <w:shd w:fill="F2F6FC" w:val="clear"/>
+          </w:tcPr>
+          <w:p>
+            <w:pPr>
+              <w:jc w:val="left"/>
+            </w:pPr>
+            <w:r>
+              <w:rPr>
+                <w:rFonts w:ascii="宋体" w:cs="宋体" w:eastAsia="宋体" w:hAnsi="宋体"/>
+                <w:b w:val="false"/>
+                <w:bCs w:val="false"/>
+                <w:sz w:val="20"/>
+                <w:szCs w:val="20"/>
+              </w:rPr>
+              <w:t xml:space="preserve">未确认锁定</w:t>
+            </w:r>
+          </w:p>
+        </w:tc>
+      </w:tr>
+      <w:tr>
+        <w:tc>
+          <w:tcPr>
+            <w:tcW w:type="pct" w:w="26%"/>
+          </w:tcPr>
+          <w:p>
+            <w:pPr>
+              <w:jc w:val="center"/>
+            </w:pPr>
+            <w:r>
+              <w:rPr>
+                <w:rFonts w:ascii="Consolas" w:cs="Consolas" w:eastAsia="Consolas" w:hAnsi="Consolas"/>
+                <w:b w:val="false"/>
+                <w:bCs w:val="false"/>
+                <w:sz w:val="20"/>
+                <w:szCs w:val="20"/>
+              </w:rPr>
+              <w:t xml:space="preserve">ProtDis</w:t>
+            </w:r>
+          </w:p>
+        </w:tc>
+        <w:tc>
+          <w:tcPr>
+            <w:tcW w:type="pct" w:w="22%"/>
+          </w:tcPr>
+          <w:p>
+            <w:pPr>
+              <w:jc w:val="center"/>
+            </w:pPr>
+            <w:r>
+              <w:rPr>
+                <w:rFonts w:ascii="Consolas" w:cs="Consolas" w:eastAsia="Consolas" w:hAnsi="Consolas"/>
+                <w:b w:val="false"/>
+                <w:bCs w:val="false"/>
+                <w:sz w:val="20"/>
+                <w:szCs w:val="20"/>
+              </w:rPr>
+              <w:t xml:space="preserve">n</w:t>
+            </w:r>
+          </w:p>
+        </w:tc>
+        <w:tc>
+          <w:tcPr>
+            <w:tcW w:type="pct" w:w="52%"/>
+          </w:tcPr>
+          <w:p>
+            <w:pPr>
+              <w:jc w:val="left"/>
+            </w:pPr>
+            <w:r>
+              <w:rPr>
+                <w:rFonts w:ascii="宋体" w:cs="宋体" w:eastAsia="宋体" w:hAnsi="宋体"/>
+                <w:b w:val="false"/>
+                <w:bCs w:val="false"/>
+                <w:sz w:val="20"/>
+                <w:szCs w:val="20"/>
+              </w:rPr>
+              <w:t xml:space="preserve">保护未禁用</w:t>
+            </w:r>
+          </w:p>
+        </w:tc>
+      </w:tr>
+    </w:tbl>
+    <w:p>
+      <w:pPr>
+        <w:spacing w:after="100" w:line="320"/>
+        <w:jc w:val="both"/>
+      </w:pPr>
+      <w:r>
+        <w:rPr>
+          <w:rFonts w:ascii="宋体" w:cs="宋体" w:eastAsia="宋体" w:hAnsi="宋体"/>
+          <w:sz w:val="22"/>
+          <w:szCs w:val="22"/>
+        </w:rPr>
+        <w:t xml:space="preserve"> </w:t>
+      </w:r>
+    </w:p>
+    <w:p>
+      <w:pPr>
+        <w:spacing w:after="120" w:before="200"/>
+      </w:pPr>
+      <w:r>
+        <w:rPr>
+          <w:rFonts w:ascii="微软雅黑" w:cs="微软雅黑" w:eastAsia="微软雅黑" w:hAnsi="微软雅黑"/>
+          <w:b/>
+          <w:bCs/>
+          <w:color w:val="2E74B5"/>
+          <w:sz w:val="24"/>
+          <w:szCs w:val="24"/>
+        </w:rPr>
+        <w:t xml:space="preserve">右侧 New 配置面板解析</w:t>
+      </w:r>
+    </w:p>
+    <w:tbl>
+      <w:tblPr>
+        <w:tblW w:type="pct" w:w="100%"/>
+        <w:tblBorders>
+          <w:top w:val="single" w:color="8FAADC" w:sz="4"/>
+          <w:left w:val="single" w:color="8FAADC" w:sz="4"/>
+          <w:bottom w:val="single" w:color="8FAADC" w:sz="4"/>
+          <w:right w:val="single" w:color="8FAADC" w:sz="4"/>
+          <w:insideH w:val="single" w:color="8FAADC" w:sz="4"/>
+          <w:insideV w:val="single" w:color="8FAADC" w:sz="4"/>
+        </w:tblBorders>
+      </w:tblPr>
+      <w:tblGrid>
+        <w:gridCol w:w="100"/>
+        <w:gridCol w:w="100"/>
+      </w:tblGrid>
+      <w:tr>
+        <w:trPr>
+          <w:tblHeader/>
+        </w:trPr>
+        <w:tc>
+          <w:tcPr>
+            <w:tcW w:type="pct" w:w="34%"/>
+            <w:shd w:fill="1F3864" w:val="clear"/>
+          </w:tcPr>
+          <w:p>
+            <w:pPr>
+              <w:jc w:val="center"/>
+            </w:pPr>
+            <w:r>
+              <w:rPr>
+                <w:rFonts w:ascii="微软雅黑" w:cs="微软雅黑" w:eastAsia="微软雅黑" w:hAnsi="微软雅黑"/>
+                <w:b/>
+                <w:bCs/>
+                <w:color w:val="FFFFFF"/>
+                <w:sz w:val="22"/>
+                <w:szCs w:val="22"/>
+              </w:rPr>
+              <w:t xml:space="preserve">配置项</w:t>
+            </w:r>
+          </w:p>
+        </w:tc>
+        <w:tc>
+          <w:tcPr>
+            <w:tcW w:type="pct" w:w="66%"/>
+            <w:shd w:fill="1F3864" w:val="clear"/>
+          </w:tcPr>
+          <w:p>
+            <w:pPr>
+              <w:jc w:val="center"/>
+            </w:pPr>
+            <w:r>
+              <w:rPr>
+                <w:rFonts w:ascii="微软雅黑" w:cs="微软雅黑" w:eastAsia="微软雅黑" w:hAnsi="微软雅黑"/>
+                <w:b/>
+                <w:bCs/>
+                <w:color w:val="FFFFFF"/>
+                <w:sz w:val="22"/>
+                <w:szCs w:val="22"/>
+              </w:rPr>
+              <w:t xml:space="preserve">说明</w:t>
+            </w:r>
+          </w:p>
+        </w:tc>
+      </w:tr>
+      <w:tr>
+        <w:tc>
+          <w:tcPr>
+            <w:tcW w:type="pct" w:w="34%"/>
+          </w:tcPr>
+          <w:p>
+            <w:pPr>
+              <w:jc w:val="center"/>
+            </w:pPr>
+            <w:r>
+              <w:rPr>
+                <w:rFonts w:ascii="Consolas" w:cs="Consolas" w:eastAsia="Consolas" w:hAnsi="Consolas"/>
+                <w:b w:val="false"/>
+                <w:bCs w:val="false"/>
+                <w:sz w:val="20"/>
+                <w:szCs w:val="20"/>
+              </w:rPr>
+              <w:t xml:space="preserve">ECPRIO0 Tab</w:t>
+            </w:r>
+          </w:p>
+        </w:tc>
+        <w:tc>
+          <w:tcPr>
+            <w:tcW w:type="pct" w:w="66%"/>
+          </w:tcPr>
+          <w:p>
+            <w:pPr>
+              <w:jc w:val="center"/>
+            </w:pPr>
+            <w:r>
+              <w:rPr>
+                <w:rFonts w:ascii="Consolas" w:cs="Consolas" w:eastAsia="Consolas" w:hAnsi="Consolas"/>
+                <w:b w:val="false"/>
+                <w:bCs w:val="false"/>
+                <w:sz w:val="20"/>
+                <w:szCs w:val="20"/>
+              </w:rPr>
+              <w:t xml:space="preserve">擦除计数器优先级 Bank0 配置</w:t>
+            </w:r>
+          </w:p>
+        </w:tc>
+      </w:tr>
+      <w:tr>
+        <w:tc>
+          <w:tcPr>
+            <w:tcW w:type="pct" w:w="34%"/>
+            <w:shd w:fill="F2F6FC" w:val="clear"/>
+          </w:tcPr>
+          <w:p>
+            <w:pPr>
+              <w:jc w:val="center"/>
+            </w:pPr>
+            <w:r>
+              <w:rPr>
+                <w:rFonts w:ascii="Consolas" w:cs="Consolas" w:eastAsia="Consolas" w:hAnsi="Consolas"/>
+                <w:b w:val="false"/>
+                <w:bCs w:val="false"/>
+                <w:sz w:val="20"/>
+                <w:szCs w:val="20"/>
+              </w:rPr>
+              <w:t xml:space="preserve">Write Protection (ECPRIO00-03)</w:t>
+            </w:r>
+          </w:p>
+        </w:tc>
+        <w:tc>
+          <w:tcPr>
+            <w:tcW w:type="pct" w:w="66%"/>
+            <w:shd w:fill="F2F6FC" w:val="clear"/>
+          </w:tcPr>
+          <w:p>
+            <w:pPr>
+              <w:jc w:val="center"/>
+            </w:pPr>
+            <w:r>
+              <w:rPr>
+                <w:rFonts w:ascii="Consolas" w:cs="Consolas" w:eastAsia="Consolas" w:hAnsi="Consolas"/>
+                <w:b w:val="false"/>
+                <w:bCs w:val="false"/>
+                <w:sz w:val="20"/>
+                <w:szCs w:val="20"/>
+              </w:rPr>
+              <w:t xml:space="preserve">4 个 32-bit 寄存器，每 bit 对应一个扇区的擦除计数器优先级</w:t>
+            </w:r>
+          </w:p>
+        </w:tc>
+      </w:tr>
+      <w:tr>
+        <w:tc>
+          <w:tcPr>
+            <w:tcW w:type="pct" w:w="34%"/>
+          </w:tcPr>
+          <w:p>
+            <w:pPr>
+              <w:jc w:val="center"/>
+            </w:pPr>
+            <w:r>
+              <w:rPr>
+                <w:rFonts w:ascii="Consolas" w:cs="Consolas" w:eastAsia="Consolas" w:hAnsi="Consolas"/>
+                <w:b w:val="false"/>
+                <w:bCs w:val="false"/>
+                <w:sz w:val="20"/>
+                <w:szCs w:val="20"/>
+              </w:rPr>
+              <w:t xml:space="preserve">Sector 列表 (0-15)</w:t>
+            </w:r>
+          </w:p>
+        </w:tc>
+        <w:tc>
+          <w:tcPr>
+            <w:tcW w:type="pct" w:w="66%"/>
+          </w:tcPr>
+          <w:p>
+            <w:pPr>
+              <w:jc w:val="center"/>
+            </w:pPr>
+            <w:r>
+              <w:rPr>
+                <w:rFonts w:ascii="Consolas" w:cs="Consolas" w:eastAsia="Consolas" w:hAnsi="Consolas"/>
+                <w:b w:val="false"/>
+                <w:bCs w:val="false"/>
+                <w:sz w:val="20"/>
+                <w:szCs w:val="20"/>
+              </w:rPr>
+              <w:t xml:space="preserve">显示扇区编号和地址范围</w:t>
+            </w:r>
+          </w:p>
+        </w:tc>
+      </w:tr>
+      <w:tr>
+        <w:tc>
+          <w:tcPr>
+            <w:tcW w:type="pct" w:w="34%"/>
+            <w:shd w:fill="F2F6FC" w:val="clear"/>
+          </w:tcPr>
+          <w:p>
+            <w:pPr>
+              <w:jc w:val="center"/>
+            </w:pPr>
+            <w:r>
+              <w:rPr>
+                <w:rFonts w:ascii="Consolas" w:cs="Consolas" w:eastAsia="Consolas" w:hAnsi="Consolas"/>
+                <w:b w:val="false"/>
+                <w:bCs w:val="false"/>
+                <w:sz w:val="20"/>
+                <w:szCs w:val="20"/>
+              </w:rPr>
+              <w:t xml:space="preserve">Select All</w:t>
+            </w:r>
+          </w:p>
+        </w:tc>
+        <w:tc>
+          <w:tcPr>
+            <w:tcW w:type="pct" w:w="66%"/>
+            <w:shd w:fill="F2F6FC" w:val="clear"/>
+          </w:tcPr>
+          <w:p>
+            <w:pPr>
+              <w:jc w:val="center"/>
+            </w:pPr>
+            <w:r>
+              <w:rPr>
+                <w:rFonts w:ascii="Consolas" w:cs="Consolas" w:eastAsia="Consolas" w:hAnsi="Consolas"/>
+                <w:b w:val="false"/>
+                <w:bCs w:val="false"/>
+                <w:sz w:val="20"/>
+                <w:szCs w:val="20"/>
+              </w:rPr>
+              <w:t xml:space="preserve">一键选择所有扇区</w:t>
+            </w:r>
+          </w:p>
+        </w:tc>
+      </w:tr>
+    </w:tbl>
+    <w:p>
+      <w:pPr>
+        <w:spacing w:after="100" w:line="320"/>
+        <w:jc w:val="both"/>
+      </w:pPr>
+      <w:r>
+        <w:rPr>
+          <w:rFonts w:ascii="宋体" w:cs="宋体" w:eastAsia="宋体" w:hAnsi="宋体"/>
+          <w:sz w:val="22"/>
+          <w:szCs w:val="22"/>
+        </w:rPr>
+        <w:t xml:space="preserve"> </w:t>
+      </w:r>
+    </w:p>
+    <w:p>
+      <w:pPr>
+        <w:spacing w:after="100" w:line="320"/>
+        <w:jc w:val="both"/>
+      </w:pPr>
+      <w:r>
+        <w:rPr>
+          <w:rFonts w:ascii="宋体" w:cs="宋体" w:eastAsia="宋体" w:hAnsi="宋体"/>
+          <w:sz w:val="22"/>
+          <w:szCs w:val="22"/>
+        </w:rPr>
+        <w:t xml:space="preserve">功能说明：ECPRIO 用于配置哪些 PFlash 扇区使用“擦除计数器优先”模式。在此模式下，Flash 控制器会优先使用擦除次数较少的扇区，延长 Flash 寿命（耐久性均衡）。</w:t>
+      </w:r>
+    </w:p>
+    <w:p>
+      <w:pPr>
+        <w:spacing w:after="100" w:line="320"/>
+        <w:jc w:val="both"/>
+      </w:pPr>
+      <w:r>
+        <w:rPr>
+          <w:rFonts w:ascii="宋体" w:cs="宋体" w:eastAsia="宋体" w:hAnsi="宋体"/>
+          <w:sz w:val="22"/>
+          <w:szCs w:val="22"/>
+        </w:rPr>
+        <w:t xml:space="preserve">当前板状态：所有扇区的擦除计数器优先级均为默认值（零），未启用特殊均衡。</w:t>
+      </w:r>
+    </w:p>
+    <w:p>
+      <w:pPr>
+        <w:spacing w:after="160" w:before="280"/>
+      </w:pPr>
+      <w:r>
+        <w:rPr>
+          <w:rFonts w:ascii="微软雅黑" w:cs="微软雅黑" w:eastAsia="微软雅黑" w:hAnsi="微软雅黑"/>
+          <w:b/>
+          <w:bCs/>
+          <w:color w:val="2E74B5"/>
+          <w:sz w:val="28"/>
+          <w:szCs w:val="28"/>
+        </w:rPr>
+        <w:t xml:space="preserve">10.7 Setup FLASH/OTP Device — Protection/BMI 页面</w:t>
+      </w:r>
+    </w:p>
+    <w:p>
+      <w:pPr>
+        <w:spacing w:after="100" w:line="320"/>
+        <w:jc w:val="both"/>
+      </w:pPr>
+      <w:r>
+        <w:rPr>
+          <w:rFonts w:ascii="宋体" w:cs="宋体" w:eastAsia="宋体" w:hAnsi="宋体"/>
+          <w:sz w:val="22"/>
+          <w:szCs w:val="22"/>
+        </w:rPr>
+        <w:t xml:space="preserve">这是 Memtool 的设备设置对话框中的 Protection/BMI 标签页，用于在 Flash 操作激活时配置保护解锁密码以及启动配置。</w:t>
+      </w:r>
+    </w:p>
+    <w:tbl>
+      <w:tblPr>
+        <w:tblW w:type="pct" w:w="100%"/>
+        <w:tblBorders>
+          <w:top w:val="single" w:color="8FAADC" w:sz="4"/>
+          <w:left w:val="single" w:color="8FAADC" w:sz="4"/>
+          <w:bottom w:val="single" w:color="8FAADC" w:sz="4"/>
+          <w:right w:val="single" w:color="8FAADC" w:sz="4"/>
+          <w:insideH w:val="single" w:color="8FAADC" w:sz="4"/>
+          <w:insideV w:val="single" w:color="8FAADC" w:sz="4"/>
+        </w:tblBorders>
+      </w:tblPr>
+      <w:tblGrid>
+        <w:gridCol w:w="100"/>
+        <w:gridCol w:w="100"/>
+        <w:gridCol w:w="100"/>
+      </w:tblGrid>
+      <w:tr>
+        <w:trPr>
+          <w:tblHeader/>
+        </w:trPr>
+        <w:tc>
+          <w:tcPr>
+            <w:tcW w:type="pct" w:w="32%"/>
+            <w:shd w:fill="1F3864" w:val="clear"/>
+          </w:tcPr>
+          <w:p>
+            <w:pPr>
+              <w:jc w:val="center"/>
+            </w:pPr>
+            <w:r>
+              <w:rPr>
+                <w:rFonts w:ascii="微软雅黑" w:cs="微软雅黑" w:eastAsia="微软雅黑" w:hAnsi="微软雅黑"/>
+                <w:b/>
+                <w:bCs/>
+                <w:color w:val="FFFFFF"/>
+                <w:sz w:val="22"/>
+                <w:szCs w:val="22"/>
+              </w:rPr>
+              <w:t xml:space="preserve">配置项</w:t>
+            </w:r>
+          </w:p>
+        </w:tc>
+        <w:tc>
+          <w:tcPr>
+            <w:tcW w:type="pct" w:w="26%"/>
+            <w:shd w:fill="1F3864" w:val="clear"/>
+          </w:tcPr>
+          <w:p>
+            <w:pPr>
+              <w:jc w:val="center"/>
+            </w:pPr>
+            <w:r>
+              <w:rPr>
+                <w:rFonts w:ascii="微软雅黑" w:cs="微软雅黑" w:eastAsia="微软雅黑" w:hAnsi="微软雅黑"/>
+                <w:b/>
+                <w:bCs/>
+                <w:color w:val="FFFFFF"/>
+                <w:sz w:val="22"/>
+                <w:szCs w:val="22"/>
+              </w:rPr>
+              <w:t xml:space="preserve">当前值/状态</w:t>
+            </w:r>
+          </w:p>
+        </w:tc>
+        <w:tc>
+          <w:tcPr>
+            <w:tcW w:type="pct" w:w="42%"/>
+            <w:shd w:fill="1F3864" w:val="clear"/>
+          </w:tcPr>
+          <w:p>
+            <w:pPr>
+              <w:jc w:val="center"/>
+            </w:pPr>
+            <w:r>
+              <w:rPr>
+                <w:rFonts w:ascii="微软雅黑" w:cs="微软雅黑" w:eastAsia="微软雅黑" w:hAnsi="微软雅黑"/>
+                <w:b/>
+                <w:bCs/>
+                <w:color w:val="FFFFFF"/>
+                <w:sz w:val="22"/>
+                <w:szCs w:val="22"/>
+              </w:rPr>
+              <w:t xml:space="preserve">说明</w:t>
+            </w:r>
+          </w:p>
+        </w:tc>
+      </w:tr>
+      <w:tr>
+        <w:tc>
+          <w:tcPr>
+            <w:tcW w:type="pct" w:w="32%"/>
+          </w:tcPr>
+          <w:p>
+            <w:pPr>
+              <w:jc w:val="center"/>
+            </w:pPr>
+            <w:r>
+              <w:rPr>
+                <w:rFonts w:ascii="Consolas" w:cs="Consolas" w:eastAsia="Consolas" w:hAnsi="Consolas"/>
+                <w:b w:val="false"/>
+                <w:bCs w:val="false"/>
+                <w:sz w:val="20"/>
+                <w:szCs w:val="20"/>
+              </w:rPr>
+              <w:t xml:space="preserve">Password to disable Protection</w:t>
+            </w:r>
+          </w:p>
+        </w:tc>
+        <w:tc>
+          <w:tcPr>
+            <w:tcW w:type="pct" w:w="26%"/>
+          </w:tcPr>
+          <w:p>
+            <w:pPr>
+              <w:jc w:val="center"/>
+            </w:pPr>
+            <w:r>
+              <w:rPr>
+                <w:rFonts w:ascii="Consolas" w:cs="Consolas" w:eastAsia="Consolas" w:hAnsi="Consolas"/>
+                <w:b w:val="false"/>
+                <w:bCs w:val="false"/>
+                <w:sz w:val="20"/>
+                <w:szCs w:val="20"/>
+              </w:rPr>
+              <w:t xml:space="preserve">000000,0x00000000,...（全零）</w:t>
+            </w:r>
+          </w:p>
+        </w:tc>
+        <w:tc>
+          <w:tcPr>
+            <w:tcW w:type="pct" w:w="42%"/>
+          </w:tcPr>
+          <w:p>
+            <w:pPr>
+              <w:jc w:val="left"/>
+            </w:pPr>
+            <w:r>
+              <w:rPr>
+                <w:rFonts w:ascii="宋体" w:cs="宋体" w:eastAsia="宋体" w:hAnsi="宋体"/>
+                <w:b w:val="false"/>
+                <w:bCs w:val="false"/>
+                <w:sz w:val="20"/>
+                <w:szCs w:val="20"/>
+              </w:rPr>
+              <w:t xml:space="preserve">用于解锁受保护 UCB 的密码（两组各 4 个 32-bit word = 256-bit 密码）。全零表示使用默认密码（出厂未编程）</w:t>
+            </w:r>
+          </w:p>
+        </w:tc>
+      </w:tr>
+      <w:tr>
+        <w:tc>
+          <w:tcPr>
+            <w:tcW w:type="pct" w:w="32%"/>
+            <w:shd w:fill="F2F6FC" w:val="clear"/>
+          </w:tcPr>
+          <w:p>
+            <w:pPr>
+              <w:jc w:val="center"/>
+            </w:pPr>
+            <w:r>
+              <w:rPr>
+                <w:rFonts w:ascii="Consolas" w:cs="Consolas" w:eastAsia="Consolas" w:hAnsi="Consolas"/>
+                <w:b w:val="false"/>
+                <w:bCs w:val="false"/>
+                <w:sz w:val="20"/>
+                <w:szCs w:val="20"/>
+              </w:rPr>
+              <w:t xml:space="preserve">Result</w:t>
+            </w:r>
+          </w:p>
+        </w:tc>
+        <w:tc>
+          <w:tcPr>
+            <w:tcW w:type="pct" w:w="26%"/>
+            <w:shd w:fill="F2F6FC" w:val="clear"/>
+          </w:tcPr>
+          <w:p>
+            <w:pPr>
+              <w:jc w:val="center"/>
+            </w:pPr>
+            <w:r>
+              <w:rPr>
+                <w:rFonts w:ascii="Consolas" w:cs="Consolas" w:eastAsia="Consolas" w:hAnsi="Consolas"/>
+                <w:b w:val="false"/>
+                <w:bCs w:val="false"/>
+                <w:sz w:val="20"/>
+                <w:szCs w:val="20"/>
+              </w:rPr>
+              <w:t xml:space="preserve">PW0-PW7 = 0x00000000</w:t>
+            </w:r>
+          </w:p>
+        </w:tc>
+        <w:tc>
+          <w:tcPr>
+            <w:tcW w:type="pct" w:w="42%"/>
+            <w:shd w:fill="F2F6FC" w:val="clear"/>
+          </w:tcPr>
+          <w:p>
+            <w:pPr>
+              <w:jc w:val="left"/>
+            </w:pPr>
+            <w:r>
+              <w:rPr>
+                <w:rFonts w:ascii="宋体" w:cs="宋体" w:eastAsia="宋体" w:hAnsi="宋体"/>
+                <w:b w:val="false"/>
+                <w:bCs w:val="false"/>
+                <w:sz w:val="20"/>
+                <w:szCs w:val="20"/>
+              </w:rPr>
+              <w:t xml:space="preserve">密码校验结果，全零表示当前使用默认密码</w:t>
+            </w:r>
+          </w:p>
+        </w:tc>
+      </w:tr>
+      <w:tr>
+        <w:tc>
+          <w:tcPr>
+            <w:tcW w:type="pct" w:w="32%"/>
+          </w:tcPr>
+          <w:p>
+            <w:pPr>
+              <w:jc w:val="center"/>
+            </w:pPr>
+            <w:r>
+              <w:rPr>
+                <w:rFonts w:ascii="Consolas" w:cs="Consolas" w:eastAsia="Consolas" w:hAnsi="Consolas"/>
+                <w:b w:val="false"/>
+                <w:bCs w:val="false"/>
+                <w:sz w:val="20"/>
+                <w:szCs w:val="20"/>
+              </w:rPr>
+              <w:t xml:space="preserve">Save Password to Disk</w:t>
+            </w:r>
+          </w:p>
+        </w:tc>
+        <w:tc>
+          <w:tcPr>
+            <w:tcW w:type="pct" w:w="26%"/>
+          </w:tcPr>
+          <w:p>
+            <w:pPr>
+              <w:jc w:val="center"/>
+            </w:pPr>
+            <w:r>
+              <w:rPr>
+                <w:rFonts w:ascii="Consolas" w:cs="Consolas" w:eastAsia="Consolas" w:hAnsi="Consolas"/>
+                <w:b w:val="false"/>
+                <w:bCs w:val="false"/>
+                <w:sz w:val="20"/>
+                <w:szCs w:val="20"/>
+              </w:rPr>
+              <w:t xml:space="preserve">未勾选</w:t>
+            </w:r>
+          </w:p>
+        </w:tc>
+        <w:tc>
+          <w:tcPr>
+            <w:tcW w:type="pct" w:w="42%"/>
+          </w:tcPr>
+          <w:p>
+            <w:pPr>
+              <w:jc w:val="left"/>
+            </w:pPr>
+            <w:r>
+              <w:rPr>
+                <w:rFonts w:ascii="宋体" w:cs="宋体" w:eastAsia="宋体" w:hAnsi="宋体"/>
+                <w:b w:val="false"/>
+                <w:bCs w:val="false"/>
+                <w:sz w:val="20"/>
+                <w:szCs w:val="20"/>
+              </w:rPr>
+              <w:t xml:space="preserve">是否将密码保存到磁盘文件</w:t>
+            </w:r>
+          </w:p>
+        </w:tc>
+      </w:tr>
+      <w:tr>
+        <w:tc>
+          <w:tcPr>
+            <w:tcW w:type="pct" w:w="32%"/>
+            <w:shd w:fill="F2F6FC" w:val="clear"/>
+          </w:tcPr>
+          <w:p>
+            <w:pPr>
+              <w:jc w:val="center"/>
+            </w:pPr>
+            <w:r>
+              <w:rPr>
+                <w:rFonts w:ascii="Consolas" w:cs="Consolas" w:eastAsia="Consolas" w:hAnsi="Consolas"/>
+                <w:b w:val="false"/>
+                <w:bCs w:val="false"/>
+                <w:sz w:val="20"/>
+                <w:szCs w:val="20"/>
+              </w:rPr>
+              <w:t xml:space="preserve">Try to disable protection when FLASH handling is activated</w:t>
+            </w:r>
+          </w:p>
+        </w:tc>
+        <w:tc>
+          <w:tcPr>
+            <w:tcW w:type="pct" w:w="26%"/>
+            <w:shd w:fill="F2F6FC" w:val="clear"/>
+          </w:tcPr>
+          <w:p>
+            <w:pPr>
+              <w:jc w:val="center"/>
+            </w:pPr>
+            <w:r>
+              <w:rPr>
+                <w:rFonts w:ascii="Consolas" w:cs="Consolas" w:eastAsia="Consolas" w:hAnsi="Consolas"/>
+                <w:b w:val="false"/>
+                <w:bCs w:val="false"/>
+                <w:sz w:val="20"/>
+                <w:szCs w:val="20"/>
+              </w:rPr>
+              <w:t xml:space="preserve">未勾选</w:t>
+            </w:r>
+          </w:p>
+        </w:tc>
+        <w:tc>
+          <w:tcPr>
+            <w:tcW w:type="pct" w:w="42%"/>
+            <w:shd w:fill="F2F6FC" w:val="clear"/>
+          </w:tcPr>
+          <w:p>
+            <w:pPr>
+              <w:jc w:val="left"/>
+            </w:pPr>
+            <w:r>
+              <w:rPr>
+                <w:rFonts w:ascii="宋体" w:cs="宋体" w:eastAsia="宋体" w:hAnsi="宋体"/>
+                <w:b w:val="false"/>
+                <w:bCs w:val="false"/>
+                <w:sz w:val="20"/>
+                <w:szCs w:val="20"/>
+              </w:rPr>
+              <w:t xml:space="preserve">激活 Flash 操作时是否自动尝试解锁保护</w:t>
+            </w:r>
+          </w:p>
+        </w:tc>
+      </w:tr>
+      <w:tr>
+        <w:tc>
+          <w:tcPr>
+            <w:tcW w:type="pct" w:w="32%"/>
+          </w:tcPr>
+          <w:p>
+            <w:pPr>
+              <w:jc w:val="center"/>
+            </w:pPr>
+            <w:r>
+              <w:rPr>
+                <w:rFonts w:ascii="Consolas" w:cs="Consolas" w:eastAsia="Consolas" w:hAnsi="Consolas"/>
+                <w:b w:val="false"/>
+                <w:bCs w:val="false"/>
+                <w:sz w:val="20"/>
+                <w:szCs w:val="20"/>
+              </w:rPr>
+              <w:t xml:space="preserve">Install BMI configuration</w:t>
+            </w:r>
+          </w:p>
+        </w:tc>
+        <w:tc>
+          <w:tcPr>
+            <w:tcW w:type="pct" w:w="26%"/>
+          </w:tcPr>
+          <w:p>
+            <w:pPr>
+              <w:jc w:val="center"/>
+            </w:pPr>
+            <w:r>
+              <w:rPr>
+                <w:rFonts w:ascii="Consolas" w:cs="Consolas" w:eastAsia="Consolas" w:hAnsi="Consolas"/>
+                <w:b w:val="false"/>
+                <w:bCs w:val="false"/>
+                <w:sz w:val="20"/>
+                <w:szCs w:val="20"/>
+              </w:rPr>
+              <w:t xml:space="preserve">未勾选</w:t>
+            </w:r>
+          </w:p>
+        </w:tc>
+        <w:tc>
+          <w:tcPr>
+            <w:tcW w:type="pct" w:w="42%"/>
+          </w:tcPr>
+          <w:p>
+            <w:pPr>
+              <w:jc w:val="left"/>
+            </w:pPr>
+            <w:r>
+              <w:rPr>
+                <w:rFonts w:ascii="宋体" w:cs="宋体" w:eastAsia="宋体" w:hAnsi="宋体"/>
+                <w:b w:val="false"/>
+                <w:bCs w:val="false"/>
+                <w:sz w:val="20"/>
+                <w:szCs w:val="20"/>
+              </w:rPr>
+              <w:t xml:space="preserve">是否在编程时安装 BMI 配置</w:t>
+            </w:r>
+          </w:p>
+        </w:tc>
+      </w:tr>
+      <w:tr>
+        <w:tc>
+          <w:tcPr>
+            <w:tcW w:type="pct" w:w="32%"/>
+            <w:shd w:fill="F2F6FC" w:val="clear"/>
+          </w:tcPr>
+          <w:p>
+            <w:pPr>
+              <w:jc w:val="center"/>
+            </w:pPr>
+            <w:r>
+              <w:rPr>
+                <w:rFonts w:ascii="Consolas" w:cs="Consolas" w:eastAsia="Consolas" w:hAnsi="Consolas"/>
+                <w:b w:val="false"/>
+                <w:bCs w:val="false"/>
+                <w:sz w:val="20"/>
+                <w:szCs w:val="20"/>
+              </w:rPr>
+              <w:t xml:space="preserve">Startup configuration</w:t>
+            </w:r>
+          </w:p>
+        </w:tc>
+        <w:tc>
+          <w:tcPr>
+            <w:tcW w:type="pct" w:w="26%"/>
+            <w:shd w:fill="F2F6FC" w:val="clear"/>
+          </w:tcPr>
+          <w:p>
+            <w:pPr>
+              <w:jc w:val="center"/>
+            </w:pPr>
+            <w:r>
+              <w:rPr>
+                <w:rFonts w:ascii="Consolas" w:cs="Consolas" w:eastAsia="Consolas" w:hAnsi="Consolas"/>
+                <w:b w:val="false"/>
+                <w:bCs w:val="false"/>
+                <w:sz w:val="20"/>
+                <w:szCs w:val="20"/>
+              </w:rPr>
+              <w:t xml:space="preserve">空</w:t>
+            </w:r>
+          </w:p>
+        </w:tc>
+        <w:tc>
+          <w:tcPr>
+            <w:tcW w:type="pct" w:w="42%"/>
+            <w:shd w:fill="F2F6FC" w:val="clear"/>
+          </w:tcPr>
+          <w:p>
+            <w:pPr>
+              <w:jc w:val="left"/>
+            </w:pPr>
+            <w:r>
+              <w:rPr>
+                <w:rFonts w:ascii="宋体" w:cs="宋体" w:eastAsia="宋体" w:hAnsi="宋体"/>
+                <w:b w:val="false"/>
+                <w:bCs w:val="false"/>
+                <w:sz w:val="20"/>
+                <w:szCs w:val="20"/>
+              </w:rPr>
+              <w:t xml:space="preserve">启动配置文件路径</w:t>
+            </w:r>
+          </w:p>
+        </w:tc>
+      </w:tr>
+      <w:tr>
+        <w:tc>
+          <w:tcPr>
+            <w:tcW w:type="pct" w:w="32%"/>
+          </w:tcPr>
+          <w:p>
+            <w:pPr>
+              <w:jc w:val="center"/>
+            </w:pPr>
+            <w:r>
+              <w:rPr>
+                <w:rFonts w:ascii="Consolas" w:cs="Consolas" w:eastAsia="Consolas" w:hAnsi="Consolas"/>
+                <w:b w:val="false"/>
+                <w:bCs w:val="false"/>
+                <w:sz w:val="20"/>
+                <w:szCs w:val="20"/>
+              </w:rPr>
+              <w:t xml:space="preserve">Exclude DFLASH from protection</w:t>
+            </w:r>
+          </w:p>
+        </w:tc>
+        <w:tc>
+          <w:tcPr>
+            <w:tcW w:type="pct" w:w="26%"/>
+          </w:tcPr>
+          <w:p>
+            <w:pPr>
+              <w:jc w:val="center"/>
+            </w:pPr>
+            <w:r>
+              <w:rPr>
+                <w:rFonts w:ascii="Consolas" w:cs="Consolas" w:eastAsia="Consolas" w:hAnsi="Consolas"/>
+                <w:b w:val="false"/>
+                <w:bCs w:val="false"/>
+                <w:sz w:val="20"/>
+                <w:szCs w:val="20"/>
+              </w:rPr>
+              <w:t xml:space="preserve">未勾选</w:t>
+            </w:r>
+          </w:p>
+        </w:tc>
+        <w:tc>
+          <w:tcPr>
+            <w:tcW w:type="pct" w:w="42%"/>
+          </w:tcPr>
+          <w:p>
+            <w:pPr>
+              <w:jc w:val="left"/>
+            </w:pPr>
+            <w:r>
+              <w:rPr>
+                <w:rFonts w:ascii="宋体" w:cs="宋体" w:eastAsia="宋体" w:hAnsi="宋体"/>
+                <w:b w:val="false"/>
+                <w:bCs w:val="false"/>
+                <w:sz w:val="20"/>
+                <w:szCs w:val="20"/>
+              </w:rPr>
+              <w:t xml:space="preserve">是否将 DFlash 排除在保护之外</w:t>
+            </w:r>
+          </w:p>
+        </w:tc>
+      </w:tr>
+    </w:tbl>
+    <w:p>
+      <w:pPr>
+        <w:spacing w:after="100" w:line="320"/>
+        <w:jc w:val="both"/>
+      </w:pPr>
+      <w:r>
+        <w:rPr>
+          <w:rFonts w:ascii="宋体" w:cs="宋体" w:eastAsia="宋体" w:hAnsi="宋体"/>
+          <w:sz w:val="22"/>
+          <w:szCs w:val="22"/>
+        </w:rPr>
+        <w:t xml:space="preserve"> </w:t>
+      </w:r>
+    </w:p>
+    <w:p>
+      <w:pPr>
+        <w:spacing w:after="160" w:before="280"/>
+      </w:pPr>
+      <w:r>
+        <w:rPr>
+          <w:rFonts w:ascii="微软雅黑" w:cs="微软雅黑" w:eastAsia="微软雅黑" w:hAnsi="微软雅黑"/>
+          <w:b/>
+          <w:bCs/>
+          <w:color w:val="2E74B5"/>
+          <w:sz w:val="28"/>
+          <w:szCs w:val="28"/>
+        </w:rPr>
+        <w:t xml:space="preserve">10.8 各 UCB Tab 页当前板配置状态汇总</w:t>
+      </w:r>
+    </w:p>
+    <w:tbl>
+      <w:tblPr>
+        <w:tblW w:type="pct" w:w="100%"/>
+        <w:tblBorders>
+          <w:top w:val="single" w:color="8FAADC" w:sz="4"/>
+          <w:left w:val="single" w:color="8FAADC" w:sz="4"/>
+          <w:bottom w:val="single" w:color="8FAADC" w:sz="4"/>
+          <w:right w:val="single" w:color="8FAADC" w:sz="4"/>
+          <w:insideH w:val="single" w:color="8FAADC" w:sz="4"/>
+          <w:insideV w:val="single" w:color="8FAADC" w:sz="4"/>
+        </w:tblBorders>
+      </w:tblPr>
+      <w:tblGrid>
+        <w:gridCol w:w="100"/>
+        <w:gridCol w:w="100"/>
+        <w:gridCol w:w="100"/>
+        <w:gridCol w:w="100"/>
+        <w:gridCol w:w="100"/>
+      </w:tblGrid>
+      <w:tr>
+        <w:trPr>
+          <w:tblHeader/>
+        </w:trPr>
+        <w:tc>
+          <w:tcPr>
+            <w:tcW w:type="pct" w:w="16%"/>
+            <w:shd w:fill="1F3864" w:val="clear"/>
+          </w:tcPr>
+          <w:p>
+            <w:pPr>
+              <w:jc w:val="center"/>
+            </w:pPr>
+            <w:r>
+              <w:rPr>
+                <w:rFonts w:ascii="微软雅黑" w:cs="微软雅黑" w:eastAsia="微软雅黑" w:hAnsi="微软雅黑"/>
+                <w:b/>
+                <w:bCs/>
+                <w:color w:val="FFFFFF"/>
+                <w:sz w:val="22"/>
+                <w:szCs w:val="22"/>
+              </w:rPr>
+              <w:t xml:space="preserve">Tab</w:t>
+            </w:r>
+          </w:p>
+        </w:tc>
+        <w:tc>
+          <w:tcPr>
+            <w:tcW w:type="pct" w:w="16%"/>
+            <w:shd w:fill="1F3864" w:val="clear"/>
+          </w:tcPr>
+          <w:p>
+            <w:pPr>
+              <w:jc w:val="center"/>
+            </w:pPr>
+            <w:r>
+              <w:rPr>
+                <w:rFonts w:ascii="微软雅黑" w:cs="微软雅黑" w:eastAsia="微软雅黑" w:hAnsi="微软雅黑"/>
+                <w:b/>
+                <w:bCs/>
+                <w:color w:val="FFFFFF"/>
+                <w:sz w:val="22"/>
+                <w:szCs w:val="22"/>
+              </w:rPr>
+              <w:t xml:space="preserve">IsConfirmed</w:t>
+            </w:r>
+          </w:p>
+        </w:tc>
+        <w:tc>
+          <w:tcPr>
+            <w:tcW w:type="pct" w:w="12%"/>
+            <w:shd w:fill="1F3864" w:val="clear"/>
+          </w:tcPr>
+          <w:p>
+            <w:pPr>
+              <w:jc w:val="center"/>
+            </w:pPr>
+            <w:r>
+              <w:rPr>
+                <w:rFonts w:ascii="微软雅黑" w:cs="微软雅黑" w:eastAsia="微软雅黑" w:hAnsi="微软雅黑"/>
+                <w:b/>
+                <w:bCs/>
+                <w:color w:val="FFFFFF"/>
+                <w:sz w:val="22"/>
+                <w:szCs w:val="22"/>
+              </w:rPr>
+              <w:t xml:space="preserve">IsValid</w:t>
+            </w:r>
+          </w:p>
+        </w:tc>
+        <w:tc>
+          <w:tcPr>
+            <w:tcW w:type="pct" w:w="14%"/>
+            <w:shd w:fill="1F3864" w:val="clear"/>
+          </w:tcPr>
+          <w:p>
+            <w:pPr>
+              <w:jc w:val="center"/>
+            </w:pPr>
+            <w:r>
+              <w:rPr>
+                <w:rFonts w:ascii="微软雅黑" w:cs="微软雅黑" w:eastAsia="微软雅黑" w:hAnsi="微软雅黑"/>
+                <w:b/>
+                <w:bCs/>
+                <w:color w:val="FFFFFF"/>
+                <w:sz w:val="22"/>
+                <w:szCs w:val="22"/>
+              </w:rPr>
+              <w:t xml:space="preserve">ProtDis</w:t>
+            </w:r>
+          </w:p>
+        </w:tc>
+        <w:tc>
+          <w:tcPr>
+            <w:tcW w:type="pct" w:w="42%"/>
+            <w:shd w:fill="1F3864" w:val="clear"/>
+          </w:tcPr>
+          <w:p>
+            <w:pPr>
+              <w:jc w:val="center"/>
+            </w:pPr>
+            <w:r>
+              <w:rPr>
+                <w:rFonts w:ascii="微软雅黑" w:cs="微软雅黑" w:eastAsia="微软雅黑" w:hAnsi="微软雅黑"/>
+                <w:b/>
+                <w:bCs/>
+                <w:color w:val="FFFFFF"/>
+                <w:sz w:val="22"/>
+                <w:szCs w:val="22"/>
+              </w:rPr>
+              <w:t xml:space="preserve">状态说明</w:t>
+            </w:r>
+          </w:p>
+        </w:tc>
+      </w:tr>
+      <w:tr>
+        <w:tc>
+          <w:tcPr>
+            <w:tcW w:type="pct" w:w="16%"/>
+          </w:tcPr>
+          <w:p>
+            <w:pPr>
+              <w:jc w:val="center"/>
+            </w:pPr>
+            <w:r>
+              <w:rPr>
+                <w:rFonts w:ascii="Consolas" w:cs="Consolas" w:eastAsia="Consolas" w:hAnsi="Consolas"/>
+                <w:b w:val="false"/>
+                <w:bCs w:val="false"/>
+                <w:sz w:val="20"/>
+                <w:szCs w:val="20"/>
+              </w:rPr>
+              <w:t xml:space="preserve">UCB_BMHD0</w:t>
+            </w:r>
+          </w:p>
+        </w:tc>
+        <w:tc>
+          <w:tcPr>
+            <w:tcW w:type="pct" w:w="16%"/>
+          </w:tcPr>
+          <w:p>
+            <w:pPr>
+              <w:jc w:val="center"/>
+            </w:pPr>
+            <w:r>
+              <w:rPr>
+                <w:rFonts w:ascii="Consolas" w:cs="Consolas" w:eastAsia="Consolas" w:hAnsi="Consolas"/>
+                <w:b w:val="false"/>
+                <w:bCs w:val="false"/>
+                <w:sz w:val="20"/>
+                <w:szCs w:val="20"/>
+              </w:rPr>
+              <w:t xml:space="preserve">n</w:t>
+            </w:r>
+          </w:p>
+        </w:tc>
+        <w:tc>
+          <w:tcPr>
+            <w:tcW w:type="pct" w:w="12%"/>
+          </w:tcPr>
+          <w:p>
+            <w:pPr>
+              <w:jc w:val="left"/>
+            </w:pPr>
+            <w:r>
+              <w:rPr>
+                <w:rFonts w:ascii="宋体" w:cs="宋体" w:eastAsia="宋体" w:hAnsi="宋体"/>
+                <w:b w:val="false"/>
+                <w:bCs w:val="false"/>
+                <w:sz w:val="20"/>
+                <w:szCs w:val="20"/>
+              </w:rPr>
+              <w:t xml:space="preserve">y</w:t>
+            </w:r>
+          </w:p>
+        </w:tc>
+        <w:tc>
+          <w:tcPr>
+            <w:tcW w:type="pct" w:w="14%"/>
+          </w:tcPr>
+          <w:p>
+            <w:pPr>
+              <w:jc w:val="left"/>
+            </w:pPr>
+            <w:r>
+              <w:rPr>
+                <w:rFonts w:ascii="宋体" w:cs="宋体" w:eastAsia="宋体" w:hAnsi="宋体"/>
+                <w:b w:val="false"/>
+                <w:bCs w:val="false"/>
+                <w:sz w:val="20"/>
+                <w:szCs w:val="20"/>
+              </w:rPr>
+              <w:t xml:space="preserve">n</w:t>
+            </w:r>
+          </w:p>
+        </w:tc>
+        <w:tc>
+          <w:tcPr>
+            <w:tcW w:type="pct" w:w="42%"/>
+          </w:tcPr>
+          <w:p>
+            <w:pPr>
+              <w:jc w:val="left"/>
+            </w:pPr>
+            <w:r>
+              <w:rPr>
+                <w:rFonts w:ascii="宋体" w:cs="宋体" w:eastAsia="宋体" w:hAnsi="宋体"/>
+                <w:b w:val="false"/>
+                <w:bCs w:val="false"/>
+                <w:sz w:val="20"/>
+                <w:szCs w:val="20"/>
+              </w:rPr>
+              <w:t xml:space="preserve">已编程有效，未锁定</w:t>
+            </w:r>
+          </w:p>
+        </w:tc>
+      </w:tr>
+      <w:tr>
+        <w:tc>
+          <w:tcPr>
+            <w:tcW w:type="pct" w:w="16%"/>
+            <w:shd w:fill="F2F6FC" w:val="clear"/>
+          </w:tcPr>
+          <w:p>
+            <w:pPr>
+              <w:jc w:val="center"/>
+            </w:pPr>
+            <w:r>
+              <w:rPr>
+                <w:rFonts w:ascii="Consolas" w:cs="Consolas" w:eastAsia="Consolas" w:hAnsi="Consolas"/>
+                <w:b w:val="false"/>
+                <w:bCs w:val="false"/>
+                <w:sz w:val="20"/>
+                <w:szCs w:val="20"/>
+              </w:rPr>
+              <w:t xml:space="preserve">UCB_BMHD1</w:t>
+            </w:r>
+          </w:p>
+        </w:tc>
+        <w:tc>
+          <w:tcPr>
+            <w:tcW w:type="pct" w:w="16%"/>
+            <w:shd w:fill="F2F6FC" w:val="clear"/>
+          </w:tcPr>
+          <w:p>
+            <w:pPr>
+              <w:jc w:val="center"/>
+            </w:pPr>
+            <w:r>
+              <w:rPr>
+                <w:rFonts w:ascii="Consolas" w:cs="Consolas" w:eastAsia="Consolas" w:hAnsi="Consolas"/>
+                <w:b w:val="false"/>
+                <w:bCs w:val="false"/>
+                <w:sz w:val="20"/>
+                <w:szCs w:val="20"/>
+              </w:rPr>
+              <w:t xml:space="preserve">n</w:t>
+            </w:r>
+          </w:p>
+        </w:tc>
+        <w:tc>
+          <w:tcPr>
+            <w:tcW w:type="pct" w:w="12%"/>
+            <w:shd w:fill="F2F6FC" w:val="clear"/>
+          </w:tcPr>
+          <w:p>
+            <w:pPr>
+              <w:jc w:val="left"/>
+            </w:pPr>
+            <w:r>
+              <w:rPr>
+                <w:rFonts w:ascii="宋体" w:cs="宋体" w:eastAsia="宋体" w:hAnsi="宋体"/>
+                <w:b w:val="false"/>
+                <w:bCs w:val="false"/>
+                <w:sz w:val="20"/>
+                <w:szCs w:val="20"/>
+              </w:rPr>
+              <w:t xml:space="preserve">y</w:t>
+            </w:r>
+          </w:p>
+        </w:tc>
+        <w:tc>
+          <w:tcPr>
+            <w:tcW w:type="pct" w:w="14%"/>
+            <w:shd w:fill="F2F6FC" w:val="clear"/>
+          </w:tcPr>
+          <w:p>
+            <w:pPr>
+              <w:jc w:val="left"/>
+            </w:pPr>
+            <w:r>
+              <w:rPr>
+                <w:rFonts w:ascii="宋体" w:cs="宋体" w:eastAsia="宋体" w:hAnsi="宋体"/>
+                <w:b w:val="false"/>
+                <w:bCs w:val="false"/>
+                <w:sz w:val="20"/>
+                <w:szCs w:val="20"/>
+              </w:rPr>
+              <w:t xml:space="preserve">n</w:t>
+            </w:r>
+          </w:p>
+        </w:tc>
+        <w:tc>
+          <w:tcPr>
+            <w:tcW w:type="pct" w:w="42%"/>
+            <w:shd w:fill="F2F6FC" w:val="clear"/>
+          </w:tcPr>
+          <w:p>
+            <w:pPr>
+              <w:jc w:val="left"/>
+            </w:pPr>
+            <w:r>
+              <w:rPr>
+                <w:rFonts w:ascii="宋体" w:cs="宋体" w:eastAsia="宋体" w:hAnsi="宋体"/>
+                <w:b w:val="false"/>
+                <w:bCs w:val="false"/>
+                <w:sz w:val="20"/>
+                <w:szCs w:val="20"/>
+              </w:rPr>
+              <w:t xml:space="preserve">已编程有效，未锁定</w:t>
+            </w:r>
+          </w:p>
+        </w:tc>
+      </w:tr>
+      <w:tr>
+        <w:tc>
+          <w:tcPr>
+            <w:tcW w:type="pct" w:w="16%"/>
+          </w:tcPr>
+          <w:p>
+            <w:pPr>
+              <w:jc w:val="center"/>
+            </w:pPr>
+            <w:r>
+              <w:rPr>
+                <w:rFonts w:ascii="Consolas" w:cs="Consolas" w:eastAsia="Consolas" w:hAnsi="Consolas"/>
+                <w:b w:val="false"/>
+                <w:bCs w:val="false"/>
+                <w:sz w:val="20"/>
+                <w:szCs w:val="20"/>
+              </w:rPr>
+              <w:t xml:space="preserve">UCB_BMHD2</w:t>
+            </w:r>
+          </w:p>
+        </w:tc>
+        <w:tc>
+          <w:tcPr>
+            <w:tcW w:type="pct" w:w="16%"/>
+          </w:tcPr>
+          <w:p>
+            <w:pPr>
+              <w:jc w:val="center"/>
+            </w:pPr>
+            <w:r>
+              <w:rPr>
+                <w:rFonts w:ascii="Consolas" w:cs="Consolas" w:eastAsia="Consolas" w:hAnsi="Consolas"/>
+                <w:b w:val="false"/>
+                <w:bCs w:val="false"/>
+                <w:sz w:val="20"/>
+                <w:szCs w:val="20"/>
+              </w:rPr>
+              <w:t xml:space="preserve">n</w:t>
+            </w:r>
+          </w:p>
+        </w:tc>
+        <w:tc>
+          <w:tcPr>
+            <w:tcW w:type="pct" w:w="12%"/>
+          </w:tcPr>
+          <w:p>
+            <w:pPr>
+              <w:jc w:val="left"/>
+            </w:pPr>
+            <w:r>
+              <w:rPr>
+                <w:rFonts w:ascii="宋体" w:cs="宋体" w:eastAsia="宋体" w:hAnsi="宋体"/>
+                <w:b w:val="false"/>
+                <w:bCs w:val="false"/>
+                <w:sz w:val="20"/>
+                <w:szCs w:val="20"/>
+              </w:rPr>
+              <w:t xml:space="preserve">y</w:t>
+            </w:r>
+          </w:p>
+        </w:tc>
+        <w:tc>
+          <w:tcPr>
+            <w:tcW w:type="pct" w:w="14%"/>
+          </w:tcPr>
+          <w:p>
+            <w:pPr>
+              <w:jc w:val="left"/>
+            </w:pPr>
+            <w:r>
+              <w:rPr>
+                <w:rFonts w:ascii="宋体" w:cs="宋体" w:eastAsia="宋体" w:hAnsi="宋体"/>
+                <w:b w:val="false"/>
+                <w:bCs w:val="false"/>
+                <w:sz w:val="20"/>
+                <w:szCs w:val="20"/>
+              </w:rPr>
+              <w:t xml:space="preserve">n</w:t>
+            </w:r>
+          </w:p>
+        </w:tc>
+        <w:tc>
+          <w:tcPr>
+            <w:tcW w:type="pct" w:w="42%"/>
+          </w:tcPr>
+          <w:p>
+            <w:pPr>
+              <w:jc w:val="left"/>
+            </w:pPr>
+            <w:r>
+              <w:rPr>
+                <w:rFonts w:ascii="宋体" w:cs="宋体" w:eastAsia="宋体" w:hAnsi="宋体"/>
+                <w:b w:val="false"/>
+                <w:bCs w:val="false"/>
+                <w:sz w:val="20"/>
+                <w:szCs w:val="20"/>
+              </w:rPr>
+              <w:t xml:space="preserve">已编程有效，未锁定</w:t>
+            </w:r>
+          </w:p>
+        </w:tc>
+      </w:tr>
+      <w:tr>
+        <w:tc>
+          <w:tcPr>
+            <w:tcW w:type="pct" w:w="16%"/>
+            <w:shd w:fill="F2F6FC" w:val="clear"/>
+          </w:tcPr>
+          <w:p>
+            <w:pPr>
+              <w:jc w:val="center"/>
+            </w:pPr>
+            <w:r>
+              <w:rPr>
+                <w:rFonts w:ascii="Consolas" w:cs="Consolas" w:eastAsia="Consolas" w:hAnsi="Consolas"/>
+                <w:b w:val="false"/>
+                <w:bCs w:val="false"/>
+                <w:sz w:val="20"/>
+                <w:szCs w:val="20"/>
+              </w:rPr>
+              <w:t xml:space="preserve">UCB_BMHD3</w:t>
+            </w:r>
+          </w:p>
+        </w:tc>
+        <w:tc>
+          <w:tcPr>
+            <w:tcW w:type="pct" w:w="16%"/>
+            <w:shd w:fill="F2F6FC" w:val="clear"/>
+          </w:tcPr>
+          <w:p>
+            <w:pPr>
+              <w:jc w:val="center"/>
+            </w:pPr>
+            <w:r>
+              <w:rPr>
+                <w:rFonts w:ascii="Consolas" w:cs="Consolas" w:eastAsia="Consolas" w:hAnsi="Consolas"/>
+                <w:b w:val="false"/>
+                <w:bCs w:val="false"/>
+                <w:sz w:val="20"/>
+                <w:szCs w:val="20"/>
+              </w:rPr>
+              <w:t xml:space="preserve">n</w:t>
+            </w:r>
+          </w:p>
+        </w:tc>
+        <w:tc>
+          <w:tcPr>
+            <w:tcW w:type="pct" w:w="12%"/>
+            <w:shd w:fill="F2F6FC" w:val="clear"/>
+          </w:tcPr>
+          <w:p>
+            <w:pPr>
+              <w:jc w:val="left"/>
+            </w:pPr>
+            <w:r>
+              <w:rPr>
+                <w:rFonts w:ascii="宋体" w:cs="宋体" w:eastAsia="宋体" w:hAnsi="宋体"/>
+                <w:b w:val="false"/>
+                <w:bCs w:val="false"/>
+                <w:sz w:val="20"/>
+                <w:szCs w:val="20"/>
+              </w:rPr>
+              <w:t xml:space="preserve">y</w:t>
+            </w:r>
+          </w:p>
+        </w:tc>
+        <w:tc>
+          <w:tcPr>
+            <w:tcW w:type="pct" w:w="14%"/>
+            <w:shd w:fill="F2F6FC" w:val="clear"/>
+          </w:tcPr>
+          <w:p>
+            <w:pPr>
+              <w:jc w:val="left"/>
+            </w:pPr>
+            <w:r>
+              <w:rPr>
+                <w:rFonts w:ascii="宋体" w:cs="宋体" w:eastAsia="宋体" w:hAnsi="宋体"/>
+                <w:b w:val="false"/>
+                <w:bCs w:val="false"/>
+                <w:sz w:val="20"/>
+                <w:szCs w:val="20"/>
+              </w:rPr>
+              <w:t xml:space="preserve">n</w:t>
+            </w:r>
+          </w:p>
+        </w:tc>
+        <w:tc>
+          <w:tcPr>
+            <w:tcW w:type="pct" w:w="42%"/>
+            <w:shd w:fill="F2F6FC" w:val="clear"/>
+          </w:tcPr>
+          <w:p>
+            <w:pPr>
+              <w:jc w:val="left"/>
+            </w:pPr>
+            <w:r>
+              <w:rPr>
+                <w:rFonts w:ascii="宋体" w:cs="宋体" w:eastAsia="宋体" w:hAnsi="宋体"/>
+                <w:b w:val="false"/>
+                <w:bCs w:val="false"/>
+                <w:sz w:val="20"/>
+                <w:szCs w:val="20"/>
+              </w:rPr>
+              <w:t xml:space="preserve">已编程有效，未锁定</w:t>
+            </w:r>
+          </w:p>
+        </w:tc>
+      </w:tr>
+      <w:tr>
+        <w:tc>
+          <w:tcPr>
+            <w:tcW w:type="pct" w:w="16%"/>
+          </w:tcPr>
+          <w:p>
+            <w:pPr>
+              <w:jc w:val="center"/>
+            </w:pPr>
+            <w:r>
+              <w:rPr>
+                <w:rFonts w:ascii="Consolas" w:cs="Consolas" w:eastAsia="Consolas" w:hAnsi="Consolas"/>
+                <w:b w:val="false"/>
+                <w:bCs w:val="false"/>
+                <w:sz w:val="20"/>
+                <w:szCs w:val="20"/>
+              </w:rPr>
+              <w:t xml:space="preserve">UCB_PFLASH</w:t>
+            </w:r>
+          </w:p>
+        </w:tc>
+        <w:tc>
+          <w:tcPr>
+            <w:tcW w:type="pct" w:w="16%"/>
+          </w:tcPr>
+          <w:p>
+            <w:pPr>
+              <w:jc w:val="center"/>
+            </w:pPr>
+            <w:r>
+              <w:rPr>
+                <w:rFonts w:ascii="Consolas" w:cs="Consolas" w:eastAsia="Consolas" w:hAnsi="Consolas"/>
+                <w:b w:val="false"/>
+                <w:bCs w:val="false"/>
+                <w:sz w:val="20"/>
+                <w:szCs w:val="20"/>
+              </w:rPr>
+              <w:t xml:space="preserve">n</w:t>
+            </w:r>
+          </w:p>
+        </w:tc>
+        <w:tc>
+          <w:tcPr>
+            <w:tcW w:type="pct" w:w="12%"/>
+          </w:tcPr>
+          <w:p>
+            <w:pPr>
+              <w:jc w:val="left"/>
+            </w:pPr>
+            <w:r>
+              <w:rPr>
+                <w:rFonts w:ascii="宋体" w:cs="宋体" w:eastAsia="宋体" w:hAnsi="宋体"/>
+                <w:b w:val="false"/>
+                <w:bCs w:val="false"/>
+                <w:sz w:val="20"/>
+                <w:szCs w:val="20"/>
+              </w:rPr>
+              <w:t xml:space="preserve">-</w:t>
+            </w:r>
+          </w:p>
+        </w:tc>
+        <w:tc>
+          <w:tcPr>
+            <w:tcW w:type="pct" w:w="14%"/>
+          </w:tcPr>
+          <w:p>
+            <w:pPr>
+              <w:jc w:val="left"/>
+            </w:pPr>
+            <w:r>
+              <w:rPr>
+                <w:rFonts w:ascii="宋体" w:cs="宋体" w:eastAsia="宋体" w:hAnsi="宋体"/>
+                <w:b w:val="false"/>
+                <w:bCs w:val="false"/>
+                <w:sz w:val="20"/>
+                <w:szCs w:val="20"/>
+              </w:rPr>
+              <w:t xml:space="preserve">n</w:t>
+            </w:r>
+          </w:p>
+        </w:tc>
+        <w:tc>
+          <w:tcPr>
+            <w:tcW w:type="pct" w:w="42%"/>
+          </w:tcPr>
+          <w:p>
+            <w:pPr>
+              <w:jc w:val="left"/>
+            </w:pPr>
+            <w:r>
+              <w:rPr>
+                <w:rFonts w:ascii="宋体" w:cs="宋体" w:eastAsia="宋体" w:hAnsi="宋体"/>
+                <w:b w:val="false"/>
+                <w:bCs w:val="false"/>
+                <w:sz w:val="20"/>
+                <w:szCs w:val="20"/>
+              </w:rPr>
+              <w:t xml:space="preserve">无写保护，无读保护</w:t>
+            </w:r>
+          </w:p>
+        </w:tc>
+      </w:tr>
+      <w:tr>
+        <w:tc>
+          <w:tcPr>
+            <w:tcW w:type="pct" w:w="16%"/>
+            <w:shd w:fill="F2F6FC" w:val="clear"/>
+          </w:tcPr>
+          <w:p>
+            <w:pPr>
+              <w:jc w:val="center"/>
+            </w:pPr>
+            <w:r>
+              <w:rPr>
+                <w:rFonts w:ascii="Consolas" w:cs="Consolas" w:eastAsia="Consolas" w:hAnsi="Consolas"/>
+                <w:b w:val="false"/>
+                <w:bCs w:val="false"/>
+                <w:sz w:val="20"/>
+                <w:szCs w:val="20"/>
+              </w:rPr>
+              <w:t xml:space="preserve">UCB_DFLASH</w:t>
+            </w:r>
+          </w:p>
+        </w:tc>
+        <w:tc>
+          <w:tcPr>
+            <w:tcW w:type="pct" w:w="16%"/>
+            <w:shd w:fill="F2F6FC" w:val="clear"/>
+          </w:tcPr>
+          <w:p>
+            <w:pPr>
+              <w:jc w:val="center"/>
+            </w:pPr>
+            <w:r>
+              <w:rPr>
+                <w:rFonts w:ascii="Consolas" w:cs="Consolas" w:eastAsia="Consolas" w:hAnsi="Consolas"/>
+                <w:b w:val="false"/>
+                <w:bCs w:val="false"/>
+                <w:sz w:val="20"/>
+                <w:szCs w:val="20"/>
+              </w:rPr>
+              <w:t xml:space="preserve">n</w:t>
+            </w:r>
+          </w:p>
+        </w:tc>
+        <w:tc>
+          <w:tcPr>
+            <w:tcW w:type="pct" w:w="12%"/>
+            <w:shd w:fill="F2F6FC" w:val="clear"/>
+          </w:tcPr>
+          <w:p>
+            <w:pPr>
+              <w:jc w:val="left"/>
+            </w:pPr>
+            <w:r>
+              <w:rPr>
+                <w:rFonts w:ascii="宋体" w:cs="宋体" w:eastAsia="宋体" w:hAnsi="宋体"/>
+                <w:b w:val="false"/>
+                <w:bCs w:val="false"/>
+                <w:sz w:val="20"/>
+                <w:szCs w:val="20"/>
+              </w:rPr>
+              <w:t xml:space="preserve">-</w:t>
+            </w:r>
+          </w:p>
+        </w:tc>
+        <w:tc>
+          <w:tcPr>
+            <w:tcW w:type="pct" w:w="14%"/>
+            <w:shd w:fill="F2F6FC" w:val="clear"/>
+          </w:tcPr>
+          <w:p>
+            <w:pPr>
+              <w:jc w:val="left"/>
+            </w:pPr>
+            <w:r>
+              <w:rPr>
+                <w:rFonts w:ascii="宋体" w:cs="宋体" w:eastAsia="宋体" w:hAnsi="宋体"/>
+                <w:b w:val="false"/>
+                <w:bCs w:val="false"/>
+                <w:sz w:val="20"/>
+                <w:szCs w:val="20"/>
+              </w:rPr>
+              <w:t xml:space="preserve">n</w:t>
+            </w:r>
+          </w:p>
+        </w:tc>
+        <w:tc>
+          <w:tcPr>
+            <w:tcW w:type="pct" w:w="42%"/>
+            <w:shd w:fill="F2F6FC" w:val="clear"/>
+          </w:tcPr>
+          <w:p>
+            <w:pPr>
+              <w:jc w:val="left"/>
+            </w:pPr>
+            <w:r>
+              <w:rPr>
+                <w:rFonts w:ascii="宋体" w:cs="宋体" w:eastAsia="宋体" w:hAnsi="宋体"/>
+                <w:b w:val="false"/>
+                <w:bCs w:val="false"/>
+                <w:sz w:val="20"/>
+                <w:szCs w:val="20"/>
+              </w:rPr>
+              <w:t xml:space="preserve">无读/写保护</w:t>
+            </w:r>
+          </w:p>
+        </w:tc>
+      </w:tr>
+      <w:tr>
+        <w:tc>
+          <w:tcPr>
+            <w:tcW w:type="pct" w:w="16%"/>
+          </w:tcPr>
+          <w:p>
+            <w:pPr>
+              <w:jc w:val="center"/>
+            </w:pPr>
+            <w:r>
+              <w:rPr>
+                <w:rFonts w:ascii="Consolas" w:cs="Consolas" w:eastAsia="Consolas" w:hAnsi="Consolas"/>
+                <w:b w:val="false"/>
+                <w:bCs w:val="false"/>
+                <w:sz w:val="20"/>
+                <w:szCs w:val="20"/>
+              </w:rPr>
+              <w:t xml:space="preserve">UCB_DBG</w:t>
+            </w:r>
+          </w:p>
+        </w:tc>
+        <w:tc>
+          <w:tcPr>
+            <w:tcW w:type="pct" w:w="16%"/>
+          </w:tcPr>
+          <w:p>
+            <w:pPr>
+              <w:jc w:val="center"/>
+            </w:pPr>
+            <w:r>
+              <w:rPr>
+                <w:rFonts w:ascii="Consolas" w:cs="Consolas" w:eastAsia="Consolas" w:hAnsi="Consolas"/>
+                <w:b w:val="false"/>
+                <w:bCs w:val="false"/>
+                <w:sz w:val="20"/>
+                <w:szCs w:val="20"/>
+              </w:rPr>
+              <w:t xml:space="preserve">n</w:t>
+            </w:r>
+          </w:p>
+        </w:tc>
+        <w:tc>
+          <w:tcPr>
+            <w:tcW w:type="pct" w:w="12%"/>
+          </w:tcPr>
+          <w:p>
+            <w:pPr>
+              <w:jc w:val="left"/>
+            </w:pPr>
+            <w:r>
+              <w:rPr>
+                <w:rFonts w:ascii="宋体" w:cs="宋体" w:eastAsia="宋体" w:hAnsi="宋体"/>
+                <w:b w:val="false"/>
+                <w:bCs w:val="false"/>
+                <w:sz w:val="20"/>
+                <w:szCs w:val="20"/>
+              </w:rPr>
+              <w:t xml:space="preserve">-</w:t>
+            </w:r>
+          </w:p>
+        </w:tc>
+        <w:tc>
+          <w:tcPr>
+            <w:tcW w:type="pct" w:w="14%"/>
+          </w:tcPr>
+          <w:p>
+            <w:pPr>
+              <w:jc w:val="left"/>
+            </w:pPr>
+            <w:r>
+              <w:rPr>
+                <w:rFonts w:ascii="宋体" w:cs="宋体" w:eastAsia="宋体" w:hAnsi="宋体"/>
+                <w:b w:val="false"/>
+                <w:bCs w:val="false"/>
+                <w:sz w:val="20"/>
+                <w:szCs w:val="20"/>
+              </w:rPr>
+              <w:t xml:space="preserve">n</w:t>
+            </w:r>
+          </w:p>
+        </w:tc>
+        <w:tc>
+          <w:tcPr>
+            <w:tcW w:type="pct" w:w="42%"/>
+          </w:tcPr>
+          <w:p>
+            <w:pPr>
+              <w:jc w:val="left"/>
+            </w:pPr>
+            <w:r>
+              <w:rPr>
+                <w:rFonts w:ascii="宋体" w:cs="宋体" w:eastAsia="宋体" w:hAnsi="宋体"/>
+                <w:b w:val="false"/>
+                <w:bCs w:val="false"/>
+                <w:sz w:val="20"/>
+                <w:szCs w:val="20"/>
+              </w:rPr>
+              <w:t xml:space="preserve">调试接口完全开放</w:t>
+            </w:r>
+          </w:p>
+        </w:tc>
+      </w:tr>
+      <w:tr>
+        <w:tc>
+          <w:tcPr>
+            <w:tcW w:type="pct" w:w="16%"/>
+            <w:shd w:fill="F2F6FC" w:val="clear"/>
+          </w:tcPr>
+          <w:p>
+            <w:pPr>
+              <w:jc w:val="center"/>
+            </w:pPr>
+            <w:r>
+              <w:rPr>
+                <w:rFonts w:ascii="Consolas" w:cs="Consolas" w:eastAsia="Consolas" w:hAnsi="Consolas"/>
+                <w:b w:val="false"/>
+                <w:bCs w:val="false"/>
+                <w:sz w:val="20"/>
+                <w:szCs w:val="20"/>
+              </w:rPr>
+              <w:t xml:space="preserve">UCB_OTP</w:t>
+            </w:r>
+          </w:p>
+        </w:tc>
+        <w:tc>
+          <w:tcPr>
+            <w:tcW w:type="pct" w:w="16%"/>
+            <w:shd w:fill="F2F6FC" w:val="clear"/>
+          </w:tcPr>
+          <w:p>
+            <w:pPr>
+              <w:jc w:val="center"/>
+            </w:pPr>
+            <w:r>
+              <w:rPr>
+                <w:rFonts w:ascii="Consolas" w:cs="Consolas" w:eastAsia="Consolas" w:hAnsi="Consolas"/>
+                <w:b w:val="false"/>
+                <w:bCs w:val="false"/>
+                <w:sz w:val="20"/>
+                <w:szCs w:val="20"/>
+              </w:rPr>
+              <w:t xml:space="preserve">n</w:t>
+            </w:r>
+          </w:p>
+        </w:tc>
+        <w:tc>
+          <w:tcPr>
+            <w:tcW w:type="pct" w:w="12%"/>
+            <w:shd w:fill="F2F6FC" w:val="clear"/>
+          </w:tcPr>
+          <w:p>
+            <w:pPr>
+              <w:jc w:val="left"/>
+            </w:pPr>
+            <w:r>
+              <w:rPr>
+                <w:rFonts w:ascii="宋体" w:cs="宋体" w:eastAsia="宋体" w:hAnsi="宋体"/>
+                <w:b w:val="false"/>
+                <w:bCs w:val="false"/>
+                <w:sz w:val="20"/>
+                <w:szCs w:val="20"/>
+              </w:rPr>
+              <w:t xml:space="preserve">-</w:t>
+            </w:r>
+          </w:p>
+        </w:tc>
+        <w:tc>
+          <w:tcPr>
+            <w:tcW w:type="pct" w:w="14%"/>
+            <w:shd w:fill="F2F6FC" w:val="clear"/>
+          </w:tcPr>
+          <w:p>
+            <w:pPr>
+              <w:jc w:val="left"/>
+            </w:pPr>
+            <w:r>
+              <w:rPr>
+                <w:rFonts w:ascii="宋体" w:cs="宋体" w:eastAsia="宋体" w:hAnsi="宋体"/>
+                <w:b w:val="false"/>
+                <w:bCs w:val="false"/>
+                <w:sz w:val="20"/>
+                <w:szCs w:val="20"/>
+              </w:rPr>
+              <w:t xml:space="preserve">n</w:t>
+            </w:r>
+          </w:p>
+        </w:tc>
+        <w:tc>
+          <w:tcPr>
+            <w:tcW w:type="pct" w:w="42%"/>
+            <w:shd w:fill="F2F6FC" w:val="clear"/>
+          </w:tcPr>
+          <w:p>
+            <w:pPr>
+              <w:jc w:val="left"/>
+            </w:pPr>
+            <w:r>
+              <w:rPr>
+                <w:rFonts w:ascii="宋体" w:cs="宋体" w:eastAsia="宋体" w:hAnsi="宋体"/>
+                <w:b w:val="false"/>
+                <w:bCs w:val="false"/>
+                <w:sz w:val="20"/>
+                <w:szCs w:val="20"/>
+              </w:rPr>
+              <w:t xml:space="preserve">0/8 OTP 已使用</w:t>
+            </w:r>
+          </w:p>
+        </w:tc>
+      </w:tr>
+      <w:tr>
+        <w:tc>
+          <w:tcPr>
+            <w:tcW w:type="pct" w:w="16%"/>
+          </w:tcPr>
+          <w:p>
+            <w:pPr>
+              <w:jc w:val="center"/>
+            </w:pPr>
+            <w:r>
+              <w:rPr>
+                <w:rFonts w:ascii="Consolas" w:cs="Consolas" w:eastAsia="Consolas" w:hAnsi="Consolas"/>
+                <w:b w:val="false"/>
+                <w:bCs w:val="false"/>
+                <w:sz w:val="20"/>
+                <w:szCs w:val="20"/>
+              </w:rPr>
+              <w:t xml:space="preserve">UCB_ECPRIO</w:t>
+            </w:r>
+          </w:p>
+        </w:tc>
+        <w:tc>
+          <w:tcPr>
+            <w:tcW w:type="pct" w:w="16%"/>
+          </w:tcPr>
+          <w:p>
+            <w:pPr>
+              <w:jc w:val="center"/>
+            </w:pPr>
+            <w:r>
+              <w:rPr>
+                <w:rFonts w:ascii="Consolas" w:cs="Consolas" w:eastAsia="Consolas" w:hAnsi="Consolas"/>
+                <w:b w:val="false"/>
+                <w:bCs w:val="false"/>
+                <w:sz w:val="20"/>
+                <w:szCs w:val="20"/>
+              </w:rPr>
+              <w:t xml:space="preserve">n</w:t>
+            </w:r>
+          </w:p>
+        </w:tc>
+        <w:tc>
+          <w:tcPr>
+            <w:tcW w:type="pct" w:w="12%"/>
+          </w:tcPr>
+          <w:p>
+            <w:pPr>
+              <w:jc w:val="left"/>
+            </w:pPr>
+            <w:r>
+              <w:rPr>
+                <w:rFonts w:ascii="宋体" w:cs="宋体" w:eastAsia="宋体" w:hAnsi="宋体"/>
+                <w:b w:val="false"/>
+                <w:bCs w:val="false"/>
+                <w:sz w:val="20"/>
+                <w:szCs w:val="20"/>
+              </w:rPr>
+              <w:t xml:space="preserve">-</w:t>
+            </w:r>
+          </w:p>
+        </w:tc>
+        <w:tc>
+          <w:tcPr>
+            <w:tcW w:type="pct" w:w="14%"/>
+          </w:tcPr>
+          <w:p>
+            <w:pPr>
+              <w:jc w:val="left"/>
+            </w:pPr>
+            <w:r>
+              <w:rPr>
+                <w:rFonts w:ascii="宋体" w:cs="宋体" w:eastAsia="宋体" w:hAnsi="宋体"/>
+                <w:b w:val="false"/>
+                <w:bCs w:val="false"/>
+                <w:sz w:val="20"/>
+                <w:szCs w:val="20"/>
+              </w:rPr>
+              <w:t xml:space="preserve">n</w:t>
+            </w:r>
+          </w:p>
+        </w:tc>
+        <w:tc>
+          <w:tcPr>
+            <w:tcW w:type="pct" w:w="42%"/>
+          </w:tcPr>
+          <w:p>
+            <w:pPr>
+              <w:jc w:val="left"/>
+            </w:pPr>
+            <w:r>
+              <w:rPr>
+                <w:rFonts w:ascii="宋体" w:cs="宋体" w:eastAsia="宋体" w:hAnsi="宋体"/>
+                <w:b w:val="false"/>
+                <w:bCs w:val="false"/>
+                <w:sz w:val="20"/>
+                <w:szCs w:val="20"/>
+              </w:rPr>
+              <w:t xml:space="preserve">默认擦除计数器优先级</w:t>
+            </w:r>
+          </w:p>
+        </w:tc>
+      </w:tr>
+    </w:tbl>
+    <w:p>
+      <w:pPr>
+        <w:spacing w:after="100" w:line="320"/>
+        <w:jc w:val="both"/>
+      </w:pPr>
+      <w:r>
+        <w:rPr>
+          <w:rFonts w:ascii="宋体" w:cs="宋体" w:eastAsia="宋体" w:hAnsi="宋体"/>
+          <w:sz w:val="22"/>
+          <w:szCs w:val="22"/>
+        </w:rPr>
+        <w:t xml:space="preserve"> </w:t>
+      </w:r>
+    </w:p>
+    <w:p>
+      <w:pPr>
+        <w:spacing w:after="100" w:line="320"/>
+        <w:jc w:val="both"/>
+      </w:pPr>
+      <w:r>
+        <w:rPr>
+          <w:rFonts w:ascii="宋体" w:cs="宋体" w:eastAsia="宋体" w:hAnsi="宋体"/>
+          <w:sz w:val="22"/>
+          <w:szCs w:val="22"/>
+        </w:rPr>
+        <w:t xml:space="preserve">结论：该 TC334 开发板所有 UCB 均为未锁定（IsConfirmed = n）状态，4 个 BMHD 均已正确编程（IsValid = y），启动地址为 0xA0000000，调试接口完全开放。这是标准的开发阶段配置。</w:t>
       </w:r>
     </w:p>
     <w:p>
